--- a/lab10/Report/Report.docx
+++ b/lab10/Report/Report.docx
@@ -55,14 +55,7 @@
           <w:sz w:val="28"/>
           <w:szCs w:val="28"/>
         </w:rPr>
-        <w:t>Механіко-технологічний факульте</w:t>
-      </w:r>
-      <w:r>
-        <w:rPr>
-          <w:sz w:val="28"/>
-          <w:szCs w:val="28"/>
-        </w:rPr>
-        <w:t>т</w:t>
+        <w:t>Механіко-технологічний факультет</w:t>
       </w:r>
     </w:p>
     <w:p>
@@ -7384,6 +7377,5761 @@
           <w:lang w:val="ru-RU"/>
         </w:rPr>
       </w:pPr>
+    </w:p>
+    <w:p>
+      <w:pPr>
+        <w:pStyle w:val="a7"/>
+        <w:spacing w:before="0" w:beforeAutospacing="0" w:after="0" w:afterAutospacing="0" w:line="360" w:lineRule="auto"/>
+        <w:jc w:val="both"/>
+        <w:rPr>
+          <w:b/>
+          <w:bCs/>
+          <w:sz w:val="28"/>
+          <w:szCs w:val="28"/>
+          <w:lang w:val="en-US"/>
+        </w:rPr>
+      </w:pPr>
+      <w:r>
+        <w:rPr>
+          <w:b/>
+          <w:bCs/>
+          <w:sz w:val="28"/>
+          <w:szCs w:val="28"/>
+          <w:lang w:val="ru-RU"/>
+        </w:rPr>
+        <w:t>Тест-кейси</w:t>
+      </w:r>
+      <w:r>
+        <w:rPr>
+          <w:b/>
+          <w:bCs/>
+          <w:sz w:val="28"/>
+          <w:szCs w:val="28"/>
+          <w:lang w:val="en-US"/>
+        </w:rPr>
+        <w:t>:</w:t>
+      </w:r>
+    </w:p>
+    <w:p>
+      <w:pPr>
+        <w:pStyle w:val="a7"/>
+        <w:spacing w:before="0" w:beforeAutospacing="0" w:after="0" w:afterAutospacing="0" w:line="360" w:lineRule="auto"/>
+        <w:ind w:firstLine="706"/>
+        <w:jc w:val="both"/>
+        <w:rPr>
+          <w:b/>
+          <w:bCs/>
+          <w:sz w:val="28"/>
+          <w:szCs w:val="28"/>
+          <w:lang w:val="en-US"/>
+        </w:rPr>
+      </w:pPr>
+    </w:p>
+    <w:tbl>
+      <w:tblPr>
+        <w:tblpPr w:leftFromText="180" w:rightFromText="180" w:vertAnchor="text" w:tblpXSpec="right" w:tblpY="1"/>
+        <w:tblOverlap w:val="never"/>
+        <w:tblW w:w="0" w:type="auto"/>
+        <w:tblBorders>
+          <w:top w:val="single" w:sz="18" w:space="0" w:color="999999"/>
+          <w:left w:val="single" w:sz="18" w:space="0" w:color="999999"/>
+          <w:bottom w:val="single" w:sz="18" w:space="0" w:color="999999"/>
+          <w:right w:val="single" w:sz="18" w:space="0" w:color="999999"/>
+          <w:insideH w:val="single" w:sz="18" w:space="0" w:color="999999"/>
+          <w:insideV w:val="single" w:sz="18" w:space="0" w:color="999999"/>
+        </w:tblBorders>
+        <w:tblLook w:val="0000" w:firstRow="0" w:lastRow="0" w:firstColumn="0" w:lastColumn="0" w:noHBand="0" w:noVBand="0"/>
+      </w:tblPr>
+      <w:tblGrid>
+        <w:gridCol w:w="2646"/>
+        <w:gridCol w:w="3296"/>
+      </w:tblGrid>
+      <w:tr>
+        <w:trPr>
+          <w:trHeight w:val="567"/>
+        </w:trPr>
+        <w:tc>
+          <w:tcPr>
+            <w:tcW w:w="2646" w:type="dxa"/>
+            <w:vAlign w:val="center"/>
+          </w:tcPr>
+          <w:p>
+            <w:pPr>
+              <w:ind w:right="-214"/>
+              <w:rPr>
+                <w:sz w:val="20"/>
+                <w:szCs w:val="20"/>
+              </w:rPr>
+            </w:pPr>
+            <w:r>
+              <w:rPr>
+                <w:sz w:val="20"/>
+                <w:szCs w:val="20"/>
+              </w:rPr>
+              <w:t>Назва тестового набору</w:t>
+            </w:r>
+          </w:p>
+          <w:p>
+            <w:pPr>
+              <w:ind w:right="-214"/>
+              <w:rPr>
+                <w:sz w:val="20"/>
+                <w:szCs w:val="20"/>
+              </w:rPr>
+            </w:pPr>
+            <w:r>
+              <w:rPr>
+                <w:rFonts w:ascii="Arial" w:hAnsi="Arial" w:cs="Arial"/>
+                <w:sz w:val="20"/>
+                <w:szCs w:val="20"/>
+              </w:rPr>
+              <w:t>Test Suite Description</w:t>
+            </w:r>
+          </w:p>
+        </w:tc>
+        <w:tc>
+          <w:tcPr>
+            <w:tcW w:w="3296" w:type="dxa"/>
+            <w:vAlign w:val="center"/>
+          </w:tcPr>
+          <w:p>
+            <w:pPr>
+              <w:ind w:left="104"/>
+              <w:rPr>
+                <w:rFonts w:ascii="Arial Narrow" w:hAnsi="Arial Narrow"/>
+                <w:sz w:val="25"/>
+                <w:szCs w:val="25"/>
+                <w:lang w:val="ru-RU"/>
+              </w:rPr>
+            </w:pPr>
+            <w:r>
+              <w:rPr>
+                <w:rFonts w:ascii="Arial Narrow" w:hAnsi="Arial Narrow"/>
+                <w:sz w:val="25"/>
+                <w:szCs w:val="25"/>
+                <w:lang w:val="en-US"/>
+              </w:rPr>
+              <w:t>Task</w:t>
+            </w:r>
+            <w:r>
+              <w:rPr>
+                <w:rFonts w:ascii="Arial Narrow" w:hAnsi="Arial Narrow"/>
+                <w:sz w:val="25"/>
+                <w:szCs w:val="25"/>
+              </w:rPr>
+              <w:t>10</w:t>
+            </w:r>
+            <w:r>
+              <w:rPr>
+                <w:rFonts w:ascii="Arial Narrow" w:hAnsi="Arial Narrow"/>
+                <w:sz w:val="25"/>
+                <w:szCs w:val="25"/>
+                <w:lang w:val="en-US"/>
+              </w:rPr>
+              <w:t>_</w:t>
+            </w:r>
+            <w:r>
+              <w:rPr>
+                <w:rFonts w:ascii="Arial Narrow" w:hAnsi="Arial Narrow"/>
+                <w:sz w:val="25"/>
+                <w:szCs w:val="25"/>
+                <w:lang w:val="ru-RU"/>
+              </w:rPr>
+              <w:t>1</w:t>
+            </w:r>
+          </w:p>
+        </w:tc>
+      </w:tr>
+      <w:tr>
+        <w:trPr>
+          <w:trHeight w:val="567"/>
+        </w:trPr>
+        <w:tc>
+          <w:tcPr>
+            <w:tcW w:w="2646" w:type="dxa"/>
+            <w:vAlign w:val="center"/>
+          </w:tcPr>
+          <w:p>
+            <w:pPr>
+              <w:ind w:right="-214"/>
+              <w:rPr>
+                <w:sz w:val="20"/>
+                <w:szCs w:val="20"/>
+              </w:rPr>
+            </w:pPr>
+            <w:r>
+              <w:rPr>
+                <w:sz w:val="20"/>
+                <w:szCs w:val="20"/>
+              </w:rPr>
+              <w:t>Назва проекта / ПЗ</w:t>
+            </w:r>
+          </w:p>
+          <w:p>
+            <w:pPr>
+              <w:ind w:right="-214"/>
+              <w:rPr>
+                <w:sz w:val="20"/>
+                <w:szCs w:val="20"/>
+              </w:rPr>
+            </w:pPr>
+            <w:r>
+              <w:rPr>
+                <w:rFonts w:ascii="Arial" w:hAnsi="Arial" w:cs="Arial"/>
+                <w:sz w:val="20"/>
+                <w:szCs w:val="20"/>
+              </w:rPr>
+              <w:t>Name of Project / Software</w:t>
+            </w:r>
+          </w:p>
+        </w:tc>
+        <w:tc>
+          <w:tcPr>
+            <w:tcW w:w="3296" w:type="dxa"/>
+            <w:vAlign w:val="center"/>
+          </w:tcPr>
+          <w:p>
+            <w:pPr>
+              <w:ind w:left="104"/>
+              <w:rPr>
+                <w:rFonts w:ascii="Arial Narrow" w:hAnsi="Arial Narrow"/>
+                <w:sz w:val="25"/>
+                <w:szCs w:val="25"/>
+                <w:lang w:val="en-US"/>
+              </w:rPr>
+            </w:pPr>
+            <w:r>
+              <w:rPr>
+                <w:rFonts w:ascii="Arial Narrow" w:hAnsi="Arial Narrow"/>
+                <w:sz w:val="25"/>
+                <w:szCs w:val="25"/>
+                <w:lang w:val="en-US"/>
+              </w:rPr>
+              <w:t>TestDriver.exe</w:t>
+            </w:r>
+          </w:p>
+        </w:tc>
+      </w:tr>
+      <w:tr>
+        <w:trPr>
+          <w:trHeight w:val="567"/>
+        </w:trPr>
+        <w:tc>
+          <w:tcPr>
+            <w:tcW w:w="2646" w:type="dxa"/>
+            <w:vAlign w:val="center"/>
+          </w:tcPr>
+          <w:p>
+            <w:pPr>
+              <w:ind w:right="-214"/>
+              <w:rPr>
+                <w:sz w:val="20"/>
+                <w:szCs w:val="20"/>
+              </w:rPr>
+            </w:pPr>
+            <w:r>
+              <w:rPr>
+                <w:sz w:val="20"/>
+                <w:szCs w:val="20"/>
+              </w:rPr>
+              <w:t>Рівень тестування</w:t>
+            </w:r>
+          </w:p>
+          <w:p>
+            <w:pPr>
+              <w:ind w:right="-214"/>
+              <w:rPr>
+                <w:rFonts w:ascii="Arial" w:hAnsi="Arial" w:cs="Arial"/>
+                <w:sz w:val="20"/>
+                <w:szCs w:val="20"/>
+              </w:rPr>
+            </w:pPr>
+            <w:r>
+              <w:rPr>
+                <w:rFonts w:ascii="Arial" w:hAnsi="Arial" w:cs="Arial"/>
+                <w:sz w:val="20"/>
+                <w:szCs w:val="20"/>
+              </w:rPr>
+              <w:t>Level of Testing</w:t>
+            </w:r>
+          </w:p>
+        </w:tc>
+        <w:tc>
+          <w:tcPr>
+            <w:tcW w:w="3296" w:type="dxa"/>
+            <w:vAlign w:val="center"/>
+          </w:tcPr>
+          <w:p>
+            <w:pPr>
+              <w:ind w:left="104" w:right="-218"/>
+              <w:rPr>
+                <w:rFonts w:ascii="Arial Narrow" w:hAnsi="Arial Narrow"/>
+                <w:sz w:val="25"/>
+                <w:szCs w:val="25"/>
+                <w:lang w:val="en-US"/>
+              </w:rPr>
+            </w:pPr>
+            <w:r>
+              <w:rPr>
+                <w:rFonts w:ascii="Arial Narrow" w:hAnsi="Arial Narrow"/>
+                <w:sz w:val="25"/>
+                <w:szCs w:val="25"/>
+              </w:rPr>
+              <w:t>модульне</w:t>
+            </w:r>
+            <w:r>
+              <w:rPr>
+                <w:rFonts w:ascii="Arial Narrow" w:hAnsi="Arial Narrow"/>
+                <w:sz w:val="25"/>
+                <w:szCs w:val="25"/>
+                <w:lang w:val="en-US"/>
+              </w:rPr>
+              <w:t xml:space="preserve">/  </w:t>
+            </w:r>
+            <w:r>
+              <w:rPr>
+                <w:rFonts w:ascii="Arial Narrow" w:hAnsi="Arial Narrow"/>
+                <w:sz w:val="22"/>
+                <w:szCs w:val="22"/>
+                <w:lang w:val="en-US"/>
+              </w:rPr>
+              <w:t xml:space="preserve">Unit </w:t>
+            </w:r>
+            <w:r>
+              <w:rPr>
+                <w:rFonts w:ascii="Arial Narrow" w:hAnsi="Arial Narrow"/>
+                <w:sz w:val="22"/>
+                <w:szCs w:val="22"/>
+              </w:rPr>
+              <w:t>Testing</w:t>
+            </w:r>
+          </w:p>
+        </w:tc>
+      </w:tr>
+      <w:tr>
+        <w:trPr>
+          <w:trHeight w:val="567"/>
+        </w:trPr>
+        <w:tc>
+          <w:tcPr>
+            <w:tcW w:w="2646" w:type="dxa"/>
+            <w:vAlign w:val="center"/>
+          </w:tcPr>
+          <w:p>
+            <w:pPr>
+              <w:ind w:right="-214"/>
+              <w:rPr>
+                <w:rFonts w:ascii="Arial" w:hAnsi="Arial" w:cs="Arial"/>
+                <w:sz w:val="20"/>
+                <w:szCs w:val="20"/>
+              </w:rPr>
+            </w:pPr>
+            <w:r>
+              <w:rPr>
+                <w:sz w:val="20"/>
+                <w:szCs w:val="20"/>
+              </w:rPr>
+              <w:t xml:space="preserve">Автор тест-сьюта </w:t>
+            </w:r>
+          </w:p>
+          <w:p>
+            <w:pPr>
+              <w:ind w:right="-214"/>
+              <w:rPr>
+                <w:sz w:val="20"/>
+                <w:szCs w:val="20"/>
+              </w:rPr>
+            </w:pPr>
+            <w:r>
+              <w:rPr>
+                <w:rFonts w:ascii="Arial" w:hAnsi="Arial" w:cs="Arial"/>
+                <w:sz w:val="20"/>
+                <w:szCs w:val="20"/>
+              </w:rPr>
+              <w:t>Test Suite Author</w:t>
+            </w:r>
+          </w:p>
+        </w:tc>
+        <w:tc>
+          <w:tcPr>
+            <w:tcW w:w="3296" w:type="dxa"/>
+            <w:vAlign w:val="center"/>
+          </w:tcPr>
+          <w:p>
+            <w:pPr>
+              <w:ind w:left="104"/>
+              <w:rPr>
+                <w:rFonts w:ascii="Arial Narrow" w:hAnsi="Arial Narrow"/>
+                <w:sz w:val="25"/>
+                <w:szCs w:val="25"/>
+              </w:rPr>
+            </w:pPr>
+            <w:r>
+              <w:rPr>
+                <w:rFonts w:ascii="Arial Narrow" w:hAnsi="Arial Narrow"/>
+                <w:sz w:val="22"/>
+                <w:szCs w:val="22"/>
+              </w:rPr>
+              <w:t>Ніколенко Святослав</w:t>
+            </w:r>
+            <w:r>
+              <w:rPr>
+                <w:rFonts w:ascii="Arial Narrow" w:hAnsi="Arial Narrow"/>
+                <w:sz w:val="22"/>
+                <w:szCs w:val="22"/>
+              </w:rPr>
+              <w:t xml:space="preserve"> </w:t>
+            </w:r>
+          </w:p>
+        </w:tc>
+      </w:tr>
+      <w:tr>
+        <w:trPr>
+          <w:trHeight w:val="567"/>
+        </w:trPr>
+        <w:tc>
+          <w:tcPr>
+            <w:tcW w:w="2646" w:type="dxa"/>
+            <w:vAlign w:val="center"/>
+          </w:tcPr>
+          <w:p>
+            <w:pPr>
+              <w:ind w:right="-214"/>
+              <w:rPr>
+                <w:sz w:val="20"/>
+                <w:szCs w:val="20"/>
+              </w:rPr>
+            </w:pPr>
+            <w:r>
+              <w:rPr>
+                <w:sz w:val="20"/>
+                <w:szCs w:val="20"/>
+              </w:rPr>
+              <w:t xml:space="preserve">Виконавець </w:t>
+            </w:r>
+          </w:p>
+          <w:p>
+            <w:pPr>
+              <w:ind w:right="-214"/>
+              <w:rPr>
+                <w:sz w:val="20"/>
+                <w:szCs w:val="20"/>
+              </w:rPr>
+            </w:pPr>
+            <w:r>
+              <w:rPr>
+                <w:rFonts w:ascii="Arial" w:hAnsi="Arial" w:cs="Arial"/>
+                <w:sz w:val="20"/>
+                <w:szCs w:val="20"/>
+              </w:rPr>
+              <w:t>Implementer</w:t>
+            </w:r>
+          </w:p>
+        </w:tc>
+        <w:tc>
+          <w:tcPr>
+            <w:tcW w:w="3296" w:type="dxa"/>
+            <w:vAlign w:val="center"/>
+          </w:tcPr>
+          <w:p>
+            <w:pPr>
+              <w:ind w:left="104"/>
+              <w:rPr>
+                <w:rFonts w:ascii="Arial Narrow" w:hAnsi="Arial Narrow"/>
+                <w:sz w:val="25"/>
+                <w:szCs w:val="25"/>
+              </w:rPr>
+            </w:pPr>
+            <w:r>
+              <w:rPr>
+                <w:rFonts w:ascii="Arial Narrow" w:hAnsi="Arial Narrow"/>
+                <w:sz w:val="22"/>
+                <w:szCs w:val="22"/>
+              </w:rPr>
+              <w:t>Ніколенко Святослав</w:t>
+            </w:r>
+          </w:p>
+        </w:tc>
+      </w:tr>
+    </w:tbl>
+    <w:p>
+      <w:pPr>
+        <w:jc w:val="center"/>
+        <w:rPr>
+          <w:color w:val="606060"/>
+          <w:spacing w:val="-13"/>
+          <w:sz w:val="38"/>
+          <w:szCs w:val="38"/>
+        </w:rPr>
+      </w:pPr>
+      <w:r>
+        <w:rPr>
+          <w:sz w:val="30"/>
+          <w:szCs w:val="30"/>
+        </w:rPr>
+        <w:br w:type="textWrapping" w:clear="all"/>
+      </w:r>
+    </w:p>
+    <w:tbl>
+      <w:tblPr>
+        <w:tblW w:w="10582" w:type="dxa"/>
+        <w:jc w:val="right"/>
+        <w:tblBorders>
+          <w:top w:val="single" w:sz="18" w:space="0" w:color="999999"/>
+          <w:left w:val="single" w:sz="18" w:space="0" w:color="999999"/>
+          <w:bottom w:val="single" w:sz="18" w:space="0" w:color="999999"/>
+          <w:right w:val="single" w:sz="18" w:space="0" w:color="999999"/>
+          <w:insideH w:val="single" w:sz="18" w:space="0" w:color="999999"/>
+          <w:insideV w:val="single" w:sz="18" w:space="0" w:color="999999"/>
+        </w:tblBorders>
+        <w:tblLook w:val="0000" w:firstRow="0" w:lastRow="0" w:firstColumn="0" w:lastColumn="0" w:noHBand="0" w:noVBand="0"/>
+      </w:tblPr>
+      <w:tblGrid>
+        <w:gridCol w:w="718"/>
+        <w:gridCol w:w="3054"/>
+        <w:gridCol w:w="2720"/>
+        <w:gridCol w:w="1680"/>
+        <w:gridCol w:w="2410"/>
+      </w:tblGrid>
+      <w:tr>
+        <w:trPr>
+          <w:trHeight w:val="1785"/>
+          <w:jc w:val="right"/>
+        </w:trPr>
+        <w:tc>
+          <w:tcPr>
+            <w:tcW w:w="718" w:type="dxa"/>
+            <w:shd w:val="clear" w:color="auto" w:fill="F3F3F3"/>
+            <w:vAlign w:val="bottom"/>
+          </w:tcPr>
+          <w:p>
+            <w:pPr>
+              <w:textAlignment w:val="bottom"/>
+              <w:rPr>
+                <w:rFonts w:ascii="Arial" w:hAnsi="Arial" w:cs="Arial"/>
+                <w:sz w:val="22"/>
+                <w:szCs w:val="22"/>
+              </w:rPr>
+            </w:pPr>
+            <w:r>
+              <w:rPr>
+                <w:rFonts w:ascii="Arial" w:hAnsi="Arial" w:cs="Arial"/>
+                <w:sz w:val="22"/>
+                <w:szCs w:val="22"/>
+                <w:lang w:val="en-US" w:eastAsia="zh-CN" w:bidi="ar"/>
+              </w:rPr>
+              <w:t>Ід-р</w:t>
+            </w:r>
+          </w:p>
+        </w:tc>
+        <w:tc>
+          <w:tcPr>
+            <w:tcW w:w="3054" w:type="dxa"/>
+            <w:shd w:val="clear" w:color="auto" w:fill="F3F3F3"/>
+            <w:vAlign w:val="bottom"/>
+          </w:tcPr>
+          <w:p>
+            <w:pPr>
+              <w:textAlignment w:val="bottom"/>
+              <w:rPr>
+                <w:rFonts w:ascii="Arial" w:hAnsi="Arial" w:cs="Arial"/>
+                <w:b/>
+                <w:bCs/>
+                <w:color w:val="2A2A2A"/>
+                <w:sz w:val="22"/>
+                <w:szCs w:val="22"/>
+              </w:rPr>
+            </w:pPr>
+            <w:r>
+              <w:rPr>
+                <w:rFonts w:ascii="Arial" w:hAnsi="Arial" w:cs="Arial"/>
+                <w:sz w:val="22"/>
+                <w:szCs w:val="22"/>
+                <w:lang w:val="en-US" w:eastAsia="zh-CN" w:bidi="ar"/>
+              </w:rPr>
+              <w:t>Preliminary Steps (Вхідний текст)</w:t>
+            </w:r>
+          </w:p>
+        </w:tc>
+        <w:tc>
+          <w:tcPr>
+            <w:tcW w:w="2720" w:type="dxa"/>
+            <w:shd w:val="clear" w:color="auto" w:fill="F3F3F3"/>
+            <w:vAlign w:val="bottom"/>
+          </w:tcPr>
+          <w:p>
+            <w:pPr>
+              <w:textAlignment w:val="bottom"/>
+              <w:rPr>
+                <w:rFonts w:ascii="Arial" w:hAnsi="Arial" w:cs="Arial"/>
+                <w:sz w:val="22"/>
+                <w:szCs w:val="22"/>
+              </w:rPr>
+            </w:pPr>
+            <w:r>
+              <w:rPr>
+                <w:rFonts w:ascii="Arial" w:hAnsi="Arial" w:cs="Arial"/>
+                <w:sz w:val="22"/>
+                <w:szCs w:val="22"/>
+                <w:lang w:val="en-US" w:eastAsia="zh-CN" w:bidi="ar"/>
+              </w:rPr>
+              <w:t>Action</w:t>
+            </w:r>
+          </w:p>
+        </w:tc>
+        <w:tc>
+          <w:tcPr>
+            <w:tcW w:w="1680" w:type="dxa"/>
+            <w:shd w:val="clear" w:color="auto" w:fill="F3F3F3"/>
+            <w:vAlign w:val="bottom"/>
+          </w:tcPr>
+          <w:p>
+            <w:pPr>
+              <w:textAlignment w:val="bottom"/>
+              <w:rPr>
+                <w:rFonts w:ascii="Arial" w:hAnsi="Arial" w:cs="Arial"/>
+                <w:sz w:val="22"/>
+                <w:szCs w:val="22"/>
+              </w:rPr>
+            </w:pPr>
+            <w:r>
+              <w:rPr>
+                <w:rFonts w:ascii="Arial" w:hAnsi="Arial" w:cs="Arial"/>
+                <w:sz w:val="22"/>
+                <w:szCs w:val="22"/>
+                <w:lang w:val="en-US" w:eastAsia="zh-CN" w:bidi="ar"/>
+              </w:rPr>
+              <w:t>Expected Result (Вихідний файл)</w:t>
+            </w:r>
+          </w:p>
+        </w:tc>
+        <w:tc>
+          <w:tcPr>
+            <w:tcW w:w="2410" w:type="dxa"/>
+            <w:shd w:val="clear" w:color="auto" w:fill="F3F3F3"/>
+            <w:vAlign w:val="center"/>
+          </w:tcPr>
+          <w:p>
+            <w:pPr>
+              <w:ind w:left="-57" w:right="-57"/>
+              <w:jc w:val="center"/>
+              <w:rPr>
+                <w:rFonts w:ascii="Arial" w:hAnsi="Arial" w:cs="Arial"/>
+                <w:sz w:val="22"/>
+                <w:szCs w:val="22"/>
+              </w:rPr>
+            </w:pPr>
+            <w:r>
+              <w:rPr>
+                <w:rFonts w:ascii="Arial" w:hAnsi="Arial" w:cs="Arial"/>
+                <w:sz w:val="22"/>
+                <w:szCs w:val="22"/>
+              </w:rPr>
+              <w:t xml:space="preserve">Результат тестування (пройшов/не вдалося/ заблокований) / </w:t>
+            </w:r>
+          </w:p>
+          <w:p>
+            <w:pPr>
+              <w:ind w:left="-57" w:right="-57"/>
+              <w:jc w:val="center"/>
+              <w:rPr>
+                <w:rFonts w:ascii="Arial" w:hAnsi="Arial" w:cs="Arial"/>
+                <w:sz w:val="22"/>
+                <w:szCs w:val="22"/>
+              </w:rPr>
+            </w:pPr>
+            <w:r>
+              <w:rPr>
+                <w:rFonts w:ascii="Arial" w:hAnsi="Arial" w:cs="Arial"/>
+                <w:sz w:val="22"/>
+                <w:szCs w:val="22"/>
+              </w:rPr>
+              <w:t>Test Result</w:t>
+            </w:r>
+            <w:r>
+              <w:rPr>
+                <w:rFonts w:ascii="Arial" w:hAnsi="Arial" w:cs="Arial"/>
+                <w:sz w:val="22"/>
+                <w:szCs w:val="22"/>
+              </w:rPr>
+              <w:br/>
+              <w:t>(passed/failed/ blocked</w:t>
+            </w:r>
+          </w:p>
+        </w:tc>
+      </w:tr>
+      <w:tr>
+        <w:trPr>
+          <w:trHeight w:val="1134"/>
+          <w:jc w:val="right"/>
+        </w:trPr>
+        <w:tc>
+          <w:tcPr>
+            <w:tcW w:w="718" w:type="dxa"/>
+            <w:vAlign w:val="bottom"/>
+          </w:tcPr>
+          <w:p>
+            <w:pPr>
+              <w:textAlignment w:val="bottom"/>
+              <w:rPr>
+                <w:lang w:val="en-US"/>
+              </w:rPr>
+            </w:pPr>
+            <w:r>
+              <w:rPr>
+                <w:lang w:val="en-US" w:eastAsia="zh-CN" w:bidi="ar"/>
+              </w:rPr>
+              <w:t>TC-10.</w:t>
+            </w:r>
+            <w:r>
+              <w:rPr>
+                <w:lang w:eastAsia="zh-CN" w:bidi="ar"/>
+              </w:rPr>
+              <w:t>1</w:t>
+            </w:r>
+            <w:r>
+              <w:rPr>
+                <w:lang w:val="en-US" w:eastAsia="zh-CN" w:bidi="ar"/>
+              </w:rPr>
+              <w:t>-01</w:t>
+            </w:r>
+          </w:p>
+        </w:tc>
+        <w:tc>
+          <w:tcPr>
+            <w:tcW w:w="3054" w:type="dxa"/>
+            <w:vAlign w:val="bottom"/>
+          </w:tcPr>
+          <w:p>
+            <w:pPr>
+              <w:spacing w:before="100" w:beforeAutospacing="1" w:after="100" w:afterAutospacing="1"/>
+            </w:pPr>
+          </w:p>
+          <w:p>
+            <w:pPr>
+              <w:spacing w:before="100" w:beforeAutospacing="1" w:after="100" w:afterAutospacing="1"/>
+            </w:pPr>
+            <w:r>
+              <w:t xml:space="preserve">1. Створити файл </w:t>
+            </w:r>
+            <w:r>
+              <w:rPr>
+                <w:sz w:val="20"/>
+                <w:szCs w:val="20"/>
+              </w:rPr>
+              <w:t>in1.txt</w:t>
+            </w:r>
+            <w:r>
+              <w:t xml:space="preserve"> з текстом: </w:t>
+            </w:r>
+            <w:r>
+              <w:rPr>
+                <w:i/>
+                <w:iCs/>
+              </w:rPr>
+              <w:t>"Студент написав модуль, а програміст - програма."</w:t>
+            </w:r>
+            <w:r>
+              <w:t xml:space="preserve"> (49 символів).</w:t>
+            </w:r>
+          </w:p>
+          <w:p>
+            <w:r>
+              <w:br/>
+            </w:r>
+          </w:p>
+          <w:p>
+            <w:pPr>
+              <w:spacing w:before="100" w:beforeAutospacing="1" w:after="100" w:afterAutospacing="1"/>
+            </w:pPr>
+            <w:r>
+              <w:lastRenderedPageBreak/>
+              <w:t xml:space="preserve">2. Викликати функцію </w:t>
+            </w:r>
+            <w:r>
+              <w:rPr>
+                <w:sz w:val="20"/>
+                <w:szCs w:val="20"/>
+              </w:rPr>
+              <w:t>task_10_1("in1.txt", "out1.txt")</w:t>
+            </w:r>
+          </w:p>
+          <w:p>
+            <w:pPr>
+              <w:textAlignment w:val="bottom"/>
+              <w:rPr>
+                <w:lang w:val="ru-RU"/>
+              </w:rPr>
+            </w:pPr>
+          </w:p>
+        </w:tc>
+        <w:tc>
+          <w:tcPr>
+            <w:tcW w:w="2720" w:type="dxa"/>
+            <w:vAlign w:val="bottom"/>
+          </w:tcPr>
+          <w:p>
+            <w:pPr>
+              <w:textAlignment w:val="bottom"/>
+            </w:pPr>
+            <w:r>
+              <w:rPr>
+                <w:lang w:val="en-US" w:eastAsia="zh-CN" w:bidi="ar"/>
+              </w:rPr>
+              <w:lastRenderedPageBreak/>
+              <w:t>Task10</w:t>
+            </w:r>
+            <w:r>
+              <w:rPr>
+                <w:lang w:eastAsia="zh-CN" w:bidi="ar"/>
+              </w:rPr>
+              <w:t>_1</w:t>
+            </w:r>
+          </w:p>
+        </w:tc>
+        <w:tc>
+          <w:tcPr>
+            <w:tcW w:w="1680" w:type="dxa"/>
+            <w:vAlign w:val="bottom"/>
+          </w:tcPr>
+          <w:p>
+            <w:pPr>
+              <w:textAlignment w:val="bottom"/>
+              <w:rPr>
+                <w:lang w:val="ru-RU"/>
+              </w:rPr>
+            </w:pPr>
+            <w:r>
+              <w:t xml:space="preserve">Створено </w:t>
+            </w:r>
+            <w:r>
+              <w:rPr>
+                <w:rStyle w:val="HTML"/>
+                <w:rFonts w:ascii="Times New Roman" w:hAnsi="Times New Roman" w:cs="Times New Roman"/>
+              </w:rPr>
+              <w:t>out1.txt</w:t>
+            </w:r>
+            <w:r>
+              <w:t xml:space="preserve">. Зміст: ПІБ автора, кількість символів: 49. Знайдені слова: програма (знайдено), модуль (знайдено), </w:t>
+            </w:r>
+            <w:r>
+              <w:lastRenderedPageBreak/>
+              <w:t>студент (знайдено), програміст (знайдено).</w:t>
+            </w:r>
+          </w:p>
+        </w:tc>
+        <w:tc>
+          <w:tcPr>
+            <w:tcW w:w="2410" w:type="dxa"/>
+            <w:vAlign w:val="center"/>
+          </w:tcPr>
+          <w:p>
+            <w:pPr>
+              <w:rPr>
+                <w:sz w:val="28"/>
+                <w:szCs w:val="28"/>
+                <w:lang w:val="en-US"/>
+              </w:rPr>
+            </w:pPr>
+            <w:r>
+              <w:rPr>
+                <w:sz w:val="28"/>
+                <w:szCs w:val="28"/>
+                <w:lang w:val="en-US"/>
+              </w:rPr>
+              <w:lastRenderedPageBreak/>
+              <w:t>passed</w:t>
+            </w:r>
+          </w:p>
+        </w:tc>
+      </w:tr>
+      <w:tr>
+        <w:trPr>
+          <w:trHeight w:val="1134"/>
+          <w:jc w:val="right"/>
+        </w:trPr>
+        <w:tc>
+          <w:tcPr>
+            <w:tcW w:w="718" w:type="dxa"/>
+            <w:vAlign w:val="bottom"/>
+          </w:tcPr>
+          <w:p>
+            <w:pPr>
+              <w:textAlignment w:val="bottom"/>
+              <w:rPr>
+                <w:lang w:val="en-US"/>
+              </w:rPr>
+            </w:pPr>
+            <w:r>
+              <w:rPr>
+                <w:lang w:val="en-US" w:eastAsia="zh-CN" w:bidi="ar"/>
+              </w:rPr>
+              <w:t>TC-10.</w:t>
+            </w:r>
+            <w:r>
+              <w:rPr>
+                <w:lang w:eastAsia="zh-CN" w:bidi="ar"/>
+              </w:rPr>
+              <w:t>1</w:t>
+            </w:r>
+            <w:r>
+              <w:rPr>
+                <w:lang w:val="en-US" w:eastAsia="zh-CN" w:bidi="ar"/>
+              </w:rPr>
+              <w:t>-02</w:t>
+            </w:r>
+          </w:p>
+        </w:tc>
+        <w:tc>
+          <w:tcPr>
+            <w:tcW w:w="3054" w:type="dxa"/>
+            <w:vAlign w:val="bottom"/>
+          </w:tcPr>
+          <w:p>
+            <w:pPr>
+              <w:spacing w:before="100" w:beforeAutospacing="1" w:after="100" w:afterAutospacing="1"/>
+            </w:pPr>
+            <w:r>
+              <w:t xml:space="preserve">1. Змінити </w:t>
+            </w:r>
+            <w:r>
+              <w:rPr>
+                <w:sz w:val="20"/>
+                <w:szCs w:val="20"/>
+              </w:rPr>
+              <w:t>in1.txt</w:t>
+            </w:r>
+            <w:r>
+              <w:t xml:space="preserve"> на: </w:t>
+            </w:r>
+            <w:r>
+              <w:rPr>
+                <w:i/>
+                <w:iCs/>
+              </w:rPr>
+              <w:t>"Ця дівчина написала код."</w:t>
+            </w:r>
+            <w:r>
+              <w:t xml:space="preserve"> (24 символи).</w:t>
+            </w:r>
+          </w:p>
+          <w:p>
+            <w:r>
+              <w:br/>
+            </w:r>
+          </w:p>
+          <w:p>
+            <w:pPr>
+              <w:spacing w:before="100" w:beforeAutospacing="1" w:after="100" w:afterAutospacing="1"/>
+            </w:pPr>
+            <w:r>
+              <w:t xml:space="preserve">2. Викликати функцію </w:t>
+            </w:r>
+            <w:r>
+              <w:rPr>
+                <w:sz w:val="20"/>
+                <w:szCs w:val="20"/>
+              </w:rPr>
+              <w:t>task_10_1("in1.txt", "out1.txt")</w:t>
+            </w:r>
+          </w:p>
+          <w:p>
+            <w:pPr>
+              <w:textAlignment w:val="bottom"/>
+            </w:pPr>
+          </w:p>
+        </w:tc>
+        <w:tc>
+          <w:tcPr>
+            <w:tcW w:w="2720" w:type="dxa"/>
+            <w:vAlign w:val="bottom"/>
+          </w:tcPr>
+          <w:p>
+            <w:pPr>
+              <w:textAlignment w:val="bottom"/>
+              <w:rPr>
+                <w:lang w:val="en-US"/>
+              </w:rPr>
+            </w:pPr>
+            <w:r>
+              <w:rPr>
+                <w:lang w:val="en-US" w:eastAsia="zh-CN" w:bidi="ar"/>
+              </w:rPr>
+              <w:t>Task10</w:t>
+            </w:r>
+            <w:r>
+              <w:rPr>
+                <w:lang w:eastAsia="zh-CN" w:bidi="ar"/>
+              </w:rPr>
+              <w:t>_1</w:t>
+            </w:r>
+          </w:p>
+        </w:tc>
+        <w:tc>
+          <w:tcPr>
+            <w:tcW w:w="1680" w:type="dxa"/>
+            <w:vAlign w:val="bottom"/>
+          </w:tcPr>
+          <w:p>
+            <w:pPr>
+              <w:textAlignment w:val="bottom"/>
+              <w:rPr>
+                <w:lang w:val="ru-RU"/>
+              </w:rPr>
+            </w:pPr>
+            <w:r>
+              <w:t xml:space="preserve">Файл </w:t>
+            </w:r>
+            <w:r>
+              <w:rPr>
+                <w:rStyle w:val="HTML"/>
+                <w:rFonts w:ascii="Times New Roman" w:hAnsi="Times New Roman" w:cs="Times New Roman"/>
+              </w:rPr>
+              <w:t>out1.txt</w:t>
+            </w:r>
+            <w:r>
+              <w:t xml:space="preserve"> перезаписано. Зміст: ПІБ, символів: 24. Знайдені слова: програма (не знайдено), модуль (не знайдено), студент (не знайдено), програміст (не знайдено).</w:t>
+            </w:r>
+          </w:p>
+        </w:tc>
+        <w:tc>
+          <w:tcPr>
+            <w:tcW w:w="2410" w:type="dxa"/>
+            <w:vAlign w:val="center"/>
+          </w:tcPr>
+          <w:p>
+            <w:pPr>
+              <w:rPr>
+                <w:sz w:val="28"/>
+                <w:szCs w:val="28"/>
+                <w:lang w:val="en-US"/>
+              </w:rPr>
+            </w:pPr>
+            <w:r>
+              <w:rPr>
+                <w:sz w:val="28"/>
+                <w:szCs w:val="28"/>
+                <w:lang w:val="en-US"/>
+              </w:rPr>
+              <w:t>passed</w:t>
+            </w:r>
+          </w:p>
+        </w:tc>
+      </w:tr>
+      <w:tr>
+        <w:trPr>
+          <w:trHeight w:val="1134"/>
+          <w:jc w:val="right"/>
+        </w:trPr>
+        <w:tc>
+          <w:tcPr>
+            <w:tcW w:w="718" w:type="dxa"/>
+            <w:vAlign w:val="bottom"/>
+          </w:tcPr>
+          <w:p>
+            <w:pPr>
+              <w:textAlignment w:val="bottom"/>
+              <w:rPr>
+                <w:lang w:val="en-US"/>
+              </w:rPr>
+            </w:pPr>
+            <w:r>
+              <w:rPr>
+                <w:lang w:val="en-US" w:eastAsia="zh-CN" w:bidi="ar"/>
+              </w:rPr>
+              <w:t>TC-10.</w:t>
+            </w:r>
+            <w:r>
+              <w:rPr>
+                <w:lang w:eastAsia="zh-CN" w:bidi="ar"/>
+              </w:rPr>
+              <w:t>1</w:t>
+            </w:r>
+            <w:r>
+              <w:rPr>
+                <w:lang w:val="en-US" w:eastAsia="zh-CN" w:bidi="ar"/>
+              </w:rPr>
+              <w:t>-03</w:t>
+            </w:r>
+          </w:p>
+        </w:tc>
+        <w:tc>
+          <w:tcPr>
+            <w:tcW w:w="3054" w:type="dxa"/>
+            <w:vAlign w:val="bottom"/>
+          </w:tcPr>
+          <w:p>
+            <w:pPr>
+              <w:spacing w:before="100" w:beforeAutospacing="1" w:after="100" w:afterAutospacing="1"/>
+            </w:pPr>
+            <w:r>
+              <w:t xml:space="preserve">1. Очистити файл </w:t>
+            </w:r>
+            <w:r>
+              <w:rPr>
+                <w:sz w:val="20"/>
+                <w:szCs w:val="20"/>
+              </w:rPr>
+              <w:t>in1.txt</w:t>
+            </w:r>
+            <w:r>
+              <w:t xml:space="preserve"> (зробити його порожнім).</w:t>
+            </w:r>
+          </w:p>
+          <w:p>
+            <w:r>
+              <w:br/>
+            </w:r>
+          </w:p>
+          <w:p>
+            <w:pPr>
+              <w:spacing w:before="100" w:beforeAutospacing="1" w:after="100" w:afterAutospacing="1"/>
+            </w:pPr>
+            <w:r>
+              <w:t xml:space="preserve">2. Викликати функцію </w:t>
+            </w:r>
+            <w:r>
+              <w:rPr>
+                <w:sz w:val="20"/>
+                <w:szCs w:val="20"/>
+              </w:rPr>
+              <w:t>task_10_1("in1.txt", "out1.txt")</w:t>
+            </w:r>
+          </w:p>
+          <w:p>
+            <w:pPr>
+              <w:textAlignment w:val="bottom"/>
+              <w:rPr>
+                <w:lang w:eastAsia="zh-CN" w:bidi="ar"/>
+              </w:rPr>
+            </w:pPr>
+          </w:p>
+        </w:tc>
+        <w:tc>
+          <w:tcPr>
+            <w:tcW w:w="2720" w:type="dxa"/>
+            <w:vAlign w:val="bottom"/>
+          </w:tcPr>
+          <w:p>
+            <w:pPr>
+              <w:textAlignment w:val="bottom"/>
+              <w:rPr>
+                <w:lang w:val="en-US"/>
+              </w:rPr>
+            </w:pPr>
+            <w:r>
+              <w:rPr>
+                <w:lang w:val="en-US" w:eastAsia="zh-CN" w:bidi="ar"/>
+              </w:rPr>
+              <w:t>Task10</w:t>
+            </w:r>
+            <w:r>
+              <w:rPr>
+                <w:lang w:eastAsia="zh-CN" w:bidi="ar"/>
+              </w:rPr>
+              <w:t>_1</w:t>
+            </w:r>
+          </w:p>
+        </w:tc>
+        <w:tc>
+          <w:tcPr>
+            <w:tcW w:w="1680" w:type="dxa"/>
+            <w:vAlign w:val="bottom"/>
+          </w:tcPr>
+          <w:p>
+            <w:pPr>
+              <w:textAlignment w:val="bottom"/>
+              <w:rPr>
+                <w:lang w:val="en-US"/>
+              </w:rPr>
+            </w:pPr>
+            <w:r>
+              <w:t xml:space="preserve">Файл </w:t>
+            </w:r>
+            <w:r>
+              <w:rPr>
+                <w:rStyle w:val="HTML"/>
+                <w:rFonts w:ascii="Times New Roman" w:hAnsi="Times New Roman" w:cs="Times New Roman"/>
+              </w:rPr>
+              <w:t>out1.txt</w:t>
+            </w:r>
+            <w:r>
+              <w:t xml:space="preserve"> перезаписано. Зміст: ПІБ, символів: 0. Усі шукані слова не знайдено. Помилок програми не виникло.</w:t>
+            </w:r>
+          </w:p>
+        </w:tc>
+        <w:tc>
+          <w:tcPr>
+            <w:tcW w:w="2410" w:type="dxa"/>
+            <w:vAlign w:val="center"/>
+          </w:tcPr>
+          <w:p>
+            <w:pPr>
+              <w:rPr>
+                <w:sz w:val="28"/>
+                <w:szCs w:val="28"/>
+                <w:lang w:val="en-US"/>
+              </w:rPr>
+            </w:pPr>
+            <w:r>
+              <w:rPr>
+                <w:sz w:val="28"/>
+                <w:szCs w:val="28"/>
+                <w:lang w:val="en-US"/>
+              </w:rPr>
+              <w:t>passed</w:t>
+            </w:r>
+          </w:p>
+        </w:tc>
+      </w:tr>
+    </w:tbl>
+    <w:p>
+      <w:pPr>
+        <w:pStyle w:val="a7"/>
+        <w:spacing w:before="0" w:beforeAutospacing="0" w:after="0" w:afterAutospacing="0" w:line="360" w:lineRule="auto"/>
+        <w:ind w:firstLine="706"/>
+        <w:jc w:val="both"/>
+        <w:rPr>
+          <w:b/>
+          <w:bCs/>
+          <w:sz w:val="28"/>
+          <w:szCs w:val="28"/>
+          <w:lang w:val="en-US"/>
+        </w:rPr>
+      </w:pPr>
+    </w:p>
+    <w:p>
+      <w:pPr>
+        <w:pStyle w:val="a7"/>
+        <w:spacing w:before="0" w:beforeAutospacing="0" w:after="0" w:afterAutospacing="0" w:line="360" w:lineRule="auto"/>
+        <w:ind w:firstLine="706"/>
+        <w:jc w:val="both"/>
+        <w:rPr>
+          <w:b/>
+          <w:bCs/>
+          <w:sz w:val="28"/>
+          <w:szCs w:val="28"/>
+          <w:lang w:val="en-US"/>
+        </w:rPr>
+      </w:pPr>
+    </w:p>
+    <w:p>
+      <w:pPr>
+        <w:pStyle w:val="a7"/>
+        <w:spacing w:before="0" w:beforeAutospacing="0" w:after="0" w:afterAutospacing="0" w:line="360" w:lineRule="auto"/>
+        <w:ind w:firstLine="706"/>
+        <w:jc w:val="both"/>
+        <w:rPr>
+          <w:b/>
+          <w:bCs/>
+          <w:sz w:val="28"/>
+          <w:szCs w:val="28"/>
+          <w:lang w:val="en-US"/>
+        </w:rPr>
+      </w:pPr>
+    </w:p>
+    <w:p>
+      <w:pPr>
+        <w:pStyle w:val="a7"/>
+        <w:spacing w:before="0" w:beforeAutospacing="0" w:after="0" w:afterAutospacing="0" w:line="360" w:lineRule="auto"/>
+        <w:ind w:firstLine="706"/>
+        <w:jc w:val="both"/>
+        <w:rPr>
+          <w:b/>
+          <w:bCs/>
+          <w:sz w:val="28"/>
+          <w:szCs w:val="28"/>
+          <w:lang w:val="en-US"/>
+        </w:rPr>
+      </w:pPr>
+    </w:p>
+    <w:tbl>
+      <w:tblPr>
+        <w:tblpPr w:leftFromText="180" w:rightFromText="180" w:vertAnchor="text" w:tblpXSpec="right" w:tblpY="1"/>
+        <w:tblOverlap w:val="never"/>
+        <w:tblW w:w="0" w:type="auto"/>
+        <w:tblBorders>
+          <w:top w:val="single" w:sz="18" w:space="0" w:color="999999"/>
+          <w:left w:val="single" w:sz="18" w:space="0" w:color="999999"/>
+          <w:bottom w:val="single" w:sz="18" w:space="0" w:color="999999"/>
+          <w:right w:val="single" w:sz="18" w:space="0" w:color="999999"/>
+          <w:insideH w:val="single" w:sz="18" w:space="0" w:color="999999"/>
+          <w:insideV w:val="single" w:sz="18" w:space="0" w:color="999999"/>
+        </w:tblBorders>
+        <w:tblLook w:val="0000" w:firstRow="0" w:lastRow="0" w:firstColumn="0" w:lastColumn="0" w:noHBand="0" w:noVBand="0"/>
+      </w:tblPr>
+      <w:tblGrid>
+        <w:gridCol w:w="2646"/>
+        <w:gridCol w:w="3296"/>
+      </w:tblGrid>
+      <w:tr>
+        <w:trPr>
+          <w:trHeight w:val="567"/>
+        </w:trPr>
+        <w:tc>
+          <w:tcPr>
+            <w:tcW w:w="2646" w:type="dxa"/>
+            <w:vAlign w:val="center"/>
+          </w:tcPr>
+          <w:p>
+            <w:pPr>
+              <w:ind w:right="-214"/>
+              <w:rPr>
+                <w:sz w:val="20"/>
+                <w:szCs w:val="20"/>
+              </w:rPr>
+            </w:pPr>
+            <w:r>
+              <w:rPr>
+                <w:sz w:val="20"/>
+                <w:szCs w:val="20"/>
+              </w:rPr>
+              <w:t>Назва тестового набору</w:t>
+            </w:r>
+          </w:p>
+          <w:p>
+            <w:pPr>
+              <w:ind w:right="-214"/>
+              <w:rPr>
+                <w:sz w:val="20"/>
+                <w:szCs w:val="20"/>
+              </w:rPr>
+            </w:pPr>
+            <w:r>
+              <w:rPr>
+                <w:rFonts w:ascii="Arial" w:hAnsi="Arial" w:cs="Arial"/>
+                <w:sz w:val="20"/>
+                <w:szCs w:val="20"/>
+              </w:rPr>
+              <w:t>Test Suite Description</w:t>
+            </w:r>
+          </w:p>
+        </w:tc>
+        <w:tc>
+          <w:tcPr>
+            <w:tcW w:w="3296" w:type="dxa"/>
+            <w:vAlign w:val="center"/>
+          </w:tcPr>
+          <w:p>
+            <w:pPr>
+              <w:ind w:left="104"/>
+              <w:rPr>
+                <w:rFonts w:ascii="Arial Narrow" w:hAnsi="Arial Narrow"/>
+                <w:sz w:val="25"/>
+                <w:szCs w:val="25"/>
+                <w:lang w:val="ru-RU"/>
+              </w:rPr>
+            </w:pPr>
+            <w:r>
+              <w:rPr>
+                <w:rFonts w:ascii="Arial Narrow" w:hAnsi="Arial Narrow"/>
+                <w:sz w:val="25"/>
+                <w:szCs w:val="25"/>
+                <w:lang w:val="en-US"/>
+              </w:rPr>
+              <w:t>Task</w:t>
+            </w:r>
+            <w:r>
+              <w:rPr>
+                <w:rFonts w:ascii="Arial Narrow" w:hAnsi="Arial Narrow"/>
+                <w:sz w:val="25"/>
+                <w:szCs w:val="25"/>
+              </w:rPr>
+              <w:t>10</w:t>
+            </w:r>
+            <w:r>
+              <w:rPr>
+                <w:rFonts w:ascii="Arial Narrow" w:hAnsi="Arial Narrow"/>
+                <w:sz w:val="25"/>
+                <w:szCs w:val="25"/>
+                <w:lang w:val="en-US"/>
+              </w:rPr>
+              <w:t>_</w:t>
+            </w:r>
+            <w:r>
+              <w:rPr>
+                <w:rFonts w:ascii="Arial Narrow" w:hAnsi="Arial Narrow"/>
+                <w:sz w:val="25"/>
+                <w:szCs w:val="25"/>
+                <w:lang w:val="ru-RU"/>
+              </w:rPr>
+              <w:t>2</w:t>
+            </w:r>
+          </w:p>
+        </w:tc>
+      </w:tr>
+      <w:tr>
+        <w:trPr>
+          <w:trHeight w:val="567"/>
+        </w:trPr>
+        <w:tc>
+          <w:tcPr>
+            <w:tcW w:w="2646" w:type="dxa"/>
+            <w:vAlign w:val="center"/>
+          </w:tcPr>
+          <w:p>
+            <w:pPr>
+              <w:ind w:right="-214"/>
+              <w:rPr>
+                <w:sz w:val="20"/>
+                <w:szCs w:val="20"/>
+              </w:rPr>
+            </w:pPr>
+            <w:r>
+              <w:rPr>
+                <w:sz w:val="20"/>
+                <w:szCs w:val="20"/>
+              </w:rPr>
+              <w:t>Назва проекта / ПЗ</w:t>
+            </w:r>
+          </w:p>
+          <w:p>
+            <w:pPr>
+              <w:ind w:right="-214"/>
+              <w:rPr>
+                <w:sz w:val="20"/>
+                <w:szCs w:val="20"/>
+              </w:rPr>
+            </w:pPr>
+            <w:r>
+              <w:rPr>
+                <w:rFonts w:ascii="Arial" w:hAnsi="Arial" w:cs="Arial"/>
+                <w:sz w:val="20"/>
+                <w:szCs w:val="20"/>
+              </w:rPr>
+              <w:t>Name of Project / Software</w:t>
+            </w:r>
+          </w:p>
+        </w:tc>
+        <w:tc>
+          <w:tcPr>
+            <w:tcW w:w="3296" w:type="dxa"/>
+            <w:vAlign w:val="center"/>
+          </w:tcPr>
+          <w:p>
+            <w:pPr>
+              <w:ind w:left="104"/>
+              <w:rPr>
+                <w:rFonts w:ascii="Arial Narrow" w:hAnsi="Arial Narrow"/>
+                <w:sz w:val="25"/>
+                <w:szCs w:val="25"/>
+                <w:lang w:val="en-US"/>
+              </w:rPr>
+            </w:pPr>
+            <w:r>
+              <w:rPr>
+                <w:rFonts w:ascii="Arial Narrow" w:hAnsi="Arial Narrow"/>
+                <w:sz w:val="25"/>
+                <w:szCs w:val="25"/>
+                <w:lang w:val="en-US"/>
+              </w:rPr>
+              <w:t>TestDriver.exe</w:t>
+            </w:r>
+          </w:p>
+        </w:tc>
+      </w:tr>
+      <w:tr>
+        <w:trPr>
+          <w:trHeight w:val="567"/>
+        </w:trPr>
+        <w:tc>
+          <w:tcPr>
+            <w:tcW w:w="2646" w:type="dxa"/>
+            <w:vAlign w:val="center"/>
+          </w:tcPr>
+          <w:p>
+            <w:pPr>
+              <w:ind w:right="-214"/>
+              <w:rPr>
+                <w:sz w:val="20"/>
+                <w:szCs w:val="20"/>
+              </w:rPr>
+            </w:pPr>
+            <w:r>
+              <w:rPr>
+                <w:sz w:val="20"/>
+                <w:szCs w:val="20"/>
+              </w:rPr>
+              <w:t>Рівень тестування</w:t>
+            </w:r>
+          </w:p>
+          <w:p>
+            <w:pPr>
+              <w:ind w:right="-214"/>
+              <w:rPr>
+                <w:rFonts w:ascii="Arial" w:hAnsi="Arial" w:cs="Arial"/>
+                <w:sz w:val="20"/>
+                <w:szCs w:val="20"/>
+              </w:rPr>
+            </w:pPr>
+            <w:r>
+              <w:rPr>
+                <w:rFonts w:ascii="Arial" w:hAnsi="Arial" w:cs="Arial"/>
+                <w:sz w:val="20"/>
+                <w:szCs w:val="20"/>
+              </w:rPr>
+              <w:t>Level of Testing</w:t>
+            </w:r>
+          </w:p>
+        </w:tc>
+        <w:tc>
+          <w:tcPr>
+            <w:tcW w:w="3296" w:type="dxa"/>
+            <w:vAlign w:val="center"/>
+          </w:tcPr>
+          <w:p>
+            <w:pPr>
+              <w:ind w:left="104" w:right="-218"/>
+              <w:rPr>
+                <w:rFonts w:ascii="Arial Narrow" w:hAnsi="Arial Narrow"/>
+                <w:sz w:val="25"/>
+                <w:szCs w:val="25"/>
+                <w:lang w:val="en-US"/>
+              </w:rPr>
+            </w:pPr>
+            <w:r>
+              <w:rPr>
+                <w:rFonts w:ascii="Arial Narrow" w:hAnsi="Arial Narrow"/>
+                <w:sz w:val="25"/>
+                <w:szCs w:val="25"/>
+              </w:rPr>
+              <w:t>модульне</w:t>
+            </w:r>
+            <w:r>
+              <w:rPr>
+                <w:rFonts w:ascii="Arial Narrow" w:hAnsi="Arial Narrow"/>
+                <w:sz w:val="25"/>
+                <w:szCs w:val="25"/>
+                <w:lang w:val="en-US"/>
+              </w:rPr>
+              <w:t xml:space="preserve">/  </w:t>
+            </w:r>
+            <w:r>
+              <w:rPr>
+                <w:rFonts w:ascii="Arial Narrow" w:hAnsi="Arial Narrow"/>
+                <w:sz w:val="22"/>
+                <w:szCs w:val="22"/>
+                <w:lang w:val="en-US"/>
+              </w:rPr>
+              <w:t xml:space="preserve">Unit </w:t>
+            </w:r>
+            <w:r>
+              <w:rPr>
+                <w:rFonts w:ascii="Arial Narrow" w:hAnsi="Arial Narrow"/>
+                <w:sz w:val="22"/>
+                <w:szCs w:val="22"/>
+              </w:rPr>
+              <w:t>Testing</w:t>
+            </w:r>
+          </w:p>
+        </w:tc>
+      </w:tr>
+      <w:tr>
+        <w:trPr>
+          <w:trHeight w:val="567"/>
+        </w:trPr>
+        <w:tc>
+          <w:tcPr>
+            <w:tcW w:w="2646" w:type="dxa"/>
+            <w:vAlign w:val="center"/>
+          </w:tcPr>
+          <w:p>
+            <w:pPr>
+              <w:ind w:right="-214"/>
+              <w:rPr>
+                <w:rFonts w:ascii="Arial" w:hAnsi="Arial" w:cs="Arial"/>
+                <w:sz w:val="20"/>
+                <w:szCs w:val="20"/>
+              </w:rPr>
+            </w:pPr>
+            <w:r>
+              <w:rPr>
+                <w:sz w:val="20"/>
+                <w:szCs w:val="20"/>
+              </w:rPr>
+              <w:t xml:space="preserve">Автор тест-сьюта </w:t>
+            </w:r>
+          </w:p>
+          <w:p>
+            <w:pPr>
+              <w:ind w:right="-214"/>
+              <w:rPr>
+                <w:sz w:val="20"/>
+                <w:szCs w:val="20"/>
+              </w:rPr>
+            </w:pPr>
+            <w:r>
+              <w:rPr>
+                <w:rFonts w:ascii="Arial" w:hAnsi="Arial" w:cs="Arial"/>
+                <w:sz w:val="20"/>
+                <w:szCs w:val="20"/>
+              </w:rPr>
+              <w:t>Test Suite Author</w:t>
+            </w:r>
+          </w:p>
+        </w:tc>
+        <w:tc>
+          <w:tcPr>
+            <w:tcW w:w="3296" w:type="dxa"/>
+            <w:vAlign w:val="center"/>
+          </w:tcPr>
+          <w:p>
+            <w:pPr>
+              <w:ind w:left="104"/>
+              <w:rPr>
+                <w:rFonts w:ascii="Arial Narrow" w:hAnsi="Arial Narrow"/>
+                <w:sz w:val="25"/>
+                <w:szCs w:val="25"/>
+              </w:rPr>
+            </w:pPr>
+            <w:r>
+              <w:rPr>
+                <w:rFonts w:ascii="Arial Narrow" w:hAnsi="Arial Narrow"/>
+                <w:sz w:val="22"/>
+                <w:szCs w:val="22"/>
+              </w:rPr>
+              <w:t xml:space="preserve">Ніколенко Святослав </w:t>
+            </w:r>
+            <w:r>
+              <w:rPr>
+                <w:rFonts w:ascii="Arial Narrow" w:hAnsi="Arial Narrow"/>
+                <w:sz w:val="22"/>
+                <w:szCs w:val="22"/>
+              </w:rPr>
+              <w:t xml:space="preserve"> </w:t>
+            </w:r>
+          </w:p>
+        </w:tc>
+      </w:tr>
+      <w:tr>
+        <w:trPr>
+          <w:trHeight w:val="567"/>
+        </w:trPr>
+        <w:tc>
+          <w:tcPr>
+            <w:tcW w:w="2646" w:type="dxa"/>
+            <w:vAlign w:val="center"/>
+          </w:tcPr>
+          <w:p>
+            <w:pPr>
+              <w:ind w:right="-214"/>
+              <w:rPr>
+                <w:sz w:val="20"/>
+                <w:szCs w:val="20"/>
+              </w:rPr>
+            </w:pPr>
+            <w:r>
+              <w:rPr>
+                <w:sz w:val="20"/>
+                <w:szCs w:val="20"/>
+              </w:rPr>
+              <w:t xml:space="preserve">Виконавець </w:t>
+            </w:r>
+          </w:p>
+          <w:p>
+            <w:pPr>
+              <w:ind w:right="-214"/>
+              <w:rPr>
+                <w:sz w:val="20"/>
+                <w:szCs w:val="20"/>
+              </w:rPr>
+            </w:pPr>
+            <w:r>
+              <w:rPr>
+                <w:rFonts w:ascii="Arial" w:hAnsi="Arial" w:cs="Arial"/>
+                <w:sz w:val="20"/>
+                <w:szCs w:val="20"/>
+              </w:rPr>
+              <w:t>Implementer</w:t>
+            </w:r>
+          </w:p>
+        </w:tc>
+        <w:tc>
+          <w:tcPr>
+            <w:tcW w:w="3296" w:type="dxa"/>
+            <w:vAlign w:val="center"/>
+          </w:tcPr>
+          <w:p>
+            <w:pPr>
+              <w:ind w:left="104"/>
+              <w:rPr>
+                <w:rFonts w:ascii="Arial Narrow" w:hAnsi="Arial Narrow"/>
+                <w:sz w:val="25"/>
+                <w:szCs w:val="25"/>
+              </w:rPr>
+            </w:pPr>
+            <w:r>
+              <w:rPr>
+                <w:rFonts w:ascii="Arial Narrow" w:hAnsi="Arial Narrow"/>
+                <w:sz w:val="22"/>
+                <w:szCs w:val="22"/>
+              </w:rPr>
+              <w:t>Ніколенко Святослав</w:t>
+            </w:r>
+          </w:p>
+        </w:tc>
+      </w:tr>
+    </w:tbl>
+    <w:p>
+      <w:pPr>
+        <w:jc w:val="center"/>
+        <w:rPr>
+          <w:color w:val="606060"/>
+          <w:spacing w:val="-13"/>
+          <w:sz w:val="38"/>
+          <w:szCs w:val="38"/>
+        </w:rPr>
+      </w:pPr>
+      <w:r>
+        <w:rPr>
+          <w:sz w:val="30"/>
+          <w:szCs w:val="30"/>
+        </w:rPr>
+        <w:br w:type="textWrapping" w:clear="all"/>
+      </w:r>
+    </w:p>
+    <w:tbl>
+      <w:tblPr>
+        <w:tblW w:w="10582" w:type="dxa"/>
+        <w:jc w:val="right"/>
+        <w:tblBorders>
+          <w:top w:val="single" w:sz="18" w:space="0" w:color="999999"/>
+          <w:left w:val="single" w:sz="18" w:space="0" w:color="999999"/>
+          <w:bottom w:val="single" w:sz="18" w:space="0" w:color="999999"/>
+          <w:right w:val="single" w:sz="18" w:space="0" w:color="999999"/>
+          <w:insideH w:val="single" w:sz="18" w:space="0" w:color="999999"/>
+          <w:insideV w:val="single" w:sz="18" w:space="0" w:color="999999"/>
+        </w:tblBorders>
+        <w:tblLook w:val="0000" w:firstRow="0" w:lastRow="0" w:firstColumn="0" w:lastColumn="0" w:noHBand="0" w:noVBand="0"/>
+      </w:tblPr>
+      <w:tblGrid>
+        <w:gridCol w:w="718"/>
+        <w:gridCol w:w="3054"/>
+        <w:gridCol w:w="2720"/>
+        <w:gridCol w:w="1680"/>
+        <w:gridCol w:w="2410"/>
+      </w:tblGrid>
+      <w:tr>
+        <w:trPr>
+          <w:trHeight w:val="1785"/>
+          <w:jc w:val="right"/>
+        </w:trPr>
+        <w:tc>
+          <w:tcPr>
+            <w:tcW w:w="718" w:type="dxa"/>
+            <w:shd w:val="clear" w:color="auto" w:fill="F3F3F3"/>
+            <w:vAlign w:val="bottom"/>
+          </w:tcPr>
+          <w:p>
+            <w:pPr>
+              <w:textAlignment w:val="bottom"/>
+              <w:rPr>
+                <w:rFonts w:ascii="Arial" w:hAnsi="Arial" w:cs="Arial"/>
+                <w:sz w:val="22"/>
+                <w:szCs w:val="22"/>
+              </w:rPr>
+            </w:pPr>
+            <w:r>
+              <w:rPr>
+                <w:rFonts w:ascii="Arial" w:hAnsi="Arial" w:cs="Arial"/>
+                <w:sz w:val="22"/>
+                <w:szCs w:val="22"/>
+                <w:lang w:val="en-US" w:eastAsia="zh-CN" w:bidi="ar"/>
+              </w:rPr>
+              <w:lastRenderedPageBreak/>
+              <w:t>Ід-р</w:t>
+            </w:r>
+          </w:p>
+        </w:tc>
+        <w:tc>
+          <w:tcPr>
+            <w:tcW w:w="3054" w:type="dxa"/>
+            <w:shd w:val="clear" w:color="auto" w:fill="F3F3F3"/>
+            <w:vAlign w:val="bottom"/>
+          </w:tcPr>
+          <w:p>
+            <w:pPr>
+              <w:textAlignment w:val="bottom"/>
+              <w:rPr>
+                <w:rFonts w:ascii="Arial" w:hAnsi="Arial" w:cs="Arial"/>
+                <w:b/>
+                <w:bCs/>
+                <w:color w:val="2A2A2A"/>
+                <w:sz w:val="22"/>
+                <w:szCs w:val="22"/>
+              </w:rPr>
+            </w:pPr>
+            <w:r>
+              <w:rPr>
+                <w:rFonts w:ascii="Arial" w:hAnsi="Arial" w:cs="Arial"/>
+                <w:sz w:val="22"/>
+                <w:szCs w:val="22"/>
+                <w:lang w:val="en-US" w:eastAsia="zh-CN" w:bidi="ar"/>
+              </w:rPr>
+              <w:t>Preliminary Steps (Вхідний текст)</w:t>
+            </w:r>
+          </w:p>
+        </w:tc>
+        <w:tc>
+          <w:tcPr>
+            <w:tcW w:w="2720" w:type="dxa"/>
+            <w:shd w:val="clear" w:color="auto" w:fill="F3F3F3"/>
+            <w:vAlign w:val="bottom"/>
+          </w:tcPr>
+          <w:p>
+            <w:pPr>
+              <w:textAlignment w:val="bottom"/>
+              <w:rPr>
+                <w:rFonts w:ascii="Arial" w:hAnsi="Arial" w:cs="Arial"/>
+                <w:sz w:val="22"/>
+                <w:szCs w:val="22"/>
+              </w:rPr>
+            </w:pPr>
+            <w:r>
+              <w:rPr>
+                <w:rFonts w:ascii="Arial" w:hAnsi="Arial" w:cs="Arial"/>
+                <w:sz w:val="22"/>
+                <w:szCs w:val="22"/>
+                <w:lang w:val="en-US" w:eastAsia="zh-CN" w:bidi="ar"/>
+              </w:rPr>
+              <w:t>Action</w:t>
+            </w:r>
+          </w:p>
+        </w:tc>
+        <w:tc>
+          <w:tcPr>
+            <w:tcW w:w="1680" w:type="dxa"/>
+            <w:shd w:val="clear" w:color="auto" w:fill="F3F3F3"/>
+            <w:vAlign w:val="bottom"/>
+          </w:tcPr>
+          <w:p>
+            <w:pPr>
+              <w:textAlignment w:val="bottom"/>
+              <w:rPr>
+                <w:rFonts w:ascii="Arial" w:hAnsi="Arial" w:cs="Arial"/>
+                <w:sz w:val="22"/>
+                <w:szCs w:val="22"/>
+              </w:rPr>
+            </w:pPr>
+            <w:r>
+              <w:rPr>
+                <w:rFonts w:ascii="Arial" w:hAnsi="Arial" w:cs="Arial"/>
+                <w:sz w:val="22"/>
+                <w:szCs w:val="22"/>
+                <w:lang w:val="en-US" w:eastAsia="zh-CN" w:bidi="ar"/>
+              </w:rPr>
+              <w:t>Expected Result (Вихідний файл)</w:t>
+            </w:r>
+          </w:p>
+        </w:tc>
+        <w:tc>
+          <w:tcPr>
+            <w:tcW w:w="2410" w:type="dxa"/>
+            <w:shd w:val="clear" w:color="auto" w:fill="F3F3F3"/>
+            <w:vAlign w:val="center"/>
+          </w:tcPr>
+          <w:p>
+            <w:pPr>
+              <w:ind w:left="-57" w:right="-57"/>
+              <w:jc w:val="center"/>
+              <w:rPr>
+                <w:rFonts w:ascii="Arial" w:hAnsi="Arial" w:cs="Arial"/>
+                <w:sz w:val="22"/>
+                <w:szCs w:val="22"/>
+              </w:rPr>
+            </w:pPr>
+            <w:r>
+              <w:rPr>
+                <w:rFonts w:ascii="Arial" w:hAnsi="Arial" w:cs="Arial"/>
+                <w:sz w:val="22"/>
+                <w:szCs w:val="22"/>
+              </w:rPr>
+              <w:t xml:space="preserve">Результат тестування (пройшов/не вдалося/ заблокований) / </w:t>
+            </w:r>
+          </w:p>
+          <w:p>
+            <w:pPr>
+              <w:ind w:left="-57" w:right="-57"/>
+              <w:jc w:val="center"/>
+              <w:rPr>
+                <w:rFonts w:ascii="Arial" w:hAnsi="Arial" w:cs="Arial"/>
+                <w:sz w:val="22"/>
+                <w:szCs w:val="22"/>
+              </w:rPr>
+            </w:pPr>
+            <w:r>
+              <w:rPr>
+                <w:rFonts w:ascii="Arial" w:hAnsi="Arial" w:cs="Arial"/>
+                <w:sz w:val="22"/>
+                <w:szCs w:val="22"/>
+              </w:rPr>
+              <w:t>Test Result</w:t>
+            </w:r>
+            <w:r>
+              <w:rPr>
+                <w:rFonts w:ascii="Arial" w:hAnsi="Arial" w:cs="Arial"/>
+                <w:sz w:val="22"/>
+                <w:szCs w:val="22"/>
+              </w:rPr>
+              <w:br/>
+              <w:t>(passed/failed/ blocked</w:t>
+            </w:r>
+          </w:p>
+        </w:tc>
+      </w:tr>
+      <w:tr>
+        <w:trPr>
+          <w:trHeight w:val="1134"/>
+          <w:jc w:val="right"/>
+        </w:trPr>
+        <w:tc>
+          <w:tcPr>
+            <w:tcW w:w="718" w:type="dxa"/>
+            <w:vAlign w:val="bottom"/>
+          </w:tcPr>
+          <w:p>
+            <w:pPr>
+              <w:textAlignment w:val="bottom"/>
+              <w:rPr>
+                <w:lang w:val="en-US"/>
+              </w:rPr>
+            </w:pPr>
+            <w:r>
+              <w:rPr>
+                <w:lang w:val="en-US" w:eastAsia="zh-CN" w:bidi="ar"/>
+              </w:rPr>
+              <w:t>TC-10.2-01</w:t>
+            </w:r>
+          </w:p>
+        </w:tc>
+        <w:tc>
+          <w:tcPr>
+            <w:tcW w:w="3054" w:type="dxa"/>
+            <w:vAlign w:val="bottom"/>
+          </w:tcPr>
+          <w:p>
+            <w:pPr>
+              <w:spacing w:before="100" w:beforeAutospacing="1" w:after="100" w:afterAutospacing="1"/>
+            </w:pPr>
+            <w:r>
+              <w:t xml:space="preserve">1. Створити файл </w:t>
+            </w:r>
+            <w:r>
+              <w:rPr>
+                <w:sz w:val="20"/>
+                <w:szCs w:val="20"/>
+              </w:rPr>
+              <w:t>in2.txt</w:t>
+            </w:r>
+            <w:r>
+              <w:t xml:space="preserve"> з текстом: </w:t>
+            </w:r>
+            <w:r>
+              <w:rPr>
+                <w:i/>
+                <w:iCs/>
+              </w:rPr>
+              <w:t>"Сьогодні 2023 рік, 10 місяць."</w:t>
+            </w:r>
+          </w:p>
+          <w:p>
+            <w:r>
+              <w:br/>
+            </w:r>
+          </w:p>
+          <w:p>
+            <w:pPr>
+              <w:spacing w:before="100" w:beforeAutospacing="1" w:after="100" w:afterAutospacing="1"/>
+            </w:pPr>
+            <w:r>
+              <w:t xml:space="preserve">2. Викликати функцію </w:t>
+            </w:r>
+            <w:r>
+              <w:rPr>
+                <w:sz w:val="20"/>
+                <w:szCs w:val="20"/>
+              </w:rPr>
+              <w:t>task_10_2("in2.txt")</w:t>
+            </w:r>
+          </w:p>
+          <w:p>
+            <w:pPr>
+              <w:textAlignment w:val="bottom"/>
+            </w:pPr>
+          </w:p>
+        </w:tc>
+        <w:tc>
+          <w:tcPr>
+            <w:tcW w:w="2720" w:type="dxa"/>
+            <w:vAlign w:val="bottom"/>
+          </w:tcPr>
+          <w:p>
+            <w:pPr>
+              <w:textAlignment w:val="bottom"/>
+              <w:rPr>
+                <w:lang w:val="en-US"/>
+              </w:rPr>
+            </w:pPr>
+            <w:r>
+              <w:rPr>
+                <w:lang w:val="en-US" w:eastAsia="zh-CN" w:bidi="ar"/>
+              </w:rPr>
+              <w:t>Task10_2</w:t>
+            </w:r>
+          </w:p>
+        </w:tc>
+        <w:tc>
+          <w:tcPr>
+            <w:tcW w:w="1680" w:type="dxa"/>
+            <w:vAlign w:val="bottom"/>
+          </w:tcPr>
+          <w:p>
+            <w:pPr>
+              <w:textAlignment w:val="bottom"/>
+              <w:rPr>
+                <w:lang w:val="ru-RU"/>
+              </w:rPr>
+            </w:pPr>
+            <w:r>
+              <w:t xml:space="preserve">До файлу </w:t>
+            </w:r>
+            <w:r>
+              <w:rPr>
+                <w:rStyle w:val="HTML"/>
+                <w:rFonts w:ascii="Times New Roman" w:hAnsi="Times New Roman" w:cs="Times New Roman"/>
+              </w:rPr>
+              <w:t>in2.txt</w:t>
+            </w:r>
+            <w:r>
+              <w:t xml:space="preserve"> дописано новий абзац: </w:t>
+            </w:r>
+            <w:r>
+              <w:rPr>
+                <w:i/>
+                <w:iCs/>
+              </w:rPr>
+              <w:t>"Кількість цифр у файлі: 6"</w:t>
+            </w:r>
+            <w:r>
+              <w:t>, а також з нового рядка вказано поточну дату та час системи.</w:t>
+            </w:r>
+          </w:p>
+        </w:tc>
+        <w:tc>
+          <w:tcPr>
+            <w:tcW w:w="2410" w:type="dxa"/>
+            <w:vAlign w:val="center"/>
+          </w:tcPr>
+          <w:p>
+            <w:pPr>
+              <w:rPr>
+                <w:sz w:val="28"/>
+                <w:szCs w:val="28"/>
+                <w:lang w:val="en-US"/>
+              </w:rPr>
+            </w:pPr>
+            <w:r>
+              <w:rPr>
+                <w:sz w:val="28"/>
+                <w:szCs w:val="28"/>
+                <w:lang w:val="en-US"/>
+              </w:rPr>
+              <w:t>passed</w:t>
+            </w:r>
+          </w:p>
+        </w:tc>
+      </w:tr>
+      <w:tr>
+        <w:trPr>
+          <w:trHeight w:val="1134"/>
+          <w:jc w:val="right"/>
+        </w:trPr>
+        <w:tc>
+          <w:tcPr>
+            <w:tcW w:w="718" w:type="dxa"/>
+            <w:vAlign w:val="bottom"/>
+          </w:tcPr>
+          <w:p>
+            <w:pPr>
+              <w:textAlignment w:val="bottom"/>
+              <w:rPr>
+                <w:lang w:val="en-US"/>
+              </w:rPr>
+            </w:pPr>
+            <w:r>
+              <w:rPr>
+                <w:lang w:val="en-US" w:eastAsia="zh-CN" w:bidi="ar"/>
+              </w:rPr>
+              <w:t>TC-10.2-02</w:t>
+            </w:r>
+          </w:p>
+        </w:tc>
+        <w:tc>
+          <w:tcPr>
+            <w:tcW w:w="3054" w:type="dxa"/>
+            <w:vAlign w:val="bottom"/>
+          </w:tcPr>
+          <w:p>
+            <w:pPr>
+              <w:spacing w:before="100" w:beforeAutospacing="1" w:after="100" w:afterAutospacing="1"/>
+            </w:pPr>
+            <w:r>
+              <w:t xml:space="preserve">1. Створити файл </w:t>
+            </w:r>
+            <w:r>
+              <w:rPr>
+                <w:sz w:val="20"/>
+                <w:szCs w:val="20"/>
+              </w:rPr>
+              <w:t>in2.txt</w:t>
+            </w:r>
+            <w:r>
+              <w:t xml:space="preserve"> з текстом: </w:t>
+            </w:r>
+            <w:r>
+              <w:rPr>
+                <w:i/>
+                <w:iCs/>
+              </w:rPr>
+              <w:t>"Текст взагалі без жодних цифр."</w:t>
+            </w:r>
+          </w:p>
+          <w:p>
+            <w:r>
+              <w:br/>
+            </w:r>
+          </w:p>
+          <w:p>
+            <w:pPr>
+              <w:spacing w:before="100" w:beforeAutospacing="1" w:after="100" w:afterAutospacing="1"/>
+            </w:pPr>
+            <w:r>
+              <w:t xml:space="preserve">2. Викликати функцію </w:t>
+            </w:r>
+            <w:r>
+              <w:rPr>
+                <w:sz w:val="20"/>
+                <w:szCs w:val="20"/>
+              </w:rPr>
+              <w:t>task_10_2("in2.txt")</w:t>
+            </w:r>
+          </w:p>
+          <w:p>
+            <w:pPr>
+              <w:textAlignment w:val="bottom"/>
+            </w:pPr>
+          </w:p>
+        </w:tc>
+        <w:tc>
+          <w:tcPr>
+            <w:tcW w:w="2720" w:type="dxa"/>
+            <w:vAlign w:val="bottom"/>
+          </w:tcPr>
+          <w:p>
+            <w:pPr>
+              <w:textAlignment w:val="bottom"/>
+              <w:rPr>
+                <w:lang w:val="en-US"/>
+              </w:rPr>
+            </w:pPr>
+            <w:r>
+              <w:rPr>
+                <w:lang w:val="en-US" w:eastAsia="zh-CN" w:bidi="ar"/>
+              </w:rPr>
+              <w:t>Task10_2</w:t>
+            </w:r>
+          </w:p>
+        </w:tc>
+        <w:tc>
+          <w:tcPr>
+            <w:tcW w:w="1680" w:type="dxa"/>
+            <w:vAlign w:val="bottom"/>
+          </w:tcPr>
+          <w:p>
+            <w:pPr>
+              <w:textAlignment w:val="bottom"/>
+              <w:rPr>
+                <w:lang w:val="ru-RU"/>
+              </w:rPr>
+            </w:pPr>
+            <w:r>
+              <w:t xml:space="preserve">До файлу </w:t>
+            </w:r>
+            <w:r>
+              <w:rPr>
+                <w:rStyle w:val="HTML"/>
+                <w:rFonts w:ascii="Times New Roman" w:hAnsi="Times New Roman" w:cs="Times New Roman"/>
+              </w:rPr>
+              <w:t>in2.txt</w:t>
+            </w:r>
+            <w:r>
+              <w:t xml:space="preserve"> успішно дописано: </w:t>
+            </w:r>
+            <w:r>
+              <w:rPr>
+                <w:i/>
+                <w:iCs/>
+              </w:rPr>
+              <w:t>"Кількість цифр у файлі: 0"</w:t>
+            </w:r>
+            <w:r>
+              <w:t xml:space="preserve"> та вказано поточну системну дату/час.</w:t>
+            </w:r>
+          </w:p>
+        </w:tc>
+        <w:tc>
+          <w:tcPr>
+            <w:tcW w:w="2410" w:type="dxa"/>
+            <w:vAlign w:val="center"/>
+          </w:tcPr>
+          <w:p>
+            <w:pPr>
+              <w:rPr>
+                <w:sz w:val="28"/>
+                <w:szCs w:val="28"/>
+                <w:lang w:val="en-US"/>
+              </w:rPr>
+            </w:pPr>
+            <w:r>
+              <w:rPr>
+                <w:sz w:val="28"/>
+                <w:szCs w:val="28"/>
+                <w:lang w:val="en-US"/>
+              </w:rPr>
+              <w:t>passed</w:t>
+            </w:r>
+          </w:p>
+        </w:tc>
+      </w:tr>
+      <w:tr>
+        <w:trPr>
+          <w:trHeight w:val="1134"/>
+          <w:jc w:val="right"/>
+        </w:trPr>
+        <w:tc>
+          <w:tcPr>
+            <w:tcW w:w="718" w:type="dxa"/>
+            <w:vAlign w:val="bottom"/>
+          </w:tcPr>
+          <w:p>
+            <w:pPr>
+              <w:textAlignment w:val="bottom"/>
+              <w:rPr>
+                <w:lang w:val="en-US"/>
+              </w:rPr>
+            </w:pPr>
+            <w:r>
+              <w:rPr>
+                <w:lang w:val="en-US" w:eastAsia="zh-CN" w:bidi="ar"/>
+              </w:rPr>
+              <w:t>TC-10.2-03</w:t>
+            </w:r>
+          </w:p>
+        </w:tc>
+        <w:tc>
+          <w:tcPr>
+            <w:tcW w:w="3054" w:type="dxa"/>
+            <w:vAlign w:val="bottom"/>
+          </w:tcPr>
+          <w:p>
+            <w:pPr>
+              <w:spacing w:before="100" w:beforeAutospacing="1" w:after="100" w:afterAutospacing="1"/>
+            </w:pPr>
+            <w:r>
+              <w:t xml:space="preserve">1. Створити файл </w:t>
+            </w:r>
+            <w:r>
+              <w:rPr>
+                <w:sz w:val="20"/>
+                <w:szCs w:val="20"/>
+              </w:rPr>
+              <w:t>in2.txt</w:t>
+            </w:r>
+            <w:r>
+              <w:t xml:space="preserve">, що містить лише цифри: </w:t>
+            </w:r>
+            <w:r>
+              <w:rPr>
+                <w:i/>
+                <w:iCs/>
+              </w:rPr>
+              <w:t>"1234567890"</w:t>
+            </w:r>
+          </w:p>
+          <w:p>
+            <w:r>
+              <w:br/>
+            </w:r>
+          </w:p>
+          <w:p>
+            <w:pPr>
+              <w:spacing w:before="100" w:beforeAutospacing="1" w:after="100" w:afterAutospacing="1"/>
+            </w:pPr>
+            <w:r>
+              <w:t xml:space="preserve">2. Викликати функцію </w:t>
+            </w:r>
+            <w:r>
+              <w:rPr>
+                <w:sz w:val="20"/>
+                <w:szCs w:val="20"/>
+              </w:rPr>
+              <w:t>task_10_2("in2.txt")</w:t>
+            </w:r>
+          </w:p>
+          <w:p>
+            <w:pPr>
+              <w:textAlignment w:val="bottom"/>
+              <w:rPr>
+                <w:lang w:eastAsia="zh-CN" w:bidi="ar"/>
+              </w:rPr>
+            </w:pPr>
+          </w:p>
+        </w:tc>
+        <w:tc>
+          <w:tcPr>
+            <w:tcW w:w="2720" w:type="dxa"/>
+            <w:vAlign w:val="bottom"/>
+          </w:tcPr>
+          <w:p>
+            <w:pPr>
+              <w:textAlignment w:val="bottom"/>
+              <w:rPr>
+                <w:lang w:val="en-US"/>
+              </w:rPr>
+            </w:pPr>
+            <w:r>
+              <w:rPr>
+                <w:lang w:val="en-US" w:eastAsia="zh-CN" w:bidi="ar"/>
+              </w:rPr>
+              <w:t>Task10_2</w:t>
+            </w:r>
+          </w:p>
+        </w:tc>
+        <w:tc>
+          <w:tcPr>
+            <w:tcW w:w="1680" w:type="dxa"/>
+            <w:vAlign w:val="bottom"/>
+          </w:tcPr>
+          <w:p>
+            <w:pPr>
+              <w:textAlignment w:val="bottom"/>
+              <w:rPr>
+                <w:lang w:val="ru-RU"/>
+              </w:rPr>
+            </w:pPr>
+            <w:r>
+              <w:t xml:space="preserve">До файлу </w:t>
+            </w:r>
+            <w:r>
+              <w:rPr>
+                <w:rStyle w:val="HTML"/>
+                <w:rFonts w:ascii="Times New Roman" w:hAnsi="Times New Roman" w:cs="Times New Roman"/>
+              </w:rPr>
+              <w:t>in2.txt</w:t>
+            </w:r>
+            <w:r>
+              <w:t xml:space="preserve"> дописано: </w:t>
+            </w:r>
+            <w:r>
+              <w:rPr>
+                <w:i/>
+                <w:iCs/>
+              </w:rPr>
+              <w:t>"Кількість цифр у файлі: 10"</w:t>
+            </w:r>
+            <w:r>
+              <w:t xml:space="preserve"> та вказано поточну системну дату і час.</w:t>
+            </w:r>
+          </w:p>
+        </w:tc>
+        <w:tc>
+          <w:tcPr>
+            <w:tcW w:w="2410" w:type="dxa"/>
+            <w:vAlign w:val="center"/>
+          </w:tcPr>
+          <w:p>
+            <w:pPr>
+              <w:rPr>
+                <w:sz w:val="28"/>
+                <w:szCs w:val="28"/>
+                <w:lang w:val="en-US"/>
+              </w:rPr>
+            </w:pPr>
+            <w:r>
+              <w:rPr>
+                <w:sz w:val="28"/>
+                <w:szCs w:val="28"/>
+                <w:lang w:val="en-US"/>
+              </w:rPr>
+              <w:t>passed</w:t>
+            </w:r>
+          </w:p>
+        </w:tc>
+      </w:tr>
+    </w:tbl>
+    <w:p>
+      <w:pPr>
+        <w:pStyle w:val="a7"/>
+        <w:spacing w:before="0" w:beforeAutospacing="0" w:after="0" w:afterAutospacing="0" w:line="360" w:lineRule="auto"/>
+        <w:ind w:firstLine="706"/>
+        <w:jc w:val="both"/>
+        <w:rPr>
+          <w:b/>
+          <w:bCs/>
+          <w:sz w:val="28"/>
+          <w:szCs w:val="28"/>
+          <w:lang w:val="en-US"/>
+        </w:rPr>
+      </w:pPr>
+    </w:p>
+    <w:p>
+      <w:pPr>
+        <w:pStyle w:val="a7"/>
+        <w:spacing w:before="0" w:beforeAutospacing="0" w:after="0" w:afterAutospacing="0" w:line="360" w:lineRule="auto"/>
+        <w:ind w:firstLine="706"/>
+        <w:jc w:val="both"/>
+        <w:rPr>
+          <w:b/>
+          <w:bCs/>
+          <w:sz w:val="28"/>
+          <w:szCs w:val="28"/>
+          <w:lang w:val="en-US"/>
+        </w:rPr>
+      </w:pPr>
+    </w:p>
+    <w:p>
+      <w:pPr>
+        <w:pStyle w:val="a7"/>
+        <w:spacing w:before="0" w:beforeAutospacing="0" w:after="0" w:afterAutospacing="0" w:line="360" w:lineRule="auto"/>
+        <w:ind w:firstLine="706"/>
+        <w:jc w:val="both"/>
+        <w:rPr>
+          <w:b/>
+          <w:bCs/>
+          <w:sz w:val="28"/>
+          <w:szCs w:val="28"/>
+          <w:lang w:val="en-US"/>
+        </w:rPr>
+      </w:pPr>
+    </w:p>
+    <w:p>
+      <w:pPr>
+        <w:pStyle w:val="a7"/>
+        <w:spacing w:before="0" w:beforeAutospacing="0" w:after="0" w:afterAutospacing="0" w:line="360" w:lineRule="auto"/>
+        <w:ind w:firstLine="706"/>
+        <w:jc w:val="both"/>
+        <w:rPr>
+          <w:b/>
+          <w:bCs/>
+          <w:sz w:val="28"/>
+          <w:szCs w:val="28"/>
+          <w:lang w:val="en-US"/>
+        </w:rPr>
+      </w:pPr>
+    </w:p>
+    <w:p>
+      <w:pPr>
+        <w:pStyle w:val="a7"/>
+        <w:spacing w:before="0" w:beforeAutospacing="0" w:after="0" w:afterAutospacing="0" w:line="360" w:lineRule="auto"/>
+        <w:ind w:firstLine="706"/>
+        <w:jc w:val="both"/>
+        <w:rPr>
+          <w:b/>
+          <w:bCs/>
+          <w:sz w:val="28"/>
+          <w:szCs w:val="28"/>
+          <w:lang w:val="en-US"/>
+        </w:rPr>
+      </w:pPr>
+    </w:p>
+    <w:p>
+      <w:pPr>
+        <w:pStyle w:val="a7"/>
+        <w:spacing w:before="0" w:beforeAutospacing="0" w:after="0" w:afterAutospacing="0" w:line="360" w:lineRule="auto"/>
+        <w:ind w:firstLine="706"/>
+        <w:jc w:val="both"/>
+        <w:rPr>
+          <w:b/>
+          <w:bCs/>
+          <w:sz w:val="28"/>
+          <w:szCs w:val="28"/>
+          <w:lang w:val="en-US"/>
+        </w:rPr>
+      </w:pPr>
+    </w:p>
+    <w:p>
+      <w:pPr>
+        <w:pStyle w:val="a7"/>
+        <w:spacing w:before="0" w:beforeAutospacing="0" w:after="0" w:afterAutospacing="0" w:line="360" w:lineRule="auto"/>
+        <w:ind w:firstLine="706"/>
+        <w:jc w:val="both"/>
+        <w:rPr>
+          <w:b/>
+          <w:bCs/>
+          <w:sz w:val="28"/>
+          <w:szCs w:val="28"/>
+          <w:lang w:val="en-US"/>
+        </w:rPr>
+      </w:pPr>
+    </w:p>
+    <w:p>
+      <w:pPr>
+        <w:pStyle w:val="a7"/>
+        <w:spacing w:before="0" w:beforeAutospacing="0" w:after="0" w:afterAutospacing="0" w:line="360" w:lineRule="auto"/>
+        <w:ind w:firstLine="706"/>
+        <w:jc w:val="both"/>
+        <w:rPr>
+          <w:b/>
+          <w:bCs/>
+          <w:sz w:val="28"/>
+          <w:szCs w:val="28"/>
+          <w:lang w:val="en-US"/>
+        </w:rPr>
+      </w:pPr>
+    </w:p>
+    <w:tbl>
+      <w:tblPr>
+        <w:tblpPr w:leftFromText="180" w:rightFromText="180" w:vertAnchor="text" w:tblpXSpec="right" w:tblpY="1"/>
+        <w:tblOverlap w:val="never"/>
+        <w:tblW w:w="0" w:type="auto"/>
+        <w:tblBorders>
+          <w:top w:val="single" w:sz="18" w:space="0" w:color="999999"/>
+          <w:left w:val="single" w:sz="18" w:space="0" w:color="999999"/>
+          <w:bottom w:val="single" w:sz="18" w:space="0" w:color="999999"/>
+          <w:right w:val="single" w:sz="18" w:space="0" w:color="999999"/>
+          <w:insideH w:val="single" w:sz="18" w:space="0" w:color="999999"/>
+          <w:insideV w:val="single" w:sz="18" w:space="0" w:color="999999"/>
+        </w:tblBorders>
+        <w:tblLook w:val="0000" w:firstRow="0" w:lastRow="0" w:firstColumn="0" w:lastColumn="0" w:noHBand="0" w:noVBand="0"/>
+      </w:tblPr>
+      <w:tblGrid>
+        <w:gridCol w:w="2646"/>
+        <w:gridCol w:w="3296"/>
+      </w:tblGrid>
+      <w:tr>
+        <w:trPr>
+          <w:trHeight w:val="567"/>
+        </w:trPr>
+        <w:tc>
+          <w:tcPr>
+            <w:tcW w:w="2646" w:type="dxa"/>
+            <w:vAlign w:val="center"/>
+          </w:tcPr>
+          <w:p>
+            <w:pPr>
+              <w:ind w:right="-214"/>
+              <w:rPr>
+                <w:sz w:val="20"/>
+                <w:szCs w:val="20"/>
+              </w:rPr>
+            </w:pPr>
+            <w:r>
+              <w:rPr>
+                <w:sz w:val="20"/>
+                <w:szCs w:val="20"/>
+              </w:rPr>
+              <w:lastRenderedPageBreak/>
+              <w:t>Назва тестового набору</w:t>
+            </w:r>
+          </w:p>
+          <w:p>
+            <w:pPr>
+              <w:ind w:right="-214"/>
+              <w:rPr>
+                <w:sz w:val="20"/>
+                <w:szCs w:val="20"/>
+              </w:rPr>
+            </w:pPr>
+            <w:r>
+              <w:rPr>
+                <w:rFonts w:ascii="Arial" w:hAnsi="Arial" w:cs="Arial"/>
+                <w:sz w:val="20"/>
+                <w:szCs w:val="20"/>
+              </w:rPr>
+              <w:t>Test Suite Description</w:t>
+            </w:r>
+          </w:p>
+        </w:tc>
+        <w:tc>
+          <w:tcPr>
+            <w:tcW w:w="3296" w:type="dxa"/>
+            <w:vAlign w:val="center"/>
+          </w:tcPr>
+          <w:p>
+            <w:pPr>
+              <w:ind w:left="104"/>
+              <w:rPr>
+                <w:rFonts w:ascii="Arial Narrow" w:hAnsi="Arial Narrow"/>
+                <w:sz w:val="25"/>
+                <w:szCs w:val="25"/>
+                <w:lang w:val="ru-RU"/>
+              </w:rPr>
+            </w:pPr>
+            <w:r>
+              <w:rPr>
+                <w:rFonts w:ascii="Arial Narrow" w:hAnsi="Arial Narrow"/>
+                <w:sz w:val="25"/>
+                <w:szCs w:val="25"/>
+                <w:lang w:val="en-US"/>
+              </w:rPr>
+              <w:t>Task</w:t>
+            </w:r>
+            <w:r>
+              <w:rPr>
+                <w:rFonts w:ascii="Arial Narrow" w:hAnsi="Arial Narrow"/>
+                <w:sz w:val="25"/>
+                <w:szCs w:val="25"/>
+              </w:rPr>
+              <w:t>10</w:t>
+            </w:r>
+            <w:r>
+              <w:rPr>
+                <w:rFonts w:ascii="Arial Narrow" w:hAnsi="Arial Narrow"/>
+                <w:sz w:val="25"/>
+                <w:szCs w:val="25"/>
+                <w:lang w:val="en-US"/>
+              </w:rPr>
+              <w:t>_</w:t>
+            </w:r>
+            <w:r>
+              <w:rPr>
+                <w:rFonts w:ascii="Arial Narrow" w:hAnsi="Arial Narrow"/>
+                <w:sz w:val="25"/>
+                <w:szCs w:val="25"/>
+                <w:lang w:val="ru-RU"/>
+              </w:rPr>
+              <w:t>3</w:t>
+            </w:r>
+          </w:p>
+        </w:tc>
+      </w:tr>
+      <w:tr>
+        <w:trPr>
+          <w:trHeight w:val="567"/>
+        </w:trPr>
+        <w:tc>
+          <w:tcPr>
+            <w:tcW w:w="2646" w:type="dxa"/>
+            <w:vAlign w:val="center"/>
+          </w:tcPr>
+          <w:p>
+            <w:pPr>
+              <w:ind w:right="-214"/>
+              <w:rPr>
+                <w:sz w:val="20"/>
+                <w:szCs w:val="20"/>
+              </w:rPr>
+            </w:pPr>
+            <w:r>
+              <w:rPr>
+                <w:sz w:val="20"/>
+                <w:szCs w:val="20"/>
+              </w:rPr>
+              <w:t>Назва проекта / ПЗ</w:t>
+            </w:r>
+          </w:p>
+          <w:p>
+            <w:pPr>
+              <w:ind w:right="-214"/>
+              <w:rPr>
+                <w:sz w:val="20"/>
+                <w:szCs w:val="20"/>
+              </w:rPr>
+            </w:pPr>
+            <w:r>
+              <w:rPr>
+                <w:rFonts w:ascii="Arial" w:hAnsi="Arial" w:cs="Arial"/>
+                <w:sz w:val="20"/>
+                <w:szCs w:val="20"/>
+              </w:rPr>
+              <w:t>Name of Project / Software</w:t>
+            </w:r>
+          </w:p>
+        </w:tc>
+        <w:tc>
+          <w:tcPr>
+            <w:tcW w:w="3296" w:type="dxa"/>
+            <w:vAlign w:val="center"/>
+          </w:tcPr>
+          <w:p>
+            <w:pPr>
+              <w:ind w:left="104"/>
+              <w:rPr>
+                <w:rFonts w:ascii="Arial Narrow" w:hAnsi="Arial Narrow"/>
+                <w:sz w:val="25"/>
+                <w:szCs w:val="25"/>
+                <w:lang w:val="en-US"/>
+              </w:rPr>
+            </w:pPr>
+            <w:r>
+              <w:rPr>
+                <w:rFonts w:ascii="Arial Narrow" w:hAnsi="Arial Narrow"/>
+                <w:sz w:val="25"/>
+                <w:szCs w:val="25"/>
+                <w:lang w:val="en-US"/>
+              </w:rPr>
+              <w:t>TestDriver.exe</w:t>
+            </w:r>
+          </w:p>
+        </w:tc>
+      </w:tr>
+      <w:tr>
+        <w:trPr>
+          <w:trHeight w:val="567"/>
+        </w:trPr>
+        <w:tc>
+          <w:tcPr>
+            <w:tcW w:w="2646" w:type="dxa"/>
+            <w:vAlign w:val="center"/>
+          </w:tcPr>
+          <w:p>
+            <w:pPr>
+              <w:ind w:right="-214"/>
+              <w:rPr>
+                <w:sz w:val="20"/>
+                <w:szCs w:val="20"/>
+              </w:rPr>
+            </w:pPr>
+            <w:r>
+              <w:rPr>
+                <w:sz w:val="20"/>
+                <w:szCs w:val="20"/>
+              </w:rPr>
+              <w:t>Рівень тестування</w:t>
+            </w:r>
+          </w:p>
+          <w:p>
+            <w:pPr>
+              <w:ind w:right="-214"/>
+              <w:rPr>
+                <w:rFonts w:ascii="Arial" w:hAnsi="Arial" w:cs="Arial"/>
+                <w:sz w:val="20"/>
+                <w:szCs w:val="20"/>
+              </w:rPr>
+            </w:pPr>
+            <w:r>
+              <w:rPr>
+                <w:rFonts w:ascii="Arial" w:hAnsi="Arial" w:cs="Arial"/>
+                <w:sz w:val="20"/>
+                <w:szCs w:val="20"/>
+              </w:rPr>
+              <w:t>Level of Testing</w:t>
+            </w:r>
+          </w:p>
+        </w:tc>
+        <w:tc>
+          <w:tcPr>
+            <w:tcW w:w="3296" w:type="dxa"/>
+            <w:vAlign w:val="center"/>
+          </w:tcPr>
+          <w:p>
+            <w:pPr>
+              <w:ind w:left="104" w:right="-218"/>
+              <w:rPr>
+                <w:rFonts w:ascii="Arial Narrow" w:hAnsi="Arial Narrow"/>
+                <w:sz w:val="25"/>
+                <w:szCs w:val="25"/>
+                <w:lang w:val="en-US"/>
+              </w:rPr>
+            </w:pPr>
+            <w:r>
+              <w:rPr>
+                <w:rFonts w:ascii="Arial Narrow" w:hAnsi="Arial Narrow"/>
+                <w:sz w:val="25"/>
+                <w:szCs w:val="25"/>
+              </w:rPr>
+              <w:t>модульне</w:t>
+            </w:r>
+            <w:r>
+              <w:rPr>
+                <w:rFonts w:ascii="Arial Narrow" w:hAnsi="Arial Narrow"/>
+                <w:sz w:val="25"/>
+                <w:szCs w:val="25"/>
+                <w:lang w:val="en-US"/>
+              </w:rPr>
+              <w:t xml:space="preserve">/  </w:t>
+            </w:r>
+            <w:r>
+              <w:rPr>
+                <w:rFonts w:ascii="Arial Narrow" w:hAnsi="Arial Narrow"/>
+                <w:sz w:val="22"/>
+                <w:szCs w:val="22"/>
+                <w:lang w:val="en-US"/>
+              </w:rPr>
+              <w:t xml:space="preserve">Unit </w:t>
+            </w:r>
+            <w:r>
+              <w:rPr>
+                <w:rFonts w:ascii="Arial Narrow" w:hAnsi="Arial Narrow"/>
+                <w:sz w:val="22"/>
+                <w:szCs w:val="22"/>
+              </w:rPr>
+              <w:t>Testing</w:t>
+            </w:r>
+          </w:p>
+        </w:tc>
+      </w:tr>
+      <w:tr>
+        <w:trPr>
+          <w:trHeight w:val="567"/>
+        </w:trPr>
+        <w:tc>
+          <w:tcPr>
+            <w:tcW w:w="2646" w:type="dxa"/>
+            <w:vAlign w:val="center"/>
+          </w:tcPr>
+          <w:p>
+            <w:pPr>
+              <w:ind w:right="-214"/>
+              <w:rPr>
+                <w:rFonts w:ascii="Arial" w:hAnsi="Arial" w:cs="Arial"/>
+                <w:sz w:val="20"/>
+                <w:szCs w:val="20"/>
+              </w:rPr>
+            </w:pPr>
+            <w:r>
+              <w:rPr>
+                <w:sz w:val="20"/>
+                <w:szCs w:val="20"/>
+              </w:rPr>
+              <w:t xml:space="preserve">Автор тест-сьюта </w:t>
+            </w:r>
+          </w:p>
+          <w:p>
+            <w:pPr>
+              <w:ind w:right="-214"/>
+              <w:rPr>
+                <w:sz w:val="20"/>
+                <w:szCs w:val="20"/>
+              </w:rPr>
+            </w:pPr>
+            <w:r>
+              <w:rPr>
+                <w:rFonts w:ascii="Arial" w:hAnsi="Arial" w:cs="Arial"/>
+                <w:sz w:val="20"/>
+                <w:szCs w:val="20"/>
+              </w:rPr>
+              <w:t>Test Suite Author</w:t>
+            </w:r>
+          </w:p>
+        </w:tc>
+        <w:tc>
+          <w:tcPr>
+            <w:tcW w:w="3296" w:type="dxa"/>
+            <w:vAlign w:val="center"/>
+          </w:tcPr>
+          <w:p>
+            <w:pPr>
+              <w:ind w:left="104"/>
+              <w:rPr>
+                <w:rFonts w:ascii="Arial Narrow" w:hAnsi="Arial Narrow"/>
+                <w:sz w:val="25"/>
+                <w:szCs w:val="25"/>
+              </w:rPr>
+            </w:pPr>
+            <w:r>
+              <w:rPr>
+                <w:rFonts w:ascii="Arial Narrow" w:hAnsi="Arial Narrow"/>
+                <w:sz w:val="22"/>
+                <w:szCs w:val="22"/>
+              </w:rPr>
+              <w:t xml:space="preserve">Ніколенко Святослав </w:t>
+            </w:r>
+            <w:r>
+              <w:rPr>
+                <w:rFonts w:ascii="Arial Narrow" w:hAnsi="Arial Narrow"/>
+                <w:sz w:val="22"/>
+                <w:szCs w:val="22"/>
+              </w:rPr>
+              <w:t xml:space="preserve"> </w:t>
+            </w:r>
+          </w:p>
+        </w:tc>
+      </w:tr>
+      <w:tr>
+        <w:trPr>
+          <w:trHeight w:val="567"/>
+        </w:trPr>
+        <w:tc>
+          <w:tcPr>
+            <w:tcW w:w="2646" w:type="dxa"/>
+            <w:vAlign w:val="center"/>
+          </w:tcPr>
+          <w:p>
+            <w:pPr>
+              <w:ind w:right="-214"/>
+              <w:rPr>
+                <w:sz w:val="20"/>
+                <w:szCs w:val="20"/>
+              </w:rPr>
+            </w:pPr>
+            <w:r>
+              <w:rPr>
+                <w:sz w:val="20"/>
+                <w:szCs w:val="20"/>
+              </w:rPr>
+              <w:t xml:space="preserve">Виконавець </w:t>
+            </w:r>
+          </w:p>
+          <w:p>
+            <w:pPr>
+              <w:ind w:right="-214"/>
+              <w:rPr>
+                <w:sz w:val="20"/>
+                <w:szCs w:val="20"/>
+              </w:rPr>
+            </w:pPr>
+            <w:r>
+              <w:rPr>
+                <w:rFonts w:ascii="Arial" w:hAnsi="Arial" w:cs="Arial"/>
+                <w:sz w:val="20"/>
+                <w:szCs w:val="20"/>
+              </w:rPr>
+              <w:t>Implementer</w:t>
+            </w:r>
+          </w:p>
+        </w:tc>
+        <w:tc>
+          <w:tcPr>
+            <w:tcW w:w="3296" w:type="dxa"/>
+            <w:vAlign w:val="center"/>
+          </w:tcPr>
+          <w:p>
+            <w:pPr>
+              <w:ind w:left="104"/>
+              <w:rPr>
+                <w:rFonts w:ascii="Arial Narrow" w:hAnsi="Arial Narrow"/>
+                <w:sz w:val="25"/>
+                <w:szCs w:val="25"/>
+              </w:rPr>
+            </w:pPr>
+            <w:r>
+              <w:rPr>
+                <w:rFonts w:ascii="Arial Narrow" w:hAnsi="Arial Narrow"/>
+                <w:sz w:val="22"/>
+                <w:szCs w:val="22"/>
+              </w:rPr>
+              <w:t xml:space="preserve">Ніколенко Святослав  </w:t>
+            </w:r>
+          </w:p>
+        </w:tc>
+      </w:tr>
+    </w:tbl>
+    <w:p>
+      <w:pPr>
+        <w:jc w:val="center"/>
+        <w:rPr>
+          <w:color w:val="606060"/>
+          <w:spacing w:val="-13"/>
+          <w:sz w:val="38"/>
+          <w:szCs w:val="38"/>
+        </w:rPr>
+      </w:pPr>
+      <w:r>
+        <w:rPr>
+          <w:sz w:val="30"/>
+          <w:szCs w:val="30"/>
+        </w:rPr>
+        <w:br w:type="textWrapping" w:clear="all"/>
+      </w:r>
+    </w:p>
+    <w:tbl>
+      <w:tblPr>
+        <w:tblW w:w="10582" w:type="dxa"/>
+        <w:jc w:val="right"/>
+        <w:tblBorders>
+          <w:top w:val="single" w:sz="18" w:space="0" w:color="999999"/>
+          <w:left w:val="single" w:sz="18" w:space="0" w:color="999999"/>
+          <w:bottom w:val="single" w:sz="18" w:space="0" w:color="999999"/>
+          <w:right w:val="single" w:sz="18" w:space="0" w:color="999999"/>
+          <w:insideH w:val="single" w:sz="18" w:space="0" w:color="999999"/>
+          <w:insideV w:val="single" w:sz="18" w:space="0" w:color="999999"/>
+        </w:tblBorders>
+        <w:tblLook w:val="0000" w:firstRow="0" w:lastRow="0" w:firstColumn="0" w:lastColumn="0" w:noHBand="0" w:noVBand="0"/>
+      </w:tblPr>
+      <w:tblGrid>
+        <w:gridCol w:w="718"/>
+        <w:gridCol w:w="3054"/>
+        <w:gridCol w:w="2720"/>
+        <w:gridCol w:w="1680"/>
+        <w:gridCol w:w="2410"/>
+      </w:tblGrid>
+      <w:tr>
+        <w:trPr>
+          <w:trHeight w:val="1785"/>
+          <w:jc w:val="right"/>
+        </w:trPr>
+        <w:tc>
+          <w:tcPr>
+            <w:tcW w:w="718" w:type="dxa"/>
+            <w:shd w:val="clear" w:color="auto" w:fill="F3F3F3"/>
+            <w:vAlign w:val="bottom"/>
+          </w:tcPr>
+          <w:p>
+            <w:pPr>
+              <w:textAlignment w:val="bottom"/>
+              <w:rPr>
+                <w:rFonts w:ascii="Arial" w:hAnsi="Arial" w:cs="Arial"/>
+                <w:sz w:val="22"/>
+                <w:szCs w:val="22"/>
+              </w:rPr>
+            </w:pPr>
+            <w:r>
+              <w:rPr>
+                <w:rFonts w:ascii="Arial" w:hAnsi="Arial" w:cs="Arial"/>
+                <w:sz w:val="22"/>
+                <w:szCs w:val="22"/>
+                <w:lang w:val="en-US" w:eastAsia="zh-CN" w:bidi="ar"/>
+              </w:rPr>
+              <w:t>Ід-р</w:t>
+            </w:r>
+          </w:p>
+        </w:tc>
+        <w:tc>
+          <w:tcPr>
+            <w:tcW w:w="3054" w:type="dxa"/>
+            <w:shd w:val="clear" w:color="auto" w:fill="F3F3F3"/>
+            <w:vAlign w:val="bottom"/>
+          </w:tcPr>
+          <w:p>
+            <w:pPr>
+              <w:textAlignment w:val="bottom"/>
+              <w:rPr>
+                <w:rFonts w:ascii="Arial" w:hAnsi="Arial" w:cs="Arial"/>
+                <w:b/>
+                <w:bCs/>
+                <w:color w:val="2A2A2A"/>
+                <w:sz w:val="22"/>
+                <w:szCs w:val="22"/>
+              </w:rPr>
+            </w:pPr>
+            <w:r>
+              <w:rPr>
+                <w:rFonts w:ascii="Arial" w:hAnsi="Arial" w:cs="Arial"/>
+                <w:sz w:val="22"/>
+                <w:szCs w:val="22"/>
+                <w:lang w:val="en-US" w:eastAsia="zh-CN" w:bidi="ar"/>
+              </w:rPr>
+              <w:t>Preliminary Steps (Вхідний текст)</w:t>
+            </w:r>
+          </w:p>
+        </w:tc>
+        <w:tc>
+          <w:tcPr>
+            <w:tcW w:w="2720" w:type="dxa"/>
+            <w:shd w:val="clear" w:color="auto" w:fill="F3F3F3"/>
+            <w:vAlign w:val="bottom"/>
+          </w:tcPr>
+          <w:p>
+            <w:pPr>
+              <w:textAlignment w:val="bottom"/>
+              <w:rPr>
+                <w:rFonts w:ascii="Arial" w:hAnsi="Arial" w:cs="Arial"/>
+                <w:sz w:val="22"/>
+                <w:szCs w:val="22"/>
+              </w:rPr>
+            </w:pPr>
+            <w:r>
+              <w:rPr>
+                <w:rFonts w:ascii="Arial" w:hAnsi="Arial" w:cs="Arial"/>
+                <w:sz w:val="22"/>
+                <w:szCs w:val="22"/>
+                <w:lang w:val="en-US" w:eastAsia="zh-CN" w:bidi="ar"/>
+              </w:rPr>
+              <w:t>Action</w:t>
+            </w:r>
+          </w:p>
+        </w:tc>
+        <w:tc>
+          <w:tcPr>
+            <w:tcW w:w="1680" w:type="dxa"/>
+            <w:shd w:val="clear" w:color="auto" w:fill="F3F3F3"/>
+            <w:vAlign w:val="bottom"/>
+          </w:tcPr>
+          <w:p>
+            <w:pPr>
+              <w:textAlignment w:val="bottom"/>
+              <w:rPr>
+                <w:rFonts w:ascii="Arial" w:hAnsi="Arial" w:cs="Arial"/>
+                <w:sz w:val="22"/>
+                <w:szCs w:val="22"/>
+              </w:rPr>
+            </w:pPr>
+            <w:r>
+              <w:rPr>
+                <w:rFonts w:ascii="Arial" w:hAnsi="Arial" w:cs="Arial"/>
+                <w:sz w:val="22"/>
+                <w:szCs w:val="22"/>
+                <w:lang w:val="en-US" w:eastAsia="zh-CN" w:bidi="ar"/>
+              </w:rPr>
+              <w:t>Expected Result (Вихідний файл)</w:t>
+            </w:r>
+          </w:p>
+        </w:tc>
+        <w:tc>
+          <w:tcPr>
+            <w:tcW w:w="2410" w:type="dxa"/>
+            <w:shd w:val="clear" w:color="auto" w:fill="F3F3F3"/>
+            <w:vAlign w:val="center"/>
+          </w:tcPr>
+          <w:p>
+            <w:pPr>
+              <w:ind w:left="-57" w:right="-57"/>
+              <w:jc w:val="center"/>
+              <w:rPr>
+                <w:rFonts w:ascii="Arial" w:hAnsi="Arial" w:cs="Arial"/>
+                <w:sz w:val="22"/>
+                <w:szCs w:val="22"/>
+              </w:rPr>
+            </w:pPr>
+            <w:r>
+              <w:rPr>
+                <w:rFonts w:ascii="Arial" w:hAnsi="Arial" w:cs="Arial"/>
+                <w:sz w:val="22"/>
+                <w:szCs w:val="22"/>
+              </w:rPr>
+              <w:t xml:space="preserve">Результат тестування (пройшов/не вдалося/ заблокований) / </w:t>
+            </w:r>
+          </w:p>
+          <w:p>
+            <w:pPr>
+              <w:ind w:left="-57" w:right="-57"/>
+              <w:jc w:val="center"/>
+              <w:rPr>
+                <w:rFonts w:ascii="Arial" w:hAnsi="Arial" w:cs="Arial"/>
+                <w:sz w:val="22"/>
+                <w:szCs w:val="22"/>
+              </w:rPr>
+            </w:pPr>
+            <w:r>
+              <w:rPr>
+                <w:rFonts w:ascii="Arial" w:hAnsi="Arial" w:cs="Arial"/>
+                <w:sz w:val="22"/>
+                <w:szCs w:val="22"/>
+              </w:rPr>
+              <w:t>Test Result</w:t>
+            </w:r>
+            <w:r>
+              <w:rPr>
+                <w:rFonts w:ascii="Arial" w:hAnsi="Arial" w:cs="Arial"/>
+                <w:sz w:val="22"/>
+                <w:szCs w:val="22"/>
+              </w:rPr>
+              <w:br/>
+              <w:t>(passed/failed/ blocked</w:t>
+            </w:r>
+          </w:p>
+        </w:tc>
+      </w:tr>
+      <w:tr>
+        <w:trPr>
+          <w:trHeight w:val="1134"/>
+          <w:jc w:val="right"/>
+        </w:trPr>
+        <w:tc>
+          <w:tcPr>
+            <w:tcW w:w="718" w:type="dxa"/>
+            <w:vAlign w:val="bottom"/>
+          </w:tcPr>
+          <w:p>
+            <w:pPr>
+              <w:textAlignment w:val="bottom"/>
+              <w:rPr>
+                <w:lang w:val="en-US"/>
+              </w:rPr>
+            </w:pPr>
+            <w:r>
+              <w:rPr>
+                <w:lang w:val="en-US" w:eastAsia="zh-CN" w:bidi="ar"/>
+              </w:rPr>
+              <w:t>TC-10.</w:t>
+            </w:r>
+            <w:r>
+              <w:rPr>
+                <w:lang w:eastAsia="zh-CN" w:bidi="ar"/>
+              </w:rPr>
+              <w:t>3</w:t>
+            </w:r>
+            <w:r>
+              <w:rPr>
+                <w:lang w:val="en-US" w:eastAsia="zh-CN" w:bidi="ar"/>
+              </w:rPr>
+              <w:t>-01</w:t>
+            </w:r>
+          </w:p>
+        </w:tc>
+        <w:tc>
+          <w:tcPr>
+            <w:tcW w:w="3054" w:type="dxa"/>
+            <w:vAlign w:val="bottom"/>
+          </w:tcPr>
+          <w:p>
+            <w:pPr>
+              <w:spacing w:before="100" w:beforeAutospacing="1" w:after="100" w:afterAutospacing="1"/>
+            </w:pPr>
+            <w:r>
+              <w:t xml:space="preserve">1. Створити порожній файл </w:t>
+            </w:r>
+            <w:r>
+              <w:rPr>
+                <w:sz w:val="20"/>
+                <w:szCs w:val="20"/>
+              </w:rPr>
+              <w:t>out3.txt</w:t>
+            </w:r>
+            <w:r>
+              <w:t>.</w:t>
+            </w:r>
+          </w:p>
+          <w:p>
+            <w:r>
+              <w:br/>
+            </w:r>
+          </w:p>
+          <w:p>
+            <w:pPr>
+              <w:spacing w:before="100" w:beforeAutospacing="1" w:after="100" w:afterAutospacing="1"/>
+            </w:pPr>
+            <w:r>
+              <w:t xml:space="preserve">2. Викликати функцію </w:t>
+            </w:r>
+            <w:r>
+              <w:rPr>
+                <w:sz w:val="20"/>
+                <w:szCs w:val="20"/>
+              </w:rPr>
+              <w:t>task_10_3("out3.txt", 1.0, 2.0, 3.0, 5)</w:t>
+            </w:r>
+          </w:p>
+          <w:p>
+            <w:pPr>
+              <w:textAlignment w:val="bottom"/>
+            </w:pPr>
+          </w:p>
+        </w:tc>
+        <w:tc>
+          <w:tcPr>
+            <w:tcW w:w="2720" w:type="dxa"/>
+            <w:vAlign w:val="bottom"/>
+          </w:tcPr>
+          <w:p>
+            <w:pPr>
+              <w:textAlignment w:val="bottom"/>
+            </w:pPr>
+            <w:r>
+              <w:rPr>
+                <w:lang w:val="en-US" w:eastAsia="zh-CN" w:bidi="ar"/>
+              </w:rPr>
+              <w:t>Task10_</w:t>
+            </w:r>
+            <w:r>
+              <w:rPr>
+                <w:lang w:eastAsia="zh-CN" w:bidi="ar"/>
+              </w:rPr>
+              <w:t>3</w:t>
+            </w:r>
+          </w:p>
+        </w:tc>
+        <w:tc>
+          <w:tcPr>
+            <w:tcW w:w="1680" w:type="dxa"/>
+            <w:vAlign w:val="bottom"/>
+          </w:tcPr>
+          <w:p>
+            <w:r>
+              <w:t xml:space="preserve">У файл </w:t>
+            </w:r>
+            <w:r>
+              <w:rPr>
+                <w:sz w:val="20"/>
+                <w:szCs w:val="20"/>
+              </w:rPr>
+              <w:t>out3.txt</w:t>
+            </w:r>
+            <w:r>
+              <w:t xml:space="preserve"> записано вхідні параметри x=1, y=2, z=3, результат обчислення S, та рядок: </w:t>
+            </w:r>
+            <w:r>
+              <w:rPr>
+                <w:i/>
+                <w:iCs/>
+              </w:rPr>
+              <w:t>"Число 5 у двійковому форматі: 101"</w:t>
+            </w:r>
+            <w:r>
+              <w:t>.</w:t>
+            </w:r>
+          </w:p>
+          <w:p>
+            <w:pPr>
+              <w:textAlignment w:val="bottom"/>
+            </w:pPr>
+          </w:p>
+        </w:tc>
+        <w:tc>
+          <w:tcPr>
+            <w:tcW w:w="2410" w:type="dxa"/>
+            <w:vAlign w:val="center"/>
+          </w:tcPr>
+          <w:p>
+            <w:pPr>
+              <w:rPr>
+                <w:sz w:val="28"/>
+                <w:szCs w:val="28"/>
+                <w:lang w:val="en-US"/>
+              </w:rPr>
+            </w:pPr>
+            <w:r>
+              <w:rPr>
+                <w:sz w:val="28"/>
+                <w:szCs w:val="28"/>
+                <w:lang w:val="en-US"/>
+              </w:rPr>
+              <w:t>passed</w:t>
+            </w:r>
+          </w:p>
+        </w:tc>
+      </w:tr>
+      <w:tr>
+        <w:trPr>
+          <w:trHeight w:val="1134"/>
+          <w:jc w:val="right"/>
+        </w:trPr>
+        <w:tc>
+          <w:tcPr>
+            <w:tcW w:w="718" w:type="dxa"/>
+            <w:vAlign w:val="bottom"/>
+          </w:tcPr>
+          <w:p>
+            <w:pPr>
+              <w:textAlignment w:val="bottom"/>
+              <w:rPr>
+                <w:lang w:val="en-US"/>
+              </w:rPr>
+            </w:pPr>
+            <w:r>
+              <w:rPr>
+                <w:lang w:val="en-US" w:eastAsia="zh-CN" w:bidi="ar"/>
+              </w:rPr>
+              <w:t>TC-10.</w:t>
+            </w:r>
+            <w:r>
+              <w:rPr>
+                <w:lang w:eastAsia="zh-CN" w:bidi="ar"/>
+              </w:rPr>
+              <w:t>3</w:t>
+            </w:r>
+            <w:r>
+              <w:rPr>
+                <w:lang w:val="en-US" w:eastAsia="zh-CN" w:bidi="ar"/>
+              </w:rPr>
+              <w:t>-02</w:t>
+            </w:r>
+          </w:p>
+        </w:tc>
+        <w:tc>
+          <w:tcPr>
+            <w:tcW w:w="3054" w:type="dxa"/>
+            <w:vAlign w:val="bottom"/>
+          </w:tcPr>
+          <w:p>
+            <w:pPr>
+              <w:spacing w:before="100" w:beforeAutospacing="1" w:after="100" w:afterAutospacing="1"/>
+            </w:pPr>
+            <w:r>
+              <w:t xml:space="preserve">1. Залишити файл </w:t>
+            </w:r>
+            <w:r>
+              <w:rPr>
+                <w:sz w:val="20"/>
+                <w:szCs w:val="20"/>
+              </w:rPr>
+              <w:t>out3.txt</w:t>
+            </w:r>
+            <w:r>
+              <w:t xml:space="preserve"> з попередніми даними.</w:t>
+            </w:r>
+          </w:p>
+          <w:p>
+            <w:r>
+              <w:br/>
+            </w:r>
+          </w:p>
+          <w:p>
+            <w:pPr>
+              <w:spacing w:before="100" w:beforeAutospacing="1" w:after="100" w:afterAutospacing="1"/>
+            </w:pPr>
+            <w:r>
+              <w:t xml:space="preserve">2. Викликати </w:t>
+            </w:r>
+            <w:r>
+              <w:rPr>
+                <w:sz w:val="20"/>
+                <w:szCs w:val="20"/>
+              </w:rPr>
+              <w:t>task_10_3("out3.txt", 0.0, 0.0, 1.57, 0)</w:t>
+            </w:r>
+          </w:p>
+          <w:p>
+            <w:pPr>
+              <w:textAlignment w:val="bottom"/>
+              <w:rPr>
+                <w:lang w:val="en-US"/>
+              </w:rPr>
+            </w:pPr>
+          </w:p>
+        </w:tc>
+        <w:tc>
+          <w:tcPr>
+            <w:tcW w:w="2720" w:type="dxa"/>
+            <w:vAlign w:val="bottom"/>
+          </w:tcPr>
+          <w:p>
+            <w:pPr>
+              <w:textAlignment w:val="bottom"/>
+              <w:rPr>
+                <w:lang w:val="en-US"/>
+              </w:rPr>
+            </w:pPr>
+            <w:r>
+              <w:rPr>
+                <w:lang w:val="en-US" w:eastAsia="zh-CN" w:bidi="ar"/>
+              </w:rPr>
+              <w:t>Task10_</w:t>
+            </w:r>
+            <w:r>
+              <w:rPr>
+                <w:lang w:eastAsia="zh-CN" w:bidi="ar"/>
+              </w:rPr>
+              <w:t>3</w:t>
+            </w:r>
+          </w:p>
+        </w:tc>
+        <w:tc>
+          <w:tcPr>
+            <w:tcW w:w="1680" w:type="dxa"/>
+            <w:vAlign w:val="bottom"/>
+          </w:tcPr>
+          <w:p>
+            <w:pPr>
+              <w:textAlignment w:val="bottom"/>
+              <w:rPr>
+                <w:lang w:val="en-US"/>
+              </w:rPr>
+            </w:pPr>
+            <w:r>
+              <w:t xml:space="preserve">У </w:t>
+            </w:r>
+            <w:r>
+              <w:rPr>
+                <w:b/>
+                <w:bCs/>
+              </w:rPr>
+              <w:t>кінець</w:t>
+            </w:r>
+            <w:r>
+              <w:t xml:space="preserve"> файлу </w:t>
+            </w:r>
+            <w:r>
+              <w:rPr>
+                <w:rStyle w:val="HTML"/>
+                <w:rFonts w:ascii="Times New Roman" w:hAnsi="Times New Roman" w:cs="Times New Roman"/>
+              </w:rPr>
+              <w:t>out3.txt</w:t>
+            </w:r>
+            <w:r>
+              <w:t xml:space="preserve"> дописано результати для нових аргументів. Рядок для двійкового коду виводить: </w:t>
+            </w:r>
+            <w:r>
+              <w:rPr>
+                <w:i/>
+                <w:iCs/>
+              </w:rPr>
+              <w:t>"Число 0 у двійковому форматі: 0"</w:t>
+            </w:r>
+            <w:r>
+              <w:t>.</w:t>
+            </w:r>
+          </w:p>
+        </w:tc>
+        <w:tc>
+          <w:tcPr>
+            <w:tcW w:w="2410" w:type="dxa"/>
+            <w:vAlign w:val="center"/>
+          </w:tcPr>
+          <w:p>
+            <w:pPr>
+              <w:rPr>
+                <w:sz w:val="28"/>
+                <w:szCs w:val="28"/>
+                <w:lang w:val="en-US"/>
+              </w:rPr>
+            </w:pPr>
+            <w:r>
+              <w:rPr>
+                <w:sz w:val="28"/>
+                <w:szCs w:val="28"/>
+                <w:lang w:val="en-US"/>
+              </w:rPr>
+              <w:t>passed</w:t>
+            </w:r>
+          </w:p>
+        </w:tc>
+      </w:tr>
+      <w:tr>
+        <w:trPr>
+          <w:trHeight w:val="1134"/>
+          <w:jc w:val="right"/>
+        </w:trPr>
+        <w:tc>
+          <w:tcPr>
+            <w:tcW w:w="718" w:type="dxa"/>
+            <w:vAlign w:val="bottom"/>
+          </w:tcPr>
+          <w:p>
+            <w:pPr>
+              <w:textAlignment w:val="bottom"/>
+              <w:rPr>
+                <w:lang w:val="en-US"/>
+              </w:rPr>
+            </w:pPr>
+            <w:r>
+              <w:rPr>
+                <w:lang w:val="en-US" w:eastAsia="zh-CN" w:bidi="ar"/>
+              </w:rPr>
+              <w:t>TC-10.</w:t>
+            </w:r>
+            <w:r>
+              <w:rPr>
+                <w:lang w:eastAsia="zh-CN" w:bidi="ar"/>
+              </w:rPr>
+              <w:t>3</w:t>
+            </w:r>
+            <w:r>
+              <w:rPr>
+                <w:lang w:val="en-US" w:eastAsia="zh-CN" w:bidi="ar"/>
+              </w:rPr>
+              <w:t>-03</w:t>
+            </w:r>
+          </w:p>
+        </w:tc>
+        <w:tc>
+          <w:tcPr>
+            <w:tcW w:w="3054" w:type="dxa"/>
+            <w:vAlign w:val="bottom"/>
+          </w:tcPr>
+          <w:p>
+            <w:pPr>
+              <w:spacing w:before="100" w:beforeAutospacing="1" w:after="100" w:afterAutospacing="1"/>
+            </w:pPr>
+            <w:r>
+              <w:t xml:space="preserve">1. Залишити файл </w:t>
+            </w:r>
+            <w:r>
+              <w:rPr>
+                <w:sz w:val="20"/>
+                <w:szCs w:val="20"/>
+              </w:rPr>
+              <w:t>out3.txt</w:t>
+            </w:r>
+            <w:r>
+              <w:t xml:space="preserve"> з попередніми даними.</w:t>
+            </w:r>
+          </w:p>
+          <w:p>
+            <w:r>
+              <w:br/>
+            </w:r>
+          </w:p>
+          <w:p>
+            <w:pPr>
+              <w:spacing w:before="100" w:beforeAutospacing="1" w:after="100" w:afterAutospacing="1"/>
+            </w:pPr>
+            <w:r>
+              <w:t xml:space="preserve">2. Викликати </w:t>
+            </w:r>
+            <w:r>
+              <w:rPr>
+                <w:sz w:val="20"/>
+                <w:szCs w:val="20"/>
+              </w:rPr>
+              <w:t>task_10_3("out3.txt", 2.0, 1.0, 1.57, 10)</w:t>
+            </w:r>
+          </w:p>
+          <w:p>
+            <w:pPr>
+              <w:textAlignment w:val="bottom"/>
+              <w:rPr>
+                <w:lang w:val="en-US" w:eastAsia="zh-CN" w:bidi="ar"/>
+              </w:rPr>
+            </w:pPr>
+          </w:p>
+        </w:tc>
+        <w:tc>
+          <w:tcPr>
+            <w:tcW w:w="2720" w:type="dxa"/>
+            <w:vAlign w:val="bottom"/>
+          </w:tcPr>
+          <w:p>
+            <w:pPr>
+              <w:textAlignment w:val="bottom"/>
+              <w:rPr>
+                <w:lang w:val="en-US"/>
+              </w:rPr>
+            </w:pPr>
+            <w:r>
+              <w:rPr>
+                <w:lang w:val="en-US" w:eastAsia="zh-CN" w:bidi="ar"/>
+              </w:rPr>
+              <w:lastRenderedPageBreak/>
+              <w:t>Task10_</w:t>
+            </w:r>
+            <w:r>
+              <w:rPr>
+                <w:lang w:eastAsia="zh-CN" w:bidi="ar"/>
+              </w:rPr>
+              <w:t>3</w:t>
+            </w:r>
+          </w:p>
+        </w:tc>
+        <w:tc>
+          <w:tcPr>
+            <w:tcW w:w="1680" w:type="dxa"/>
+            <w:vAlign w:val="bottom"/>
+          </w:tcPr>
+          <w:p>
+            <w:pPr>
+              <w:textAlignment w:val="bottom"/>
+              <w:rPr>
+                <w:lang w:val="ru-RU"/>
+              </w:rPr>
+            </w:pPr>
+            <w:r>
+              <w:t xml:space="preserve">У </w:t>
+            </w:r>
+            <w:r>
+              <w:rPr>
+                <w:b/>
+                <w:bCs/>
+              </w:rPr>
+              <w:t>кінець</w:t>
+            </w:r>
+            <w:r>
+              <w:t xml:space="preserve"> файлу </w:t>
+            </w:r>
+            <w:r>
+              <w:rPr>
+                <w:rStyle w:val="HTML"/>
+                <w:rFonts w:ascii="Times New Roman" w:hAnsi="Times New Roman" w:cs="Times New Roman"/>
+              </w:rPr>
+              <w:t>out3.txt</w:t>
+            </w:r>
+            <w:r>
+              <w:t xml:space="preserve"> дописано третій блок результатів. Рядок для двійкового коду виводить: </w:t>
+            </w:r>
+            <w:r>
+              <w:rPr>
+                <w:i/>
+                <w:iCs/>
+              </w:rPr>
+              <w:lastRenderedPageBreak/>
+              <w:t>"Число 10 у двійковому форматі: 1010"</w:t>
+            </w:r>
+            <w:r>
+              <w:t>.</w:t>
+            </w:r>
+          </w:p>
+        </w:tc>
+        <w:tc>
+          <w:tcPr>
+            <w:tcW w:w="2410" w:type="dxa"/>
+            <w:vAlign w:val="center"/>
+          </w:tcPr>
+          <w:p>
+            <w:pPr>
+              <w:rPr>
+                <w:sz w:val="28"/>
+                <w:szCs w:val="28"/>
+                <w:lang w:val="en-US"/>
+              </w:rPr>
+            </w:pPr>
+            <w:r>
+              <w:rPr>
+                <w:sz w:val="28"/>
+                <w:szCs w:val="28"/>
+                <w:lang w:val="en-US"/>
+              </w:rPr>
+              <w:lastRenderedPageBreak/>
+              <w:t>passed</w:t>
+            </w:r>
+          </w:p>
+        </w:tc>
+      </w:tr>
+    </w:tbl>
+    <w:p>
+      <w:pPr>
+        <w:pStyle w:val="a7"/>
+        <w:spacing w:before="0" w:beforeAutospacing="0" w:after="0" w:afterAutospacing="0" w:line="360" w:lineRule="auto"/>
+        <w:ind w:firstLine="706"/>
+        <w:jc w:val="both"/>
+        <w:rPr>
+          <w:b/>
+          <w:bCs/>
+          <w:sz w:val="28"/>
+          <w:szCs w:val="28"/>
+          <w:lang w:val="en-US"/>
+        </w:rPr>
+      </w:pPr>
+    </w:p>
+    <w:p>
+      <w:pPr>
+        <w:pStyle w:val="a7"/>
+        <w:spacing w:before="0" w:beforeAutospacing="0" w:after="0" w:afterAutospacing="0" w:line="360" w:lineRule="auto"/>
+        <w:ind w:firstLine="706"/>
+        <w:jc w:val="both"/>
+        <w:rPr>
+          <w:sz w:val="28"/>
+          <w:szCs w:val="28"/>
+        </w:rPr>
+      </w:pPr>
+      <w:r>
+        <w:rPr>
+          <w:b/>
+          <w:bCs/>
+          <w:sz w:val="28"/>
+          <w:szCs w:val="28"/>
+        </w:rPr>
+        <w:t>Висновок про досягнення мети лабораторної роботи:</w:t>
+      </w:r>
+    </w:p>
+    <w:p>
+      <w:pPr>
+        <w:pStyle w:val="a7"/>
+        <w:spacing w:before="0" w:beforeAutospacing="0" w:after="0" w:afterAutospacing="0" w:line="360" w:lineRule="auto"/>
+        <w:ind w:firstLine="706"/>
+        <w:jc w:val="both"/>
+        <w:rPr>
+          <w:sz w:val="28"/>
+          <w:szCs w:val="28"/>
+        </w:rPr>
+      </w:pPr>
+      <w:r>
+        <w:rPr>
+          <w:sz w:val="28"/>
+          <w:szCs w:val="28"/>
+        </w:rPr>
+        <w:t>Мета лабораторної роботи №10 була успішно досягнута. В ході виконання завдань я здобув(ла) ґрунтовні практичні навички роботи з файловими потоками введення/виведення (</w:t>
+      </w:r>
+      <w:r>
+        <w:rPr>
+          <w:rStyle w:val="HTML"/>
+          <w:rFonts w:ascii="Times New Roman" w:hAnsi="Times New Roman" w:cs="Times New Roman"/>
+          <w:sz w:val="28"/>
+          <w:szCs w:val="28"/>
+        </w:rPr>
+        <w:t>ifstream</w:t>
+      </w:r>
+      <w:r>
+        <w:rPr>
+          <w:sz w:val="28"/>
+          <w:szCs w:val="28"/>
+        </w:rPr>
+        <w:t xml:space="preserve">, </w:t>
+      </w:r>
+      <w:r>
+        <w:rPr>
+          <w:rStyle w:val="HTML"/>
+          <w:rFonts w:ascii="Times New Roman" w:hAnsi="Times New Roman" w:cs="Times New Roman"/>
+          <w:sz w:val="28"/>
+          <w:szCs w:val="28"/>
+        </w:rPr>
+        <w:t>ofstream</w:t>
+      </w:r>
+      <w:r>
+        <w:rPr>
+          <w:sz w:val="28"/>
+          <w:szCs w:val="28"/>
+        </w:rPr>
+        <w:t>) у мові програмування С++. Мною було розширено власну статичну бібліотеку модулів новими функціями для обробки текстової інформації: реалізовано пошук заданих слів, підрахунок символів і цифр, роботу із системним часом (</w:t>
+      </w:r>
+      <w:r>
+        <w:rPr>
+          <w:rStyle w:val="HTML"/>
+          <w:rFonts w:ascii="Times New Roman" w:hAnsi="Times New Roman" w:cs="Times New Roman"/>
+          <w:sz w:val="28"/>
+          <w:szCs w:val="28"/>
+        </w:rPr>
+        <w:t>&lt;ctime&gt;</w:t>
+      </w:r>
+      <w:r>
+        <w:rPr>
+          <w:sz w:val="28"/>
+          <w:szCs w:val="28"/>
+        </w:rPr>
+        <w:t xml:space="preserve">) та запис обчислених результатів (зокрема двійкового коду та функції з попередньої лабораторної) у файли. Окремим важливим етапом стала розробка застосунку </w:t>
+      </w:r>
+      <w:r>
+        <w:rPr>
+          <w:rStyle w:val="HTML"/>
+          <w:rFonts w:ascii="Times New Roman" w:hAnsi="Times New Roman" w:cs="Times New Roman"/>
+          <w:sz w:val="28"/>
+          <w:szCs w:val="28"/>
+        </w:rPr>
+        <w:t>TestDriver</w:t>
+      </w:r>
+      <w:r>
+        <w:rPr>
+          <w:sz w:val="28"/>
+          <w:szCs w:val="28"/>
+        </w:rPr>
+        <w:t>, який забезпечив автоматизоване тестування файлових модулів за допомогою заздалегідь підготовлених тест-кейсів.</w:t>
+      </w:r>
+    </w:p>
+    <w:p>
+      <w:pPr>
+        <w:pStyle w:val="a7"/>
+        <w:spacing w:before="0" w:beforeAutospacing="0" w:after="0" w:afterAutospacing="0" w:line="360" w:lineRule="auto"/>
+        <w:ind w:firstLine="706"/>
+        <w:jc w:val="both"/>
+        <w:rPr>
+          <w:sz w:val="28"/>
+          <w:szCs w:val="28"/>
+        </w:rPr>
+      </w:pPr>
+      <w:r>
+        <w:rPr>
+          <w:b/>
+          <w:bCs/>
+          <w:sz w:val="28"/>
+          <w:szCs w:val="28"/>
+        </w:rPr>
+        <w:t>50 обґрунтованих аргументів (положень) на користь досягнення мети:</w:t>
+      </w:r>
+    </w:p>
+    <w:p>
+      <w:pPr>
+        <w:pStyle w:val="a7"/>
+        <w:numPr>
+          <w:ilvl w:val="0"/>
+          <w:numId w:val="22"/>
+        </w:numPr>
+        <w:spacing w:before="0" w:beforeAutospacing="0" w:after="0" w:afterAutospacing="0" w:line="360" w:lineRule="auto"/>
+        <w:ind w:left="0" w:firstLine="706"/>
+        <w:jc w:val="both"/>
+        <w:rPr>
+          <w:sz w:val="28"/>
+          <w:szCs w:val="28"/>
+        </w:rPr>
+      </w:pPr>
+      <w:r>
+        <w:rPr>
+          <w:sz w:val="28"/>
+          <w:szCs w:val="28"/>
+        </w:rPr>
+        <w:t xml:space="preserve">Засвоєно фундаментальні принципи роботи з файловими потоками у С++ за допомогою бібліотеки </w:t>
+      </w:r>
+      <w:r>
+        <w:rPr>
+          <w:rStyle w:val="HTML"/>
+          <w:rFonts w:ascii="Times New Roman" w:hAnsi="Times New Roman" w:cs="Times New Roman"/>
+          <w:sz w:val="28"/>
+          <w:szCs w:val="28"/>
+        </w:rPr>
+        <w:t>&lt;fstream&gt;</w:t>
+      </w:r>
+      <w:r>
+        <w:rPr>
+          <w:sz w:val="28"/>
+          <w:szCs w:val="28"/>
+        </w:rPr>
+        <w:t>.</w:t>
+      </w:r>
+    </w:p>
+    <w:p>
+      <w:pPr>
+        <w:pStyle w:val="a7"/>
+        <w:numPr>
+          <w:ilvl w:val="0"/>
+          <w:numId w:val="22"/>
+        </w:numPr>
+        <w:spacing w:before="0" w:beforeAutospacing="0" w:after="0" w:afterAutospacing="0" w:line="360" w:lineRule="auto"/>
+        <w:ind w:left="0" w:firstLine="706"/>
+        <w:jc w:val="both"/>
+        <w:rPr>
+          <w:sz w:val="28"/>
+          <w:szCs w:val="28"/>
+        </w:rPr>
+      </w:pPr>
+      <w:r>
+        <w:rPr>
+          <w:sz w:val="28"/>
+          <w:szCs w:val="28"/>
+        </w:rPr>
+        <w:t xml:space="preserve">Опановано використання класу </w:t>
+      </w:r>
+      <w:r>
+        <w:rPr>
+          <w:rStyle w:val="HTML"/>
+          <w:rFonts w:ascii="Times New Roman" w:hAnsi="Times New Roman" w:cs="Times New Roman"/>
+          <w:sz w:val="28"/>
+          <w:szCs w:val="28"/>
+        </w:rPr>
+        <w:t>ifstream</w:t>
+      </w:r>
+      <w:r>
+        <w:rPr>
+          <w:sz w:val="28"/>
+          <w:szCs w:val="28"/>
+        </w:rPr>
+        <w:t xml:space="preserve"> для створення потоків зчитування даних із текстових файлів.</w:t>
+      </w:r>
+    </w:p>
+    <w:p>
+      <w:pPr>
+        <w:pStyle w:val="a7"/>
+        <w:numPr>
+          <w:ilvl w:val="0"/>
+          <w:numId w:val="22"/>
+        </w:numPr>
+        <w:spacing w:before="0" w:beforeAutospacing="0" w:after="0" w:afterAutospacing="0" w:line="360" w:lineRule="auto"/>
+        <w:ind w:left="0" w:firstLine="706"/>
+        <w:jc w:val="both"/>
+        <w:rPr>
+          <w:sz w:val="28"/>
+          <w:szCs w:val="28"/>
+        </w:rPr>
+      </w:pPr>
+      <w:r>
+        <w:rPr>
+          <w:sz w:val="28"/>
+          <w:szCs w:val="28"/>
+        </w:rPr>
+        <w:t xml:space="preserve">Опановано використання класу </w:t>
+      </w:r>
+      <w:r>
+        <w:rPr>
+          <w:rStyle w:val="HTML"/>
+          <w:rFonts w:ascii="Times New Roman" w:hAnsi="Times New Roman" w:cs="Times New Roman"/>
+          <w:sz w:val="28"/>
+          <w:szCs w:val="28"/>
+        </w:rPr>
+        <w:t>ofstream</w:t>
+      </w:r>
+      <w:r>
+        <w:rPr>
+          <w:sz w:val="28"/>
+          <w:szCs w:val="28"/>
+        </w:rPr>
+        <w:t xml:space="preserve"> для створення потоків запису інформації у текстові файли.</w:t>
+      </w:r>
+    </w:p>
+    <w:p>
+      <w:pPr>
+        <w:pStyle w:val="a7"/>
+        <w:numPr>
+          <w:ilvl w:val="0"/>
+          <w:numId w:val="22"/>
+        </w:numPr>
+        <w:spacing w:before="0" w:beforeAutospacing="0" w:after="0" w:afterAutospacing="0" w:line="360" w:lineRule="auto"/>
+        <w:ind w:left="0" w:firstLine="706"/>
+        <w:jc w:val="both"/>
+        <w:rPr>
+          <w:sz w:val="28"/>
+          <w:szCs w:val="28"/>
+        </w:rPr>
+      </w:pPr>
+      <w:r>
+        <w:rPr>
+          <w:sz w:val="28"/>
+          <w:szCs w:val="28"/>
+        </w:rPr>
+        <w:t xml:space="preserve">Досліджено та практично підтверджено критичну важливість перевірки успішності відкриття файлу за допомогою методу </w:t>
+      </w:r>
+      <w:r>
+        <w:rPr>
+          <w:rStyle w:val="HTML"/>
+          <w:rFonts w:ascii="Times New Roman" w:hAnsi="Times New Roman" w:cs="Times New Roman"/>
+          <w:sz w:val="28"/>
+          <w:szCs w:val="28"/>
+        </w:rPr>
+        <w:t>is_open()</w:t>
+      </w:r>
+      <w:r>
+        <w:rPr>
+          <w:sz w:val="28"/>
+          <w:szCs w:val="28"/>
+        </w:rPr>
+        <w:t xml:space="preserve"> перед виконанням будь-яких операцій.</w:t>
+      </w:r>
+    </w:p>
+    <w:p>
+      <w:pPr>
+        <w:pStyle w:val="a7"/>
+        <w:numPr>
+          <w:ilvl w:val="0"/>
+          <w:numId w:val="22"/>
+        </w:numPr>
+        <w:spacing w:before="0" w:beforeAutospacing="0" w:after="0" w:afterAutospacing="0" w:line="360" w:lineRule="auto"/>
+        <w:ind w:left="0" w:firstLine="706"/>
+        <w:jc w:val="both"/>
+        <w:rPr>
+          <w:sz w:val="28"/>
+          <w:szCs w:val="28"/>
+        </w:rPr>
+      </w:pPr>
+      <w:r>
+        <w:rPr>
+          <w:sz w:val="28"/>
+          <w:szCs w:val="28"/>
+        </w:rPr>
+        <w:t xml:space="preserve">З'ясовано, що за замовчуванням об'єкт </w:t>
+      </w:r>
+      <w:r>
+        <w:rPr>
+          <w:rStyle w:val="HTML"/>
+          <w:rFonts w:ascii="Times New Roman" w:hAnsi="Times New Roman" w:cs="Times New Roman"/>
+          <w:sz w:val="28"/>
+          <w:szCs w:val="28"/>
+        </w:rPr>
+        <w:t>ofstream</w:t>
+      </w:r>
+      <w:r>
+        <w:rPr>
+          <w:sz w:val="28"/>
+          <w:szCs w:val="28"/>
+        </w:rPr>
+        <w:t xml:space="preserve"> при відкритті вже існуючого файлу повністю очищає (перезаписує) його вміст.</w:t>
+      </w:r>
+    </w:p>
+    <w:p>
+      <w:pPr>
+        <w:pStyle w:val="a7"/>
+        <w:numPr>
+          <w:ilvl w:val="0"/>
+          <w:numId w:val="22"/>
+        </w:numPr>
+        <w:spacing w:before="0" w:beforeAutospacing="0" w:after="0" w:afterAutospacing="0" w:line="360" w:lineRule="auto"/>
+        <w:ind w:left="0" w:firstLine="706"/>
+        <w:jc w:val="both"/>
+        <w:rPr>
+          <w:sz w:val="28"/>
+          <w:szCs w:val="28"/>
+        </w:rPr>
+      </w:pPr>
+      <w:r>
+        <w:rPr>
+          <w:sz w:val="28"/>
+          <w:szCs w:val="28"/>
+        </w:rPr>
+        <w:t xml:space="preserve">Засвоєно використання спеціального режиму </w:t>
+      </w:r>
+      <w:r>
+        <w:rPr>
+          <w:rStyle w:val="HTML"/>
+          <w:rFonts w:ascii="Times New Roman" w:hAnsi="Times New Roman" w:cs="Times New Roman"/>
+          <w:sz w:val="28"/>
+          <w:szCs w:val="28"/>
+        </w:rPr>
+        <w:t>ios_base::app</w:t>
+      </w:r>
+      <w:r>
+        <w:rPr>
+          <w:sz w:val="28"/>
+          <w:szCs w:val="28"/>
+        </w:rPr>
+        <w:t xml:space="preserve"> (append) для безпечного дозапису нових даних у кінець існуючого файлу.</w:t>
+      </w:r>
+    </w:p>
+    <w:p>
+      <w:pPr>
+        <w:pStyle w:val="a7"/>
+        <w:numPr>
+          <w:ilvl w:val="0"/>
+          <w:numId w:val="22"/>
+        </w:numPr>
+        <w:spacing w:before="0" w:beforeAutospacing="0" w:after="0" w:afterAutospacing="0" w:line="360" w:lineRule="auto"/>
+        <w:ind w:left="0" w:firstLine="706"/>
+        <w:jc w:val="both"/>
+        <w:rPr>
+          <w:sz w:val="28"/>
+          <w:szCs w:val="28"/>
+        </w:rPr>
+      </w:pPr>
+      <w:r>
+        <w:rPr>
+          <w:sz w:val="28"/>
+          <w:szCs w:val="28"/>
+        </w:rPr>
+        <w:t xml:space="preserve">Доведено необхідність коректного закриття файлових потоків методом </w:t>
+      </w:r>
+      <w:r>
+        <w:rPr>
+          <w:rStyle w:val="HTML"/>
+          <w:rFonts w:ascii="Times New Roman" w:hAnsi="Times New Roman" w:cs="Times New Roman"/>
+          <w:sz w:val="28"/>
+          <w:szCs w:val="28"/>
+        </w:rPr>
+        <w:t>close()</w:t>
+      </w:r>
+      <w:r>
+        <w:rPr>
+          <w:sz w:val="28"/>
+          <w:szCs w:val="28"/>
+        </w:rPr>
+        <w:t xml:space="preserve"> для збереження даних та звільнення системних ресурсів.</w:t>
+      </w:r>
+    </w:p>
+    <w:p>
+      <w:pPr>
+        <w:pStyle w:val="a7"/>
+        <w:numPr>
+          <w:ilvl w:val="0"/>
+          <w:numId w:val="22"/>
+        </w:numPr>
+        <w:spacing w:before="0" w:beforeAutospacing="0" w:after="0" w:afterAutospacing="0" w:line="360" w:lineRule="auto"/>
+        <w:ind w:left="0" w:firstLine="706"/>
+        <w:jc w:val="both"/>
+        <w:rPr>
+          <w:sz w:val="28"/>
+          <w:szCs w:val="28"/>
+        </w:rPr>
+      </w:pPr>
+      <w:r>
+        <w:rPr>
+          <w:sz w:val="28"/>
+          <w:szCs w:val="28"/>
+        </w:rPr>
+        <w:t xml:space="preserve">Опановано посимвольне зчитування вмісту файлу за допомогою методу </w:t>
+      </w:r>
+      <w:r>
+        <w:rPr>
+          <w:rStyle w:val="HTML"/>
+          <w:rFonts w:ascii="Times New Roman" w:hAnsi="Times New Roman" w:cs="Times New Roman"/>
+          <w:sz w:val="28"/>
+          <w:szCs w:val="28"/>
+        </w:rPr>
+        <w:t>get(char)</w:t>
+      </w:r>
+      <w:r>
+        <w:rPr>
+          <w:sz w:val="28"/>
+          <w:szCs w:val="28"/>
+        </w:rPr>
+        <w:t xml:space="preserve"> у циклі </w:t>
+      </w:r>
+      <w:r>
+        <w:rPr>
+          <w:rStyle w:val="HTML"/>
+          <w:rFonts w:ascii="Times New Roman" w:hAnsi="Times New Roman" w:cs="Times New Roman"/>
+          <w:sz w:val="28"/>
+          <w:szCs w:val="28"/>
+        </w:rPr>
+        <w:t>while</w:t>
+      </w:r>
+      <w:r>
+        <w:rPr>
+          <w:sz w:val="28"/>
+          <w:szCs w:val="28"/>
+        </w:rPr>
+        <w:t>.</w:t>
+      </w:r>
+    </w:p>
+    <w:p>
+      <w:pPr>
+        <w:pStyle w:val="a7"/>
+        <w:numPr>
+          <w:ilvl w:val="0"/>
+          <w:numId w:val="22"/>
+        </w:numPr>
+        <w:spacing w:before="0" w:beforeAutospacing="0" w:after="0" w:afterAutospacing="0" w:line="360" w:lineRule="auto"/>
+        <w:ind w:left="0" w:firstLine="706"/>
+        <w:jc w:val="both"/>
+        <w:rPr>
+          <w:sz w:val="28"/>
+          <w:szCs w:val="28"/>
+        </w:rPr>
+      </w:pPr>
+      <w:r>
+        <w:rPr>
+          <w:sz w:val="28"/>
+          <w:szCs w:val="28"/>
+        </w:rPr>
+        <w:lastRenderedPageBreak/>
+        <w:t xml:space="preserve">Розглянуто і реалізовано метод зчитування тексту по словах за допомогою оператора </w:t>
+      </w:r>
+      <w:r>
+        <w:rPr>
+          <w:rStyle w:val="HTML"/>
+          <w:rFonts w:ascii="Times New Roman" w:hAnsi="Times New Roman" w:cs="Times New Roman"/>
+          <w:sz w:val="28"/>
+          <w:szCs w:val="28"/>
+        </w:rPr>
+        <w:t>&gt;&gt;</w:t>
+      </w:r>
+      <w:r>
+        <w:rPr>
+          <w:sz w:val="28"/>
+          <w:szCs w:val="28"/>
+        </w:rPr>
+        <w:t xml:space="preserve"> та об'єктів класу </w:t>
+      </w:r>
+      <w:r>
+        <w:rPr>
+          <w:rStyle w:val="HTML"/>
+          <w:rFonts w:ascii="Times New Roman" w:hAnsi="Times New Roman" w:cs="Times New Roman"/>
+          <w:sz w:val="28"/>
+          <w:szCs w:val="28"/>
+        </w:rPr>
+        <w:t>string</w:t>
+      </w:r>
+      <w:r>
+        <w:rPr>
+          <w:sz w:val="28"/>
+          <w:szCs w:val="28"/>
+        </w:rPr>
+        <w:t>.</w:t>
+      </w:r>
+    </w:p>
+    <w:p>
+      <w:pPr>
+        <w:pStyle w:val="a7"/>
+        <w:numPr>
+          <w:ilvl w:val="0"/>
+          <w:numId w:val="22"/>
+        </w:numPr>
+        <w:spacing w:before="0" w:beforeAutospacing="0" w:after="0" w:afterAutospacing="0" w:line="360" w:lineRule="auto"/>
+        <w:ind w:left="0" w:firstLine="706"/>
+        <w:jc w:val="both"/>
+        <w:rPr>
+          <w:sz w:val="28"/>
+          <w:szCs w:val="28"/>
+        </w:rPr>
+      </w:pPr>
+      <w:r>
+        <w:rPr>
+          <w:sz w:val="28"/>
+          <w:szCs w:val="28"/>
+        </w:rPr>
+        <w:t xml:space="preserve">Набуто навичок використання стандартної бібліотеки </w:t>
+      </w:r>
+      <w:r>
+        <w:rPr>
+          <w:rStyle w:val="HTML"/>
+          <w:rFonts w:ascii="Times New Roman" w:hAnsi="Times New Roman" w:cs="Times New Roman"/>
+          <w:sz w:val="28"/>
+          <w:szCs w:val="28"/>
+        </w:rPr>
+        <w:t>&lt;cctype&gt;</w:t>
+      </w:r>
+      <w:r>
+        <w:rPr>
+          <w:sz w:val="28"/>
+          <w:szCs w:val="28"/>
+        </w:rPr>
+        <w:t xml:space="preserve"> для класифікації символів (перевірка на розділові знаки або цифри).</w:t>
+      </w:r>
+    </w:p>
+    <w:p>
+      <w:pPr>
+        <w:pStyle w:val="a7"/>
+        <w:numPr>
+          <w:ilvl w:val="0"/>
+          <w:numId w:val="22"/>
+        </w:numPr>
+        <w:spacing w:before="0" w:beforeAutospacing="0" w:after="0" w:afterAutospacing="0" w:line="360" w:lineRule="auto"/>
+        <w:ind w:left="0" w:firstLine="706"/>
+        <w:jc w:val="both"/>
+        <w:rPr>
+          <w:sz w:val="28"/>
+          <w:szCs w:val="28"/>
+        </w:rPr>
+      </w:pPr>
+      <w:r>
+        <w:rPr>
+          <w:sz w:val="28"/>
+          <w:szCs w:val="28"/>
+        </w:rPr>
+        <w:t xml:space="preserve">Функція </w:t>
+      </w:r>
+      <w:r>
+        <w:rPr>
+          <w:rStyle w:val="HTML"/>
+          <w:rFonts w:ascii="Times New Roman" w:hAnsi="Times New Roman" w:cs="Times New Roman"/>
+          <w:sz w:val="28"/>
+          <w:szCs w:val="28"/>
+        </w:rPr>
+        <w:t>ispunct()</w:t>
+      </w:r>
+      <w:r>
+        <w:rPr>
+          <w:sz w:val="28"/>
+          <w:szCs w:val="28"/>
+        </w:rPr>
+        <w:t xml:space="preserve"> була успішно застосована для очищення лічених слів від розділових знаків (ком, крапок, дефісів) перед їх порівнянням.</w:t>
+      </w:r>
+    </w:p>
+    <w:p>
+      <w:pPr>
+        <w:pStyle w:val="a7"/>
+        <w:numPr>
+          <w:ilvl w:val="0"/>
+          <w:numId w:val="22"/>
+        </w:numPr>
+        <w:spacing w:before="0" w:beforeAutospacing="0" w:after="0" w:afterAutospacing="0" w:line="360" w:lineRule="auto"/>
+        <w:ind w:left="0" w:firstLine="706"/>
+        <w:jc w:val="both"/>
+        <w:rPr>
+          <w:sz w:val="28"/>
+          <w:szCs w:val="28"/>
+        </w:rPr>
+      </w:pPr>
+      <w:r>
+        <w:rPr>
+          <w:sz w:val="28"/>
+          <w:szCs w:val="28"/>
+        </w:rPr>
+        <w:t xml:space="preserve">Функція </w:t>
+      </w:r>
+      <w:r>
+        <w:rPr>
+          <w:rStyle w:val="HTML"/>
+          <w:rFonts w:ascii="Times New Roman" w:hAnsi="Times New Roman" w:cs="Times New Roman"/>
+          <w:sz w:val="28"/>
+          <w:szCs w:val="28"/>
+        </w:rPr>
+        <w:t>isdigit()</w:t>
+      </w:r>
+      <w:r>
+        <w:rPr>
+          <w:sz w:val="28"/>
+          <w:szCs w:val="28"/>
+        </w:rPr>
+        <w:t xml:space="preserve"> ефективно використана для точного підрахунку загальної кількості цифр у текстовому файлі.</w:t>
+      </w:r>
+    </w:p>
+    <w:p>
+      <w:pPr>
+        <w:pStyle w:val="a7"/>
+        <w:numPr>
+          <w:ilvl w:val="0"/>
+          <w:numId w:val="22"/>
+        </w:numPr>
+        <w:spacing w:before="0" w:beforeAutospacing="0" w:after="0" w:afterAutospacing="0" w:line="360" w:lineRule="auto"/>
+        <w:ind w:left="0" w:firstLine="706"/>
+        <w:jc w:val="both"/>
+        <w:rPr>
+          <w:sz w:val="28"/>
+          <w:szCs w:val="28"/>
+        </w:rPr>
+      </w:pPr>
+      <w:r>
+        <w:rPr>
+          <w:sz w:val="28"/>
+          <w:szCs w:val="28"/>
+        </w:rPr>
+        <w:t>Засвоєно специфіку обробки україномовного тексту та важливість коректного налаштування кодування UTF-8 у консолі Windows (</w:t>
+      </w:r>
+      <w:r>
+        <w:rPr>
+          <w:rStyle w:val="HTML"/>
+          <w:rFonts w:ascii="Times New Roman" w:hAnsi="Times New Roman" w:cs="Times New Roman"/>
+          <w:sz w:val="28"/>
+          <w:szCs w:val="28"/>
+        </w:rPr>
+        <w:t>chcp 65001</w:t>
+      </w:r>
+      <w:r>
+        <w:rPr>
+          <w:sz w:val="28"/>
+          <w:szCs w:val="28"/>
+        </w:rPr>
+        <w:t>).</w:t>
+      </w:r>
+    </w:p>
+    <w:p>
+      <w:pPr>
+        <w:pStyle w:val="a7"/>
+        <w:numPr>
+          <w:ilvl w:val="0"/>
+          <w:numId w:val="22"/>
+        </w:numPr>
+        <w:spacing w:before="0" w:beforeAutospacing="0" w:after="0" w:afterAutospacing="0" w:line="360" w:lineRule="auto"/>
+        <w:ind w:left="0" w:firstLine="706"/>
+        <w:jc w:val="both"/>
+        <w:rPr>
+          <w:sz w:val="28"/>
+          <w:szCs w:val="28"/>
+        </w:rPr>
+      </w:pPr>
+      <w:r>
+        <w:rPr>
+          <w:sz w:val="28"/>
+          <w:szCs w:val="28"/>
+        </w:rPr>
+        <w:t xml:space="preserve">З'ясовано, що українські літери (кирилиця) кодуються кількома байтами, що необхідно враховувати при підрахунку символів та обробці масивів </w:t>
+      </w:r>
+      <w:r>
+        <w:rPr>
+          <w:rStyle w:val="HTML"/>
+          <w:rFonts w:ascii="Times New Roman" w:hAnsi="Times New Roman" w:cs="Times New Roman"/>
+          <w:sz w:val="28"/>
+          <w:szCs w:val="28"/>
+        </w:rPr>
+        <w:t>char</w:t>
+      </w:r>
+      <w:r>
+        <w:rPr>
+          <w:sz w:val="28"/>
+          <w:szCs w:val="28"/>
+        </w:rPr>
+        <w:t>.</w:t>
+      </w:r>
+    </w:p>
+    <w:p>
+      <w:pPr>
+        <w:pStyle w:val="a7"/>
+        <w:numPr>
+          <w:ilvl w:val="0"/>
+          <w:numId w:val="22"/>
+        </w:numPr>
+        <w:spacing w:before="0" w:beforeAutospacing="0" w:after="0" w:afterAutospacing="0" w:line="360" w:lineRule="auto"/>
+        <w:ind w:left="0" w:firstLine="706"/>
+        <w:jc w:val="both"/>
+        <w:rPr>
+          <w:sz w:val="28"/>
+          <w:szCs w:val="28"/>
+        </w:rPr>
+      </w:pPr>
+      <w:r>
+        <w:rPr>
+          <w:sz w:val="28"/>
+          <w:szCs w:val="28"/>
+        </w:rPr>
+        <w:t xml:space="preserve">Опановано роботу зі стандартною бібліотекою </w:t>
+      </w:r>
+      <w:r>
+        <w:rPr>
+          <w:rStyle w:val="HTML"/>
+          <w:rFonts w:ascii="Times New Roman" w:hAnsi="Times New Roman" w:cs="Times New Roman"/>
+          <w:sz w:val="28"/>
+          <w:szCs w:val="28"/>
+        </w:rPr>
+        <w:t>&lt;ctime&gt;</w:t>
+      </w:r>
+      <w:r>
+        <w:rPr>
+          <w:sz w:val="28"/>
+          <w:szCs w:val="28"/>
+        </w:rPr>
+        <w:t xml:space="preserve"> для отримання поточного системного часу.</w:t>
+      </w:r>
+    </w:p>
+    <w:p>
+      <w:pPr>
+        <w:pStyle w:val="a7"/>
+        <w:numPr>
+          <w:ilvl w:val="0"/>
+          <w:numId w:val="22"/>
+        </w:numPr>
+        <w:spacing w:before="0" w:beforeAutospacing="0" w:after="0" w:afterAutospacing="0" w:line="360" w:lineRule="auto"/>
+        <w:ind w:left="0" w:firstLine="706"/>
+        <w:jc w:val="both"/>
+        <w:rPr>
+          <w:sz w:val="28"/>
+          <w:szCs w:val="28"/>
+        </w:rPr>
+      </w:pPr>
+      <w:r>
+        <w:rPr>
+          <w:sz w:val="28"/>
+          <w:szCs w:val="28"/>
+        </w:rPr>
+        <w:t xml:space="preserve">Функція </w:t>
+      </w:r>
+      <w:r>
+        <w:rPr>
+          <w:rStyle w:val="HTML"/>
+          <w:rFonts w:ascii="Times New Roman" w:hAnsi="Times New Roman" w:cs="Times New Roman"/>
+          <w:sz w:val="28"/>
+          <w:szCs w:val="28"/>
+        </w:rPr>
+        <w:t>time(0)</w:t>
+      </w:r>
+      <w:r>
+        <w:rPr>
+          <w:sz w:val="28"/>
+          <w:szCs w:val="28"/>
+        </w:rPr>
+        <w:t xml:space="preserve"> успішно застосована для отримання системного часу у базовому форматі </w:t>
+      </w:r>
+      <w:r>
+        <w:rPr>
+          <w:rStyle w:val="HTML"/>
+          <w:rFonts w:ascii="Times New Roman" w:hAnsi="Times New Roman" w:cs="Times New Roman"/>
+          <w:sz w:val="28"/>
+          <w:szCs w:val="28"/>
+        </w:rPr>
+        <w:t>time_t</w:t>
+      </w:r>
+      <w:r>
+        <w:rPr>
+          <w:sz w:val="28"/>
+          <w:szCs w:val="28"/>
+        </w:rPr>
+        <w:t>.</w:t>
+      </w:r>
+    </w:p>
+    <w:p>
+      <w:pPr>
+        <w:pStyle w:val="a7"/>
+        <w:numPr>
+          <w:ilvl w:val="0"/>
+          <w:numId w:val="22"/>
+        </w:numPr>
+        <w:spacing w:before="0" w:beforeAutospacing="0" w:after="0" w:afterAutospacing="0" w:line="360" w:lineRule="auto"/>
+        <w:ind w:left="0" w:firstLine="706"/>
+        <w:jc w:val="both"/>
+        <w:rPr>
+          <w:sz w:val="28"/>
+          <w:szCs w:val="28"/>
+        </w:rPr>
+      </w:pPr>
+      <w:r>
+        <w:rPr>
+          <w:sz w:val="28"/>
+          <w:szCs w:val="28"/>
+        </w:rPr>
+        <w:t xml:space="preserve">Використано функцію </w:t>
+      </w:r>
+      <w:r>
+        <w:rPr>
+          <w:rStyle w:val="HTML"/>
+          <w:rFonts w:ascii="Times New Roman" w:hAnsi="Times New Roman" w:cs="Times New Roman"/>
+          <w:sz w:val="28"/>
+          <w:szCs w:val="28"/>
+        </w:rPr>
+        <w:t>localtime()</w:t>
+      </w:r>
+      <w:r>
+        <w:rPr>
+          <w:sz w:val="28"/>
+          <w:szCs w:val="28"/>
+        </w:rPr>
+        <w:t xml:space="preserve"> для перетворення системного часу у зручну локальну структуру дати та часу.</w:t>
+      </w:r>
+    </w:p>
+    <w:p>
+      <w:pPr>
+        <w:pStyle w:val="a7"/>
+        <w:numPr>
+          <w:ilvl w:val="0"/>
+          <w:numId w:val="22"/>
+        </w:numPr>
+        <w:spacing w:before="0" w:beforeAutospacing="0" w:after="0" w:afterAutospacing="0" w:line="360" w:lineRule="auto"/>
+        <w:ind w:left="0" w:firstLine="706"/>
+        <w:jc w:val="both"/>
+        <w:rPr>
+          <w:sz w:val="28"/>
+          <w:szCs w:val="28"/>
+        </w:rPr>
+      </w:pPr>
+      <w:r>
+        <w:rPr>
+          <w:sz w:val="28"/>
+          <w:szCs w:val="28"/>
+        </w:rPr>
+        <w:t xml:space="preserve">Застосовано функцію </w:t>
+      </w:r>
+      <w:r>
+        <w:rPr>
+          <w:rStyle w:val="HTML"/>
+          <w:rFonts w:ascii="Times New Roman" w:hAnsi="Times New Roman" w:cs="Times New Roman"/>
+          <w:sz w:val="28"/>
+          <w:szCs w:val="28"/>
+        </w:rPr>
+        <w:t>asctime()</w:t>
+      </w:r>
+      <w:r>
+        <w:rPr>
+          <w:sz w:val="28"/>
+          <w:szCs w:val="28"/>
+        </w:rPr>
+        <w:t xml:space="preserve"> для форматування структури часу у текстовий рядок, придатний для дозапису у файл.</w:t>
+      </w:r>
+    </w:p>
+    <w:p>
+      <w:pPr>
+        <w:pStyle w:val="a7"/>
+        <w:numPr>
+          <w:ilvl w:val="0"/>
+          <w:numId w:val="22"/>
+        </w:numPr>
+        <w:spacing w:before="0" w:beforeAutospacing="0" w:after="0" w:afterAutospacing="0" w:line="360" w:lineRule="auto"/>
+        <w:ind w:left="0" w:firstLine="706"/>
+        <w:jc w:val="both"/>
+        <w:rPr>
+          <w:sz w:val="28"/>
+          <w:szCs w:val="28"/>
+        </w:rPr>
+      </w:pPr>
+      <w:r>
+        <w:rPr>
+          <w:sz w:val="28"/>
+          <w:szCs w:val="28"/>
+        </w:rPr>
+        <w:t xml:space="preserve">Здобуто досвід розробки окремого консольного застосунку </w:t>
+      </w:r>
+      <w:r>
+        <w:rPr>
+          <w:rStyle w:val="HTML"/>
+          <w:rFonts w:ascii="Times New Roman" w:hAnsi="Times New Roman" w:cs="Times New Roman"/>
+          <w:sz w:val="28"/>
+          <w:szCs w:val="28"/>
+        </w:rPr>
+        <w:t>TestDriver</w:t>
+      </w:r>
+      <w:r>
+        <w:rPr>
+          <w:sz w:val="28"/>
+          <w:szCs w:val="28"/>
+        </w:rPr>
+        <w:t xml:space="preserve"> для імітації середовища тестування файлових модулів.</w:t>
+      </w:r>
+    </w:p>
+    <w:p>
+      <w:pPr>
+        <w:pStyle w:val="a7"/>
+        <w:numPr>
+          <w:ilvl w:val="0"/>
+          <w:numId w:val="22"/>
+        </w:numPr>
+        <w:spacing w:before="0" w:beforeAutospacing="0" w:after="0" w:afterAutospacing="0" w:line="360" w:lineRule="auto"/>
+        <w:ind w:left="0" w:firstLine="706"/>
+        <w:jc w:val="both"/>
+        <w:rPr>
+          <w:sz w:val="28"/>
+          <w:szCs w:val="28"/>
+        </w:rPr>
+      </w:pPr>
+      <w:r>
+        <w:rPr>
+          <w:sz w:val="28"/>
+          <w:szCs w:val="28"/>
+        </w:rPr>
+        <w:t>Програмна генерація тестових вхідних файлів (</w:t>
+      </w:r>
+      <w:r>
+        <w:rPr>
+          <w:rStyle w:val="HTML"/>
+          <w:rFonts w:ascii="Times New Roman" w:hAnsi="Times New Roman" w:cs="Times New Roman"/>
+          <w:sz w:val="28"/>
+          <w:szCs w:val="28"/>
+        </w:rPr>
+        <w:t>prepareTestFiles</w:t>
+      </w:r>
+      <w:r>
+        <w:rPr>
+          <w:sz w:val="28"/>
+          <w:szCs w:val="28"/>
+        </w:rPr>
+        <w:t xml:space="preserve">) у </w:t>
+      </w:r>
+      <w:r>
+        <w:rPr>
+          <w:rStyle w:val="HTML"/>
+          <w:rFonts w:ascii="Times New Roman" w:hAnsi="Times New Roman" w:cs="Times New Roman"/>
+          <w:sz w:val="28"/>
+          <w:szCs w:val="28"/>
+        </w:rPr>
+        <w:t>TestDriver</w:t>
+      </w:r>
+      <w:r>
+        <w:rPr>
+          <w:sz w:val="28"/>
+          <w:szCs w:val="28"/>
+        </w:rPr>
+        <w:t xml:space="preserve"> дозволила значно пришвидшити та автоматизувати процес перевірки.</w:t>
+      </w:r>
+    </w:p>
+    <w:p>
+      <w:pPr>
+        <w:pStyle w:val="a7"/>
+        <w:numPr>
+          <w:ilvl w:val="0"/>
+          <w:numId w:val="22"/>
+        </w:numPr>
+        <w:spacing w:before="0" w:beforeAutospacing="0" w:after="0" w:afterAutospacing="0" w:line="360" w:lineRule="auto"/>
+        <w:ind w:left="0" w:firstLine="706"/>
+        <w:jc w:val="both"/>
+        <w:rPr>
+          <w:sz w:val="28"/>
+          <w:szCs w:val="28"/>
+        </w:rPr>
+      </w:pPr>
+      <w:r>
+        <w:rPr>
+          <w:sz w:val="28"/>
+          <w:szCs w:val="28"/>
+        </w:rPr>
+        <w:t>Закріплено навички модульного та системного тестування функцій роботи з файлами.</w:t>
+      </w:r>
+    </w:p>
+    <w:p>
+      <w:pPr>
+        <w:pStyle w:val="a7"/>
+        <w:numPr>
+          <w:ilvl w:val="0"/>
+          <w:numId w:val="22"/>
+        </w:numPr>
+        <w:spacing w:before="0" w:beforeAutospacing="0" w:after="0" w:afterAutospacing="0" w:line="360" w:lineRule="auto"/>
+        <w:ind w:left="0" w:firstLine="706"/>
+        <w:jc w:val="both"/>
+        <w:rPr>
+          <w:sz w:val="28"/>
+          <w:szCs w:val="28"/>
+        </w:rPr>
+      </w:pPr>
+      <w:r>
+        <w:rPr>
+          <w:sz w:val="28"/>
+          <w:szCs w:val="28"/>
+        </w:rPr>
+        <w:t>Використання щонайменше трьох тест-кейсів для кожної задачі забезпечило надійне покриття різних варіантів вхідних даних (позитивні та негативні сценарії).</w:t>
+      </w:r>
+    </w:p>
+    <w:p>
+      <w:pPr>
+        <w:pStyle w:val="a7"/>
+        <w:numPr>
+          <w:ilvl w:val="0"/>
+          <w:numId w:val="22"/>
+        </w:numPr>
+        <w:spacing w:before="0" w:beforeAutospacing="0" w:after="0" w:afterAutospacing="0" w:line="360" w:lineRule="auto"/>
+        <w:ind w:left="0" w:firstLine="706"/>
+        <w:jc w:val="both"/>
+        <w:rPr>
+          <w:sz w:val="28"/>
+          <w:szCs w:val="28"/>
+        </w:rPr>
+      </w:pPr>
+      <w:r>
+        <w:rPr>
+          <w:sz w:val="28"/>
+          <w:szCs w:val="28"/>
+        </w:rPr>
+        <w:t>Тестування алгоритму на порожньому файлі (TC-1.3) підтвердило його стійкість до відсутності вхідних даних (відсутність крашів).</w:t>
+      </w:r>
+    </w:p>
+    <w:p>
+      <w:pPr>
+        <w:pStyle w:val="a7"/>
+        <w:numPr>
+          <w:ilvl w:val="0"/>
+          <w:numId w:val="22"/>
+        </w:numPr>
+        <w:spacing w:before="0" w:beforeAutospacing="0" w:after="0" w:afterAutospacing="0" w:line="360" w:lineRule="auto"/>
+        <w:ind w:left="0" w:firstLine="706"/>
+        <w:jc w:val="both"/>
+        <w:rPr>
+          <w:sz w:val="28"/>
+          <w:szCs w:val="28"/>
+        </w:rPr>
+      </w:pPr>
+      <w:r>
+        <w:rPr>
+          <w:sz w:val="28"/>
+          <w:szCs w:val="28"/>
+        </w:rPr>
+        <w:lastRenderedPageBreak/>
+        <w:t>Тестування файлу без жодної цифри (TC-2.2) показало коректну роботу логіки лічильника у нульовому стані.</w:t>
+      </w:r>
+    </w:p>
+    <w:p>
+      <w:pPr>
+        <w:pStyle w:val="a7"/>
+        <w:numPr>
+          <w:ilvl w:val="0"/>
+          <w:numId w:val="22"/>
+        </w:numPr>
+        <w:spacing w:before="0" w:beforeAutospacing="0" w:after="0" w:afterAutospacing="0" w:line="360" w:lineRule="auto"/>
+        <w:ind w:left="0" w:firstLine="706"/>
+        <w:jc w:val="both"/>
+        <w:rPr>
+          <w:sz w:val="28"/>
+          <w:szCs w:val="28"/>
+        </w:rPr>
+      </w:pPr>
+      <w:r>
+        <w:rPr>
+          <w:sz w:val="28"/>
+          <w:szCs w:val="28"/>
+        </w:rPr>
+        <w:t xml:space="preserve">Реалізовано алгоритм перетворення цілого числа в двійковий формат за допомогою операцій ділення по модулю </w:t>
+      </w:r>
+      <w:r>
+        <w:rPr>
+          <w:rStyle w:val="HTML"/>
+          <w:rFonts w:ascii="Times New Roman" w:hAnsi="Times New Roman" w:cs="Times New Roman"/>
+          <w:sz w:val="28"/>
+          <w:szCs w:val="28"/>
+        </w:rPr>
+        <w:t>% 2</w:t>
+      </w:r>
+      <w:r>
+        <w:rPr>
+          <w:sz w:val="28"/>
+          <w:szCs w:val="28"/>
+        </w:rPr>
+        <w:t xml:space="preserve"> та конкатенації рядків.</w:t>
+      </w:r>
+    </w:p>
+    <w:p>
+      <w:pPr>
+        <w:pStyle w:val="a7"/>
+        <w:numPr>
+          <w:ilvl w:val="0"/>
+          <w:numId w:val="22"/>
+        </w:numPr>
+        <w:spacing w:before="0" w:beforeAutospacing="0" w:after="0" w:afterAutospacing="0" w:line="360" w:lineRule="auto"/>
+        <w:ind w:left="0" w:firstLine="706"/>
+        <w:jc w:val="both"/>
+        <w:rPr>
+          <w:sz w:val="28"/>
+          <w:szCs w:val="28"/>
+        </w:rPr>
+      </w:pPr>
+      <w:r>
+        <w:rPr>
+          <w:sz w:val="28"/>
+          <w:szCs w:val="28"/>
+        </w:rPr>
+        <w:t xml:space="preserve">Успішно здійснено перевикористання обчислювального коду з Лабораторної роботи №8 шляхом виклику функції </w:t>
+      </w:r>
+      <w:r>
+        <w:rPr>
+          <w:rStyle w:val="HTML"/>
+          <w:rFonts w:ascii="Times New Roman" w:hAnsi="Times New Roman" w:cs="Times New Roman"/>
+          <w:sz w:val="28"/>
+          <w:szCs w:val="28"/>
+        </w:rPr>
+        <w:t>s_calculation()</w:t>
+      </w:r>
+      <w:r>
+        <w:rPr>
+          <w:sz w:val="28"/>
+          <w:szCs w:val="28"/>
+        </w:rPr>
+        <w:t xml:space="preserve"> всередині нової задачі.</w:t>
+      </w:r>
+    </w:p>
+    <w:p>
+      <w:pPr>
+        <w:pStyle w:val="a7"/>
+        <w:numPr>
+          <w:ilvl w:val="0"/>
+          <w:numId w:val="22"/>
+        </w:numPr>
+        <w:spacing w:before="0" w:beforeAutospacing="0" w:after="0" w:afterAutospacing="0" w:line="360" w:lineRule="auto"/>
+        <w:ind w:left="0" w:firstLine="706"/>
+        <w:jc w:val="both"/>
+        <w:rPr>
+          <w:sz w:val="28"/>
+          <w:szCs w:val="28"/>
+        </w:rPr>
+      </w:pPr>
+      <w:r>
+        <w:rPr>
+          <w:sz w:val="28"/>
+          <w:szCs w:val="28"/>
+        </w:rPr>
+        <w:t>Інтеграція модулів з різних лабораторних робіт на практиці довела високу ефективність модульної архітектури програмного забезпечення.</w:t>
+      </w:r>
+    </w:p>
+    <w:p>
+      <w:pPr>
+        <w:pStyle w:val="a7"/>
+        <w:numPr>
+          <w:ilvl w:val="0"/>
+          <w:numId w:val="22"/>
+        </w:numPr>
+        <w:spacing w:before="0" w:beforeAutospacing="0" w:after="0" w:afterAutospacing="0" w:line="360" w:lineRule="auto"/>
+        <w:ind w:left="0" w:firstLine="706"/>
+        <w:jc w:val="both"/>
+        <w:rPr>
+          <w:sz w:val="28"/>
+          <w:szCs w:val="28"/>
+        </w:rPr>
+      </w:pPr>
+      <w:r>
+        <w:rPr>
+          <w:sz w:val="28"/>
+          <w:szCs w:val="28"/>
+        </w:rPr>
+        <w:t xml:space="preserve">Оновлено спільний заголовковий файл </w:t>
+      </w:r>
+      <w:r>
+        <w:rPr>
+          <w:rStyle w:val="HTML"/>
+          <w:rFonts w:ascii="Times New Roman" w:hAnsi="Times New Roman" w:cs="Times New Roman"/>
+          <w:sz w:val="28"/>
+          <w:szCs w:val="28"/>
+        </w:rPr>
+        <w:t>ModulesNikolenko.h</w:t>
+      </w:r>
+      <w:r>
+        <w:rPr>
+          <w:sz w:val="28"/>
+          <w:szCs w:val="28"/>
+        </w:rPr>
+        <w:t xml:space="preserve"> шляхом додавання прототипів нових функцій для 10-ї лабораторної роботи.</w:t>
+      </w:r>
+    </w:p>
+    <w:p>
+      <w:pPr>
+        <w:pStyle w:val="a7"/>
+        <w:numPr>
+          <w:ilvl w:val="0"/>
+          <w:numId w:val="22"/>
+        </w:numPr>
+        <w:spacing w:before="0" w:beforeAutospacing="0" w:after="0" w:afterAutospacing="0" w:line="360" w:lineRule="auto"/>
+        <w:ind w:left="0" w:firstLine="706"/>
+        <w:jc w:val="both"/>
+        <w:rPr>
+          <w:sz w:val="28"/>
+          <w:szCs w:val="28"/>
+        </w:rPr>
+      </w:pPr>
+      <w:r>
+        <w:rPr>
+          <w:sz w:val="28"/>
+          <w:szCs w:val="28"/>
+        </w:rPr>
+        <w:t xml:space="preserve">Успішно розширено головне інтерактивне меню програми </w:t>
+      </w:r>
+      <w:r>
+        <w:rPr>
+          <w:rStyle w:val="HTML"/>
+          <w:rFonts w:ascii="Times New Roman" w:hAnsi="Times New Roman" w:cs="Times New Roman"/>
+          <w:sz w:val="28"/>
+          <w:szCs w:val="28"/>
+        </w:rPr>
+        <w:t>Nikolenko_task</w:t>
+      </w:r>
+      <w:r>
+        <w:rPr>
+          <w:sz w:val="28"/>
+          <w:szCs w:val="28"/>
+        </w:rPr>
+        <w:t xml:space="preserve"> новими пунктами для виклику файлових задач.</w:t>
+      </w:r>
+    </w:p>
+    <w:p>
+      <w:pPr>
+        <w:pStyle w:val="a7"/>
+        <w:numPr>
+          <w:ilvl w:val="0"/>
+          <w:numId w:val="22"/>
+        </w:numPr>
+        <w:spacing w:before="0" w:beforeAutospacing="0" w:after="0" w:afterAutospacing="0" w:line="360" w:lineRule="auto"/>
+        <w:ind w:left="0" w:firstLine="706"/>
+        <w:jc w:val="both"/>
+        <w:rPr>
+          <w:sz w:val="28"/>
+          <w:szCs w:val="28"/>
+        </w:rPr>
+      </w:pPr>
+      <w:r>
+        <w:rPr>
+          <w:sz w:val="28"/>
+          <w:szCs w:val="28"/>
+        </w:rPr>
+        <w:t xml:space="preserve">Використання оператора множинного вибору </w:t>
+      </w:r>
+      <w:r>
+        <w:rPr>
+          <w:rStyle w:val="HTML"/>
+          <w:rFonts w:ascii="Times New Roman" w:hAnsi="Times New Roman" w:cs="Times New Roman"/>
+          <w:sz w:val="28"/>
+          <w:szCs w:val="28"/>
+        </w:rPr>
+        <w:t>switch-case</w:t>
+      </w:r>
+      <w:r>
+        <w:rPr>
+          <w:sz w:val="28"/>
+          <w:szCs w:val="28"/>
+        </w:rPr>
+        <w:t xml:space="preserve"> забезпечило елегантну маршрутизацію команд від користувача у головному меню.</w:t>
+      </w:r>
+    </w:p>
+    <w:p>
+      <w:pPr>
+        <w:pStyle w:val="a7"/>
+        <w:numPr>
+          <w:ilvl w:val="0"/>
+          <w:numId w:val="22"/>
+        </w:numPr>
+        <w:spacing w:before="0" w:beforeAutospacing="0" w:after="0" w:afterAutospacing="0" w:line="360" w:lineRule="auto"/>
+        <w:ind w:left="0" w:firstLine="706"/>
+        <w:jc w:val="both"/>
+        <w:rPr>
+          <w:sz w:val="28"/>
+          <w:szCs w:val="28"/>
+        </w:rPr>
+      </w:pPr>
+      <w:r>
+        <w:rPr>
+          <w:sz w:val="28"/>
+          <w:szCs w:val="28"/>
+        </w:rPr>
+        <w:t xml:space="preserve">Доведено доцільність передачі імен файлів як параметрів функцій (тип </w:t>
+      </w:r>
+      <w:r>
+        <w:rPr>
+          <w:rStyle w:val="HTML"/>
+          <w:rFonts w:ascii="Times New Roman" w:hAnsi="Times New Roman" w:cs="Times New Roman"/>
+          <w:sz w:val="28"/>
+          <w:szCs w:val="28"/>
+        </w:rPr>
+        <w:t>const char*</w:t>
+      </w:r>
+      <w:r>
+        <w:rPr>
+          <w:sz w:val="28"/>
+          <w:szCs w:val="28"/>
+        </w:rPr>
+        <w:t>) для підвищення гнучкості та універсальності модулів.</w:t>
+      </w:r>
+    </w:p>
+    <w:p>
+      <w:pPr>
+        <w:pStyle w:val="a7"/>
+        <w:numPr>
+          <w:ilvl w:val="0"/>
+          <w:numId w:val="22"/>
+        </w:numPr>
+        <w:spacing w:before="0" w:beforeAutospacing="0" w:after="0" w:afterAutospacing="0" w:line="360" w:lineRule="auto"/>
+        <w:ind w:left="0" w:firstLine="706"/>
+        <w:jc w:val="both"/>
+        <w:rPr>
+          <w:sz w:val="28"/>
+          <w:szCs w:val="28"/>
+        </w:rPr>
+      </w:pPr>
+      <w:r>
+        <w:rPr>
+          <w:sz w:val="28"/>
+          <w:szCs w:val="28"/>
+        </w:rPr>
+        <w:t>Виявлено, що виконання операцій зчитування та запису в межах однієї функції вимагає обережного керування вказівниками позиціонування.</w:t>
+      </w:r>
+    </w:p>
+    <w:p>
+      <w:pPr>
+        <w:pStyle w:val="a7"/>
+        <w:numPr>
+          <w:ilvl w:val="0"/>
+          <w:numId w:val="22"/>
+        </w:numPr>
+        <w:spacing w:before="0" w:beforeAutospacing="0" w:after="0" w:afterAutospacing="0" w:line="360" w:lineRule="auto"/>
+        <w:ind w:left="0" w:firstLine="706"/>
+        <w:jc w:val="both"/>
+        <w:rPr>
+          <w:sz w:val="28"/>
+          <w:szCs w:val="28"/>
+        </w:rPr>
+      </w:pPr>
+      <w:r>
+        <w:rPr>
+          <w:sz w:val="28"/>
+          <w:szCs w:val="28"/>
+        </w:rPr>
+        <w:t xml:space="preserve">У задачі 10.1 успішно застосовано методи </w:t>
+      </w:r>
+      <w:r>
+        <w:rPr>
+          <w:rStyle w:val="HTML"/>
+          <w:rFonts w:ascii="Times New Roman" w:hAnsi="Times New Roman" w:cs="Times New Roman"/>
+          <w:sz w:val="28"/>
+          <w:szCs w:val="28"/>
+        </w:rPr>
+        <w:t>clear()</w:t>
+      </w:r>
+      <w:r>
+        <w:rPr>
+          <w:sz w:val="28"/>
+          <w:szCs w:val="28"/>
+        </w:rPr>
+        <w:t xml:space="preserve"> та </w:t>
+      </w:r>
+      <w:r>
+        <w:rPr>
+          <w:rStyle w:val="HTML"/>
+          <w:rFonts w:ascii="Times New Roman" w:hAnsi="Times New Roman" w:cs="Times New Roman"/>
+          <w:sz w:val="28"/>
+          <w:szCs w:val="28"/>
+        </w:rPr>
+        <w:t>seekg(0, ios::beg)</w:t>
+      </w:r>
+      <w:r>
+        <w:rPr>
+          <w:sz w:val="28"/>
+          <w:szCs w:val="28"/>
+        </w:rPr>
+        <w:t xml:space="preserve"> для скидання прапорців помилок і повторного читання файлу з самого початку.</w:t>
+      </w:r>
+    </w:p>
+    <w:p>
+      <w:pPr>
+        <w:pStyle w:val="a7"/>
+        <w:numPr>
+          <w:ilvl w:val="0"/>
+          <w:numId w:val="22"/>
+        </w:numPr>
+        <w:spacing w:before="0" w:beforeAutospacing="0" w:after="0" w:afterAutospacing="0" w:line="360" w:lineRule="auto"/>
+        <w:ind w:left="0" w:firstLine="706"/>
+        <w:jc w:val="both"/>
+        <w:rPr>
+          <w:sz w:val="28"/>
+          <w:szCs w:val="28"/>
+        </w:rPr>
+      </w:pPr>
+      <w:r>
+        <w:rPr>
+          <w:sz w:val="28"/>
+          <w:szCs w:val="28"/>
+        </w:rPr>
+        <w:t>Зрозуміло, що досягнення кінця файлу (EOF) автоматично перериває цикли зчитування і змінює стан потоку.</w:t>
+      </w:r>
+    </w:p>
+    <w:p>
+      <w:pPr>
+        <w:pStyle w:val="a7"/>
+        <w:numPr>
+          <w:ilvl w:val="0"/>
+          <w:numId w:val="22"/>
+        </w:numPr>
+        <w:spacing w:before="0" w:beforeAutospacing="0" w:after="0" w:afterAutospacing="0" w:line="360" w:lineRule="auto"/>
+        <w:ind w:left="0" w:firstLine="706"/>
+        <w:jc w:val="both"/>
+        <w:rPr>
+          <w:sz w:val="28"/>
+          <w:szCs w:val="28"/>
+        </w:rPr>
+      </w:pPr>
+      <w:r>
+        <w:rPr>
+          <w:sz w:val="28"/>
+          <w:szCs w:val="28"/>
+        </w:rPr>
+        <w:t xml:space="preserve">Сповіщення користувача про критичні помилки (наприклад, файл не знайдено) реалізовано з використанням системного звукового сигналу </w:t>
+      </w:r>
+      <w:r>
+        <w:rPr>
+          <w:rStyle w:val="HTML"/>
+          <w:rFonts w:ascii="Times New Roman" w:hAnsi="Times New Roman" w:cs="Times New Roman"/>
+          <w:sz w:val="28"/>
+          <w:szCs w:val="28"/>
+        </w:rPr>
+        <w:t>\a</w:t>
+      </w:r>
+      <w:r>
+        <w:rPr>
+          <w:sz w:val="28"/>
+          <w:szCs w:val="28"/>
+        </w:rPr>
+        <w:t>.</w:t>
+      </w:r>
+    </w:p>
+    <w:p>
+      <w:pPr>
+        <w:pStyle w:val="a7"/>
+        <w:numPr>
+          <w:ilvl w:val="0"/>
+          <w:numId w:val="22"/>
+        </w:numPr>
+        <w:spacing w:before="0" w:beforeAutospacing="0" w:after="0" w:afterAutospacing="0" w:line="360" w:lineRule="auto"/>
+        <w:ind w:left="0" w:firstLine="706"/>
+        <w:jc w:val="both"/>
+        <w:rPr>
+          <w:sz w:val="28"/>
+          <w:szCs w:val="28"/>
+        </w:rPr>
+      </w:pPr>
+      <w:r>
+        <w:rPr>
+          <w:sz w:val="28"/>
+          <w:szCs w:val="28"/>
+        </w:rPr>
+        <w:t xml:space="preserve">Набуто практичного досвіду розв'язання помилок компонувальника (лінкера) </w:t>
+      </w:r>
+      <w:r>
+        <w:rPr>
+          <w:rStyle w:val="HTML"/>
+          <w:rFonts w:ascii="Times New Roman" w:hAnsi="Times New Roman" w:cs="Times New Roman"/>
+          <w:sz w:val="28"/>
+          <w:szCs w:val="28"/>
+        </w:rPr>
+        <w:t>undefined reference</w:t>
+      </w:r>
+      <w:r>
+        <w:rPr>
+          <w:sz w:val="28"/>
+          <w:szCs w:val="28"/>
+        </w:rPr>
+        <w:t>.</w:t>
+      </w:r>
+    </w:p>
+    <w:p>
+      <w:pPr>
+        <w:pStyle w:val="a7"/>
+        <w:numPr>
+          <w:ilvl w:val="0"/>
+          <w:numId w:val="22"/>
+        </w:numPr>
+        <w:spacing w:before="0" w:beforeAutospacing="0" w:after="0" w:afterAutospacing="0" w:line="360" w:lineRule="auto"/>
+        <w:ind w:left="0" w:firstLine="706"/>
+        <w:jc w:val="both"/>
+        <w:rPr>
+          <w:sz w:val="28"/>
+          <w:szCs w:val="28"/>
+        </w:rPr>
+      </w:pPr>
+      <w:r>
+        <w:rPr>
+          <w:sz w:val="28"/>
+          <w:szCs w:val="28"/>
+        </w:rPr>
+        <w:t xml:space="preserve">Зрозуміло, що помилка лінкера найчастіше виникає через неактуальну (не перекомпільовану) версію підключеної статичної бібліотеки </w:t>
+      </w:r>
+      <w:r>
+        <w:rPr>
+          <w:rStyle w:val="HTML"/>
+          <w:rFonts w:ascii="Times New Roman" w:hAnsi="Times New Roman" w:cs="Times New Roman"/>
+          <w:sz w:val="28"/>
+          <w:szCs w:val="28"/>
+        </w:rPr>
+        <w:t>.a</w:t>
+      </w:r>
+      <w:r>
+        <w:rPr>
+          <w:sz w:val="28"/>
+          <w:szCs w:val="28"/>
+        </w:rPr>
+        <w:t>.</w:t>
+      </w:r>
+    </w:p>
+    <w:p>
+      <w:pPr>
+        <w:pStyle w:val="a7"/>
+        <w:numPr>
+          <w:ilvl w:val="0"/>
+          <w:numId w:val="22"/>
+        </w:numPr>
+        <w:spacing w:before="0" w:beforeAutospacing="0" w:after="0" w:afterAutospacing="0" w:line="360" w:lineRule="auto"/>
+        <w:ind w:left="0" w:firstLine="706"/>
+        <w:jc w:val="both"/>
+        <w:rPr>
+          <w:sz w:val="28"/>
+          <w:szCs w:val="28"/>
+        </w:rPr>
+      </w:pPr>
+      <w:r>
+        <w:rPr>
+          <w:sz w:val="28"/>
+          <w:szCs w:val="28"/>
+        </w:rPr>
+        <w:t xml:space="preserve">Опановано використання тернарного оператора </w:t>
+      </w:r>
+      <w:r>
+        <w:rPr>
+          <w:rStyle w:val="HTML"/>
+          <w:rFonts w:ascii="Times New Roman" w:hAnsi="Times New Roman" w:cs="Times New Roman"/>
+          <w:sz w:val="28"/>
+          <w:szCs w:val="28"/>
+        </w:rPr>
+        <w:t>?:</w:t>
+      </w:r>
+      <w:r>
+        <w:rPr>
+          <w:sz w:val="28"/>
+          <w:szCs w:val="28"/>
+        </w:rPr>
+        <w:t xml:space="preserve"> для зручного та компактного форматування результатів (наприклад, виведення "знайдено" / "не знайдено").</w:t>
+      </w:r>
+    </w:p>
+    <w:p>
+      <w:pPr>
+        <w:pStyle w:val="a7"/>
+        <w:numPr>
+          <w:ilvl w:val="0"/>
+          <w:numId w:val="22"/>
+        </w:numPr>
+        <w:spacing w:before="0" w:beforeAutospacing="0" w:after="0" w:afterAutospacing="0" w:line="360" w:lineRule="auto"/>
+        <w:ind w:left="0" w:firstLine="706"/>
+        <w:jc w:val="both"/>
+        <w:rPr>
+          <w:sz w:val="28"/>
+          <w:szCs w:val="28"/>
+        </w:rPr>
+      </w:pPr>
+      <w:r>
+        <w:rPr>
+          <w:sz w:val="28"/>
+          <w:szCs w:val="28"/>
+        </w:rPr>
+        <w:lastRenderedPageBreak/>
+        <w:t>Продемонстровано ефективне застосування булевих змінних (прапорців) для фіксації фактів знаходження шуканих слів у тексті.</w:t>
+      </w:r>
+    </w:p>
+    <w:p>
+      <w:pPr>
+        <w:pStyle w:val="a7"/>
+        <w:numPr>
+          <w:ilvl w:val="0"/>
+          <w:numId w:val="22"/>
+        </w:numPr>
+        <w:spacing w:before="0" w:beforeAutospacing="0" w:after="0" w:afterAutospacing="0" w:line="360" w:lineRule="auto"/>
+        <w:ind w:left="0" w:firstLine="706"/>
+        <w:jc w:val="both"/>
+        <w:rPr>
+          <w:sz w:val="28"/>
+          <w:szCs w:val="28"/>
+        </w:rPr>
+      </w:pPr>
+      <w:r>
+        <w:rPr>
+          <w:sz w:val="28"/>
+          <w:szCs w:val="28"/>
+        </w:rPr>
+        <w:t>Попередня обробка (очищення) слів від пунктуації перед їх порівнянням суттєво підвищила точність реалізованого алгоритму пошуку.</w:t>
+      </w:r>
+    </w:p>
+    <w:p>
+      <w:pPr>
+        <w:pStyle w:val="a7"/>
+        <w:numPr>
+          <w:ilvl w:val="0"/>
+          <w:numId w:val="22"/>
+        </w:numPr>
+        <w:spacing w:before="0" w:beforeAutospacing="0" w:after="0" w:afterAutospacing="0" w:line="360" w:lineRule="auto"/>
+        <w:ind w:left="0" w:firstLine="706"/>
+        <w:jc w:val="both"/>
+        <w:rPr>
+          <w:sz w:val="28"/>
+          <w:szCs w:val="28"/>
+        </w:rPr>
+      </w:pPr>
+      <w:r>
+        <w:rPr>
+          <w:sz w:val="28"/>
+          <w:szCs w:val="28"/>
+        </w:rPr>
+        <w:t>Використання явних перевірок на слова з великої літери (наприклад, "Програма" і "програма") дозволило уникнути складних алгоритмів переведення тексту в нижній регістр.</w:t>
+      </w:r>
+    </w:p>
+    <w:p>
+      <w:pPr>
+        <w:pStyle w:val="a7"/>
+        <w:numPr>
+          <w:ilvl w:val="0"/>
+          <w:numId w:val="22"/>
+        </w:numPr>
+        <w:spacing w:before="0" w:beforeAutospacing="0" w:after="0" w:afterAutospacing="0" w:line="360" w:lineRule="auto"/>
+        <w:ind w:left="0" w:firstLine="706"/>
+        <w:jc w:val="both"/>
+        <w:rPr>
+          <w:sz w:val="28"/>
+          <w:szCs w:val="28"/>
+        </w:rPr>
+      </w:pPr>
+      <w:r>
+        <w:rPr>
+          <w:sz w:val="28"/>
+          <w:szCs w:val="28"/>
+        </w:rPr>
+        <w:t>Робота з параметрами функції у задачі 10.3 (</w:t>
+      </w:r>
+      <w:r>
+        <w:rPr>
+          <w:rStyle w:val="math-inline"/>
+          <w:sz w:val="28"/>
+          <w:szCs w:val="28"/>
+        </w:rPr>
+        <w:t>x, y, z, b</w:t>
+      </w:r>
+      <w:r>
+        <w:rPr>
+          <w:sz w:val="28"/>
+          <w:szCs w:val="28"/>
+        </w:rPr>
+        <w:t>) довела здатність файлових потоків (</w:t>
+      </w:r>
+      <w:r>
+        <w:rPr>
+          <w:rStyle w:val="HTML"/>
+          <w:rFonts w:ascii="Times New Roman" w:hAnsi="Times New Roman" w:cs="Times New Roman"/>
+          <w:sz w:val="28"/>
+          <w:szCs w:val="28"/>
+        </w:rPr>
+        <w:t>ofstream</w:t>
+      </w:r>
+      <w:r>
+        <w:rPr>
+          <w:sz w:val="28"/>
+          <w:szCs w:val="28"/>
+        </w:rPr>
+        <w:t>) коректно конвертувати та форматувати числові типи даних при їх записі у текст.</w:t>
+      </w:r>
+    </w:p>
+    <w:p>
+      <w:pPr>
+        <w:pStyle w:val="a7"/>
+        <w:numPr>
+          <w:ilvl w:val="0"/>
+          <w:numId w:val="22"/>
+        </w:numPr>
+        <w:spacing w:before="0" w:beforeAutospacing="0" w:after="0" w:afterAutospacing="0" w:line="360" w:lineRule="auto"/>
+        <w:ind w:left="0" w:firstLine="706"/>
+        <w:jc w:val="both"/>
+        <w:rPr>
+          <w:sz w:val="28"/>
+          <w:szCs w:val="28"/>
+        </w:rPr>
+      </w:pPr>
+      <w:r>
+        <w:rPr>
+          <w:sz w:val="28"/>
+          <w:szCs w:val="28"/>
+        </w:rPr>
+        <w:t xml:space="preserve">Широко використано екрановані послідовності </w:t>
+      </w:r>
+      <w:r>
+        <w:rPr>
+          <w:rStyle w:val="HTML"/>
+          <w:rFonts w:ascii="Times New Roman" w:hAnsi="Times New Roman" w:cs="Times New Roman"/>
+          <w:sz w:val="28"/>
+          <w:szCs w:val="28"/>
+        </w:rPr>
+        <w:t>\n</w:t>
+      </w:r>
+      <w:r>
+        <w:rPr>
+          <w:sz w:val="28"/>
+          <w:szCs w:val="28"/>
+        </w:rPr>
+        <w:t xml:space="preserve"> для створення абзаців та естетичного форматування тексту у вихідних файлах.</w:t>
+      </w:r>
+    </w:p>
+    <w:p>
+      <w:pPr>
+        <w:pStyle w:val="a7"/>
+        <w:numPr>
+          <w:ilvl w:val="0"/>
+          <w:numId w:val="22"/>
+        </w:numPr>
+        <w:spacing w:before="0" w:beforeAutospacing="0" w:after="0" w:afterAutospacing="0" w:line="360" w:lineRule="auto"/>
+        <w:ind w:left="0" w:firstLine="706"/>
+        <w:jc w:val="both"/>
+        <w:rPr>
+          <w:sz w:val="28"/>
+          <w:szCs w:val="28"/>
+        </w:rPr>
+      </w:pPr>
+      <w:r>
+        <w:rPr>
+          <w:sz w:val="28"/>
+          <w:szCs w:val="28"/>
+        </w:rPr>
+        <w:t xml:space="preserve">Встановлено, що вказівка відносних шляхів до файлів (наприклад, просто </w:t>
+      </w:r>
+      <w:r>
+        <w:rPr>
+          <w:rStyle w:val="HTML"/>
+          <w:rFonts w:ascii="Times New Roman" w:hAnsi="Times New Roman" w:cs="Times New Roman"/>
+          <w:sz w:val="28"/>
+          <w:szCs w:val="28"/>
+        </w:rPr>
+        <w:t>"in1.txt"</w:t>
+      </w:r>
+      <w:r>
+        <w:rPr>
+          <w:sz w:val="28"/>
+          <w:szCs w:val="28"/>
+        </w:rPr>
+        <w:t>) призводить до їх створення або пошуку у поточній робочій директорії виконуваного файлу.</w:t>
+      </w:r>
+    </w:p>
+    <w:p>
+      <w:pPr>
+        <w:pStyle w:val="a7"/>
+        <w:numPr>
+          <w:ilvl w:val="0"/>
+          <w:numId w:val="22"/>
+        </w:numPr>
+        <w:spacing w:before="0" w:beforeAutospacing="0" w:after="0" w:afterAutospacing="0" w:line="360" w:lineRule="auto"/>
+        <w:ind w:left="0" w:firstLine="706"/>
+        <w:jc w:val="both"/>
+        <w:rPr>
+          <w:sz w:val="28"/>
+          <w:szCs w:val="28"/>
+        </w:rPr>
+      </w:pPr>
+      <w:r>
+        <w:rPr>
+          <w:sz w:val="28"/>
+          <w:szCs w:val="28"/>
+        </w:rPr>
+        <w:t xml:space="preserve">Підтверджено ключовий принцип архітектури ПЗ: чітке розділення бізнес-логіки (модулі обробки файлів) та рівня представлення (консольне меню </w:t>
+      </w:r>
+      <w:r>
+        <w:rPr>
+          <w:rStyle w:val="HTML"/>
+          <w:rFonts w:ascii="Times New Roman" w:hAnsi="Times New Roman" w:cs="Times New Roman"/>
+          <w:sz w:val="28"/>
+          <w:szCs w:val="28"/>
+        </w:rPr>
+        <w:t>main.cpp</w:t>
+      </w:r>
+      <w:r>
+        <w:rPr>
+          <w:sz w:val="28"/>
+          <w:szCs w:val="28"/>
+        </w:rPr>
+        <w:t>).</w:t>
+      </w:r>
+    </w:p>
+    <w:p>
+      <w:pPr>
+        <w:pStyle w:val="a7"/>
+        <w:numPr>
+          <w:ilvl w:val="0"/>
+          <w:numId w:val="22"/>
+        </w:numPr>
+        <w:spacing w:before="0" w:beforeAutospacing="0" w:after="0" w:afterAutospacing="0" w:line="360" w:lineRule="auto"/>
+        <w:ind w:left="0" w:firstLine="706"/>
+        <w:jc w:val="both"/>
+        <w:rPr>
+          <w:sz w:val="28"/>
+          <w:szCs w:val="28"/>
+        </w:rPr>
+      </w:pPr>
+      <w:r>
+        <w:rPr>
+          <w:sz w:val="28"/>
+          <w:szCs w:val="28"/>
+        </w:rPr>
+        <w:t>Практично застосовано знання з теорії алгоритмів для побудови ефективних циклічних конструкцій, що мінімізують навантаження на процесор при обробці великих файлів.</w:t>
+      </w:r>
+    </w:p>
+    <w:p>
+      <w:pPr>
+        <w:pStyle w:val="a7"/>
+        <w:numPr>
+          <w:ilvl w:val="0"/>
+          <w:numId w:val="22"/>
+        </w:numPr>
+        <w:spacing w:before="0" w:beforeAutospacing="0" w:after="0" w:afterAutospacing="0" w:line="360" w:lineRule="auto"/>
+        <w:ind w:left="0" w:firstLine="706"/>
+        <w:jc w:val="both"/>
+        <w:rPr>
+          <w:sz w:val="28"/>
+          <w:szCs w:val="28"/>
+        </w:rPr>
+      </w:pPr>
+      <w:r>
+        <w:rPr>
+          <w:sz w:val="28"/>
+          <w:szCs w:val="28"/>
+        </w:rPr>
+        <w:t>Організація вихідного коду з використанням коментарів, відступів та логічних блоків повністю відповідає галузевим стандартам чистого коду (Clean Code).</w:t>
+      </w:r>
+    </w:p>
+    <w:p>
+      <w:pPr>
+        <w:pStyle w:val="a7"/>
+        <w:numPr>
+          <w:ilvl w:val="0"/>
+          <w:numId w:val="22"/>
+        </w:numPr>
+        <w:spacing w:before="0" w:beforeAutospacing="0" w:after="0" w:afterAutospacing="0" w:line="360" w:lineRule="auto"/>
+        <w:ind w:left="0" w:firstLine="706"/>
+        <w:jc w:val="both"/>
+        <w:rPr>
+          <w:sz w:val="28"/>
+          <w:szCs w:val="28"/>
+        </w:rPr>
+      </w:pPr>
+      <w:r>
+        <w:rPr>
+          <w:sz w:val="28"/>
+          <w:szCs w:val="28"/>
+        </w:rPr>
+        <w:t>Системне тестування методом "чорного ящика" виявилося надійним способом верифікації та валідації вимог до програмного забезпечення.</w:t>
+      </w:r>
+    </w:p>
+    <w:p>
+      <w:pPr>
+        <w:pStyle w:val="a7"/>
+        <w:numPr>
+          <w:ilvl w:val="0"/>
+          <w:numId w:val="22"/>
+        </w:numPr>
+        <w:spacing w:before="0" w:beforeAutospacing="0" w:after="0" w:afterAutospacing="0" w:line="360" w:lineRule="auto"/>
+        <w:ind w:left="0" w:firstLine="706"/>
+        <w:jc w:val="both"/>
+        <w:rPr>
+          <w:sz w:val="28"/>
+          <w:szCs w:val="28"/>
+        </w:rPr>
+      </w:pPr>
+      <w:r>
+        <w:rPr>
+          <w:sz w:val="28"/>
+          <w:szCs w:val="28"/>
+        </w:rPr>
+        <w:t>Набуто професійних навичок складання звітної документації, зокрема формалізації тестових сценаріїв у вигляді таблиць.</w:t>
+      </w:r>
+    </w:p>
+    <w:p>
+      <w:pPr>
+        <w:pStyle w:val="a7"/>
+        <w:numPr>
+          <w:ilvl w:val="0"/>
+          <w:numId w:val="22"/>
+        </w:numPr>
+        <w:spacing w:before="0" w:beforeAutospacing="0" w:after="0" w:afterAutospacing="0" w:line="360" w:lineRule="auto"/>
+        <w:ind w:left="0" w:firstLine="706"/>
+        <w:jc w:val="both"/>
+        <w:rPr>
+          <w:sz w:val="28"/>
+          <w:szCs w:val="28"/>
+        </w:rPr>
+      </w:pPr>
+      <w:r>
+        <w:rPr>
+          <w:sz w:val="28"/>
+          <w:szCs w:val="28"/>
+        </w:rPr>
+        <w:t>Використання кросплатформового середовища Code::Blocks разом з компілятором GNU GCC забезпечило надійну збірку, тестування та інтеграцію розробленого програмного рішення.</w:t>
+      </w:r>
+    </w:p>
+    <w:p>
+      <w:pPr>
+        <w:pStyle w:val="a7"/>
+        <w:spacing w:before="0" w:beforeAutospacing="0" w:after="0" w:afterAutospacing="0" w:line="360" w:lineRule="auto"/>
+        <w:ind w:firstLine="706"/>
+        <w:jc w:val="both"/>
+        <w:rPr>
+          <w:b/>
+          <w:bCs/>
+          <w:sz w:val="28"/>
+          <w:szCs w:val="28"/>
+        </w:rPr>
+      </w:pPr>
+    </w:p>
+    <w:p>
+      <w:pPr>
+        <w:pStyle w:val="a7"/>
+        <w:spacing w:before="0" w:beforeAutospacing="0" w:after="0" w:afterAutospacing="0" w:line="360" w:lineRule="auto"/>
+        <w:ind w:firstLine="706"/>
+        <w:jc w:val="both"/>
+        <w:rPr>
+          <w:b/>
+          <w:bCs/>
+          <w:sz w:val="28"/>
+          <w:szCs w:val="28"/>
+        </w:rPr>
+      </w:pPr>
+    </w:p>
+    <w:p>
+      <w:pPr>
+        <w:pStyle w:val="a7"/>
+        <w:spacing w:before="0" w:beforeAutospacing="0" w:after="0" w:afterAutospacing="0" w:line="360" w:lineRule="auto"/>
+        <w:ind w:firstLine="706"/>
+        <w:jc w:val="both"/>
+        <w:rPr>
+          <w:sz w:val="28"/>
+          <w:szCs w:val="28"/>
+        </w:rPr>
+      </w:pPr>
+      <w:r>
+        <w:rPr>
+          <w:b/>
+          <w:bCs/>
+          <w:sz w:val="28"/>
+          <w:szCs w:val="28"/>
+        </w:rPr>
+        <w:lastRenderedPageBreak/>
+        <w:t>Особисті враження, пропозиції та конструктивна критика:</w:t>
+      </w:r>
+    </w:p>
+    <w:p>
+      <w:pPr>
+        <w:pStyle w:val="a7"/>
+        <w:spacing w:before="0" w:beforeAutospacing="0" w:after="0" w:afterAutospacing="0" w:line="360" w:lineRule="auto"/>
+        <w:ind w:firstLine="706"/>
+        <w:jc w:val="both"/>
+        <w:rPr>
+          <w:sz w:val="28"/>
+          <w:szCs w:val="28"/>
+        </w:rPr>
+      </w:pPr>
+      <w:r>
+        <w:rPr>
+          <w:sz w:val="28"/>
+          <w:szCs w:val="28"/>
+        </w:rPr>
+        <w:t xml:space="preserve">Робота виявилася надзвичайно цікавою, оскільки вона охоплює реальні практичні задачі: створення та парсинг текстових файлів, роботу зі строками та часом. Найбільше враження справило використання стандартних бібліотек </w:t>
+      </w:r>
+      <w:r>
+        <w:rPr>
+          <w:rStyle w:val="HTML"/>
+          <w:rFonts w:ascii="Times New Roman" w:hAnsi="Times New Roman" w:cs="Times New Roman"/>
+          <w:sz w:val="28"/>
+          <w:szCs w:val="28"/>
+        </w:rPr>
+        <w:t>&lt;fstream&gt;</w:t>
+      </w:r>
+      <w:r>
+        <w:rPr>
+          <w:sz w:val="28"/>
+          <w:szCs w:val="28"/>
+        </w:rPr>
+        <w:t xml:space="preserve"> та </w:t>
+      </w:r>
+      <w:r>
+        <w:rPr>
+          <w:rStyle w:val="HTML"/>
+          <w:rFonts w:ascii="Times New Roman" w:hAnsi="Times New Roman" w:cs="Times New Roman"/>
+          <w:sz w:val="28"/>
+          <w:szCs w:val="28"/>
+        </w:rPr>
+        <w:t>&lt;ctime&gt;</w:t>
+      </w:r>
+      <w:r>
+        <w:rPr>
+          <w:sz w:val="28"/>
+          <w:szCs w:val="28"/>
+        </w:rPr>
+        <w:t>, які дозволяють виконувати складні операції з файловою системою буквально кількома рядками коду. Досить корисним був досвід реалізації архітектури з автоматичним тестовим драйвером (</w:t>
+      </w:r>
+      <w:r>
+        <w:rPr>
+          <w:rStyle w:val="HTML"/>
+          <w:rFonts w:ascii="Times New Roman" w:hAnsi="Times New Roman" w:cs="Times New Roman"/>
+          <w:sz w:val="28"/>
+          <w:szCs w:val="28"/>
+        </w:rPr>
+        <w:t>TestDriver</w:t>
+      </w:r>
+      <w:r>
+        <w:rPr>
+          <w:sz w:val="28"/>
+          <w:szCs w:val="28"/>
+        </w:rPr>
+        <w:t>) — це наочно продемонструвало переваги автоматизованого тестування над ручним введенням даних.</w:t>
+      </w:r>
     </w:p>
     <w:p/>
     <w:sectPr>
